--- a/Memoria_sistemes_distribuits.docx
+++ b/Memoria_sistemes_distribuits.docx
@@ -5,99 +5,168 @@
     <w:p>
       <w:pPr>
         <w:pStyle w:val="Ttulo"/>
-        <w:rPr>
-          <w:lang w:val="es-ES"/>
-        </w:rPr>
       </w:pPr>
       <w:proofErr w:type="spellStart"/>
       <w:r>
-        <w:rPr>
-          <w:lang w:val="es-ES"/>
-        </w:rPr>
-        <w:t>Memòria</w:t>
-      </w:r>
-      <w:proofErr w:type="spellEnd"/>
-      <w:r>
-        <w:rPr>
-          <w:lang w:val="es-ES"/>
-        </w:rPr>
-        <w:t xml:space="preserve"> de la </w:t>
-      </w:r>
-      <w:proofErr w:type="spellStart"/>
-      <w:r>
-        <w:rPr>
-          <w:lang w:val="es-ES"/>
-        </w:rPr>
-        <w:t>pràctica</w:t>
-      </w:r>
-      <w:proofErr w:type="spellEnd"/>
-      <w:r>
-        <w:rPr>
-          <w:lang w:val="es-ES"/>
-        </w:rPr>
-        <w:t xml:space="preserve"> de </w:t>
-      </w:r>
-      <w:proofErr w:type="spellStart"/>
-      <w:r>
-        <w:rPr>
-          <w:lang w:val="es-ES"/>
-        </w:rPr>
-        <w:t>sistemes</w:t>
-      </w:r>
-      <w:proofErr w:type="spellEnd"/>
-      <w:r>
-        <w:rPr>
-          <w:lang w:val="es-ES"/>
-        </w:rPr>
-        <w:t xml:space="preserve"> </w:t>
-      </w:r>
-      <w:proofErr w:type="spellStart"/>
-      <w:r>
-        <w:rPr>
-          <w:lang w:val="es-ES"/>
-        </w:rPr>
-        <w:t>distribuïts</w:t>
-      </w:r>
-      <w:proofErr w:type="spellEnd"/>
+        <w:t>S</w:t>
+      </w:r>
+      <w:r>
+        <w:t>istemes</w:t>
+      </w:r>
+      <w:proofErr w:type="spellEnd"/>
+      <w:r>
+        <w:t xml:space="preserve"> </w:t>
+      </w:r>
+      <w:proofErr w:type="spellStart"/>
+      <w:r>
+        <w:t>D</w:t>
+      </w:r>
+      <w:r>
+        <w:t>istribuïts</w:t>
+      </w:r>
+      <w:proofErr w:type="spellEnd"/>
+      <w:r>
+        <w:t xml:space="preserve"> – A </w:t>
+      </w:r>
+      <w:r>
+        <w:t>Naïve</w:t>
+      </w:r>
+      <w:r>
+        <w:t xml:space="preserve"> View</w:t>
+      </w:r>
     </w:p>
     <w:p>
       <w:pPr>
         <w:pStyle w:val="Subttulo"/>
-        <w:rPr>
-          <w:lang w:val="es-ES"/>
-        </w:rPr>
       </w:pPr>
-      <w:r>
-        <w:rPr>
-          <w:lang w:val="es-ES"/>
-        </w:rPr>
-        <w:t xml:space="preserve">Variable compartida </w:t>
-      </w:r>
-      <w:proofErr w:type="spellStart"/>
-      <w:r>
-        <w:rPr>
-          <w:lang w:val="es-ES"/>
-        </w:rPr>
-        <w:t>amb</w:t>
-      </w:r>
-      <w:proofErr w:type="spellEnd"/>
-      <w:r>
-        <w:rPr>
-          <w:lang w:val="es-ES"/>
-        </w:rPr>
-        <w:t xml:space="preserve"> sockets TCP</w:t>
+      <w:proofErr w:type="spellStart"/>
+      <w:r>
+        <w:t>P</w:t>
+      </w:r>
+      <w:r>
+        <w:t>ràctica</w:t>
+      </w:r>
+      <w:proofErr w:type="spellEnd"/>
+      <w:r>
+        <w:t xml:space="preserve"> 1</w:t>
       </w:r>
     </w:p>
+    <w:p/>
+    <w:p/>
+    <w:p/>
+    <w:p/>
+    <w:p/>
+    <w:p/>
+    <w:p/>
+    <w:p/>
+    <w:p/>
+    <w:p/>
+    <w:p/>
+    <w:p/>
+    <w:p/>
+    <w:p/>
+    <w:p/>
+    <w:p/>
+    <w:p/>
+    <w:p/>
+    <w:p/>
+    <w:p/>
+    <w:p/>
+    <w:p/>
+    <w:p/>
+    <w:p/>
+    <w:p/>
+    <w:tbl>
+      <w:tblPr>
+        <w:tblStyle w:val="Tablaconcuadrcula"/>
+        <w:tblW w:w="0" w:type="auto"/>
+        <w:tblInd w:w="38" w:type="dxa"/>
+        <w:tblLook w:val="04A0" w:firstRow="1" w:lastRow="0" w:firstColumn="1" w:lastColumn="0" w:noHBand="0" w:noVBand="1"/>
+      </w:tblPr>
+      <w:tblGrid>
+        <w:gridCol w:w="4776"/>
+        <w:gridCol w:w="4776"/>
+      </w:tblGrid>
+      <w:tr>
+        <w:tc>
+          <w:tcPr>
+            <w:tcW w:w="4776" w:type="dxa"/>
+            <w:shd w:val="clear" w:color="auto" w:fill="B8CCE4" w:themeFill="accent1" w:themeFillTint="66"/>
+          </w:tcPr>
+          <w:p>
+            <w:r>
+              <w:t>Nom</w:t>
+            </w:r>
+          </w:p>
+        </w:tc>
+        <w:tc>
+          <w:tcPr>
+            <w:tcW w:w="4776" w:type="dxa"/>
+            <w:shd w:val="clear" w:color="auto" w:fill="B8CCE4" w:themeFill="accent1" w:themeFillTint="66"/>
+          </w:tcPr>
+          <w:p>
+            <w:r>
+              <w:t>Login</w:t>
+            </w:r>
+          </w:p>
+        </w:tc>
+      </w:tr>
+      <w:tr>
+        <w:tc>
+          <w:tcPr>
+            <w:tcW w:w="4776" w:type="dxa"/>
+          </w:tcPr>
+          <w:p>
+            <w:r>
+              <w:t>Antonio Duran</w:t>
+            </w:r>
+          </w:p>
+        </w:tc>
+        <w:tc>
+          <w:tcPr>
+            <w:tcW w:w="4776" w:type="dxa"/>
+          </w:tcPr>
+          <w:p>
+            <w:proofErr w:type="spellStart"/>
+            <w:proofErr w:type="gramStart"/>
+            <w:r>
+              <w:t>antonio.d</w:t>
+            </w:r>
+            <w:proofErr w:type="spellEnd"/>
+            <w:proofErr w:type="gramEnd"/>
+          </w:p>
+        </w:tc>
+      </w:tr>
+      <w:tr>
+        <w:tc>
+          <w:tcPr>
+            <w:tcW w:w="4776" w:type="dxa"/>
+          </w:tcPr>
+          <w:p>
+            <w:r>
+              <w:t>Arnau González</w:t>
+            </w:r>
+          </w:p>
+        </w:tc>
+        <w:tc>
+          <w:tcPr>
+            <w:tcW w:w="4776" w:type="dxa"/>
+          </w:tcPr>
+          <w:p>
+            <w:proofErr w:type="spellStart"/>
+            <w:proofErr w:type="gramStart"/>
+            <w:r>
+              <w:t>arnau.gonzalez</w:t>
+            </w:r>
+            <w:proofErr w:type="spellEnd"/>
+            <w:proofErr w:type="gramEnd"/>
+          </w:p>
+        </w:tc>
+      </w:tr>
+    </w:tbl>
+    <w:p/>
     <w:p>
-      <w:pPr>
-        <w:rPr>
-          <w:lang w:val="es-ES"/>
-        </w:rPr>
-      </w:pPr>
-      <w:r>
-        <w:rPr>
-          <w:lang w:val="es-ES"/>
-        </w:rPr>
+      <w:r>
         <w:br w:type="page"/>
       </w:r>
     </w:p>
@@ -163,7 +232,7 @@
           <w:r>
             <w:fldChar w:fldCharType="separate"/>
           </w:r>
-          <w:hyperlink w:anchor="_Toc241651815" w:history="1">
+          <w:hyperlink w:anchor="_Toc241831239" w:history="1">
             <w:r>
               <w:rPr>
                 <w:rStyle w:val="Hipervnculo"/>
@@ -191,7 +260,7 @@
                 <w:noProof/>
                 <w:webHidden/>
               </w:rPr>
-              <w:instrText xml:space="preserve"> PAGEREF _Toc241651815 \h </w:instrText>
+              <w:instrText xml:space="preserve"> PAGEREF _Toc241831239 \h </w:instrText>
             </w:r>
             <w:r>
               <w:rPr>
@@ -239,7 +308,7 @@
               <w14:ligatures w14:val="standardContextual"/>
             </w:rPr>
           </w:pPr>
-          <w:hyperlink w:anchor="_Toc241651816" w:history="1">
+          <w:hyperlink w:anchor="_Toc241831240" w:history="1">
             <w:r>
               <w:rPr>
                 <w:rStyle w:val="Hipervnculo"/>
@@ -267,7 +336,83 @@
                 <w:noProof/>
                 <w:webHidden/>
               </w:rPr>
-              <w:instrText xml:space="preserve"> PAGEREF _Toc241651816 \h </w:instrText>
+              <w:instrText xml:space="preserve"> PAGEREF _Toc241831240 \h </w:instrText>
+            </w:r>
+            <w:r>
+              <w:rPr>
+                <w:noProof/>
+                <w:webHidden/>
+              </w:rPr>
+            </w:r>
+            <w:r>
+              <w:rPr>
+                <w:noProof/>
+                <w:webHidden/>
+              </w:rPr>
+              <w:fldChar w:fldCharType="separate"/>
+            </w:r>
+            <w:r>
+              <w:rPr>
+                <w:noProof/>
+                <w:webHidden/>
+              </w:rPr>
+              <w:t>4</w:t>
+            </w:r>
+            <w:r>
+              <w:rPr>
+                <w:noProof/>
+                <w:webHidden/>
+              </w:rPr>
+              <w:fldChar w:fldCharType="end"/>
+            </w:r>
+          </w:hyperlink>
+        </w:p>
+        <w:p>
+          <w:pPr>
+            <w:pStyle w:val="TDC1"/>
+            <w:tabs>
+              <w:tab w:val="right" w:leader="dot" w:pos="9402"/>
+            </w:tabs>
+            <w:rPr>
+              <w:rFonts w:asciiTheme="minorHAnsi" w:hAnsiTheme="minorHAnsi"/>
+              <w:noProof/>
+              <w:color w:val="auto"/>
+              <w:kern w:val="2"/>
+              <w:sz w:val="24"/>
+              <w:szCs w:val="24"/>
+              <w:lang w:val="es-ES" w:eastAsia="es-ES"/>
+              <w14:ligatures w14:val="standardContextual"/>
+            </w:rPr>
+          </w:pPr>
+          <w:hyperlink w:anchor="_Toc241831241" w:history="1">
+            <w:r>
+              <w:rPr>
+                <w:rStyle w:val="Hipervnculo"/>
+                <w:noProof/>
+                <w:lang w:val="es-ES"/>
+              </w:rPr>
+              <w:t>3 Protocol i correcció</w:t>
+            </w:r>
+            <w:r>
+              <w:rPr>
+                <w:noProof/>
+                <w:webHidden/>
+              </w:rPr>
+              <w:tab/>
+            </w:r>
+            <w:r>
+              <w:rPr>
+                <w:noProof/>
+                <w:webHidden/>
+              </w:rPr>
+              <w:fldChar w:fldCharType="begin"/>
+            </w:r>
+            <w:r>
+              <w:rPr>
+                <w:noProof/>
+                <w:webHidden/>
+              </w:rPr>
+              <w:instrText xml:space="preserve"> PAGEREF _Toc241831241 \h </w:instrText>
             </w:r>
             <w:r>
               <w:rPr>
@@ -300,7 +445,7 @@
         </w:p>
         <w:p>
           <w:pPr>
-            <w:pStyle w:val="TDC1"/>
+            <w:pStyle w:val="TDC2"/>
             <w:tabs>
               <w:tab w:val="right" w:leader="dot" w:pos="9402"/>
             </w:tabs>
@@ -315,14 +460,14 @@
               <w14:ligatures w14:val="standardContextual"/>
             </w:rPr>
           </w:pPr>
-          <w:hyperlink w:anchor="_Toc241651817" w:history="1">
+          <w:hyperlink w:anchor="_Toc241831242" w:history="1">
             <w:r>
               <w:rPr>
                 <w:rStyle w:val="Hipervnculo"/>
                 <w:noProof/>
                 <w:lang w:val="es-ES"/>
               </w:rPr>
-              <w:t>3 Protocol i correcció</w:t>
+              <w:t>Per què no es perden increments?</w:t>
             </w:r>
             <w:r>
               <w:rPr>
@@ -343,7 +488,234 @@
                 <w:noProof/>
                 <w:webHidden/>
               </w:rPr>
-              <w:instrText xml:space="preserve"> PAGEREF _Toc241651817 \h </w:instrText>
+              <w:instrText xml:space="preserve"> PAGEREF _Toc241831242 \h </w:instrText>
+            </w:r>
+            <w:r>
+              <w:rPr>
+                <w:noProof/>
+                <w:webHidden/>
+              </w:rPr>
+            </w:r>
+            <w:r>
+              <w:rPr>
+                <w:noProof/>
+                <w:webHidden/>
+              </w:rPr>
+              <w:fldChar w:fldCharType="separate"/>
+            </w:r>
+            <w:r>
+              <w:rPr>
+                <w:noProof/>
+                <w:webHidden/>
+              </w:rPr>
+              <w:t>6</w:t>
+            </w:r>
+            <w:r>
+              <w:rPr>
+                <w:noProof/>
+                <w:webHidden/>
+              </w:rPr>
+              <w:fldChar w:fldCharType="end"/>
+            </w:r>
+          </w:hyperlink>
+        </w:p>
+        <w:p>
+          <w:pPr>
+            <w:pStyle w:val="TDC1"/>
+            <w:tabs>
+              <w:tab w:val="right" w:leader="dot" w:pos="9402"/>
+            </w:tabs>
+            <w:rPr>
+              <w:rFonts w:asciiTheme="minorHAnsi" w:hAnsiTheme="minorHAnsi"/>
+              <w:noProof/>
+              <w:color w:val="auto"/>
+              <w:kern w:val="2"/>
+              <w:sz w:val="24"/>
+              <w:szCs w:val="24"/>
+              <w:lang w:val="es-ES" w:eastAsia="es-ES"/>
+              <w14:ligatures w14:val="standardContextual"/>
+            </w:rPr>
+          </w:pPr>
+          <w:hyperlink w:anchor="_Toc241831243" w:history="1">
+            <w:r>
+              <w:rPr>
+                <w:rStyle w:val="Hipervnculo"/>
+                <w:noProof/>
+              </w:rPr>
+              <w:t>4 Proves i resultats</w:t>
+            </w:r>
+            <w:r>
+              <w:rPr>
+                <w:noProof/>
+                <w:webHidden/>
+              </w:rPr>
+              <w:tab/>
+            </w:r>
+            <w:r>
+              <w:rPr>
+                <w:noProof/>
+                <w:webHidden/>
+              </w:rPr>
+              <w:fldChar w:fldCharType="begin"/>
+            </w:r>
+            <w:r>
+              <w:rPr>
+                <w:noProof/>
+                <w:webHidden/>
+              </w:rPr>
+              <w:instrText xml:space="preserve"> PAGEREF _Toc241831243 \h </w:instrText>
+            </w:r>
+            <w:r>
+              <w:rPr>
+                <w:noProof/>
+                <w:webHidden/>
+              </w:rPr>
+            </w:r>
+            <w:r>
+              <w:rPr>
+                <w:noProof/>
+                <w:webHidden/>
+              </w:rPr>
+              <w:fldChar w:fldCharType="separate"/>
+            </w:r>
+            <w:r>
+              <w:rPr>
+                <w:noProof/>
+                <w:webHidden/>
+              </w:rPr>
+              <w:t>6</w:t>
+            </w:r>
+            <w:r>
+              <w:rPr>
+                <w:noProof/>
+                <w:webHidden/>
+              </w:rPr>
+              <w:fldChar w:fldCharType="end"/>
+            </w:r>
+          </w:hyperlink>
+        </w:p>
+        <w:p>
+          <w:pPr>
+            <w:pStyle w:val="TDC2"/>
+            <w:tabs>
+              <w:tab w:val="right" w:leader="dot" w:pos="9402"/>
+            </w:tabs>
+            <w:rPr>
+              <w:rFonts w:asciiTheme="minorHAnsi" w:hAnsiTheme="minorHAnsi"/>
+              <w:noProof/>
+              <w:color w:val="auto"/>
+              <w:kern w:val="2"/>
+              <w:sz w:val="24"/>
+              <w:szCs w:val="24"/>
+              <w:lang w:val="es-ES" w:eastAsia="es-ES"/>
+              <w14:ligatures w14:val="standardContextual"/>
+            </w:rPr>
+          </w:pPr>
+          <w:hyperlink w:anchor="_Toc241831244" w:history="1">
+            <w:r>
+              <w:rPr>
+                <w:rStyle w:val="Hipervnculo"/>
+                <w:noProof/>
+                <w:lang w:val="es-ES"/>
+              </w:rPr>
+              <w:t>Interpretació de la sortida</w:t>
+            </w:r>
+            <w:r>
+              <w:rPr>
+                <w:noProof/>
+                <w:webHidden/>
+              </w:rPr>
+              <w:tab/>
+            </w:r>
+            <w:r>
+              <w:rPr>
+                <w:noProof/>
+                <w:webHidden/>
+              </w:rPr>
+              <w:fldChar w:fldCharType="begin"/>
+            </w:r>
+            <w:r>
+              <w:rPr>
+                <w:noProof/>
+                <w:webHidden/>
+              </w:rPr>
+              <w:instrText xml:space="preserve"> PAGEREF _Toc241831244 \h </w:instrText>
+            </w:r>
+            <w:r>
+              <w:rPr>
+                <w:noProof/>
+                <w:webHidden/>
+              </w:rPr>
+            </w:r>
+            <w:r>
+              <w:rPr>
+                <w:noProof/>
+                <w:webHidden/>
+              </w:rPr>
+              <w:fldChar w:fldCharType="separate"/>
+            </w:r>
+            <w:r>
+              <w:rPr>
+                <w:noProof/>
+                <w:webHidden/>
+              </w:rPr>
+              <w:t>6</w:t>
+            </w:r>
+            <w:r>
+              <w:rPr>
+                <w:noProof/>
+                <w:webHidden/>
+              </w:rPr>
+              <w:fldChar w:fldCharType="end"/>
+            </w:r>
+          </w:hyperlink>
+        </w:p>
+        <w:p>
+          <w:pPr>
+            <w:pStyle w:val="TDC1"/>
+            <w:tabs>
+              <w:tab w:val="right" w:leader="dot" w:pos="9402"/>
+            </w:tabs>
+            <w:rPr>
+              <w:rFonts w:asciiTheme="minorHAnsi" w:hAnsiTheme="minorHAnsi"/>
+              <w:noProof/>
+              <w:color w:val="auto"/>
+              <w:kern w:val="2"/>
+              <w:sz w:val="24"/>
+              <w:szCs w:val="24"/>
+              <w:lang w:val="es-ES" w:eastAsia="es-ES"/>
+              <w14:ligatures w14:val="standardContextual"/>
+            </w:rPr>
+          </w:pPr>
+          <w:hyperlink w:anchor="_Toc241831245" w:history="1">
+            <w:r>
+              <w:rPr>
+                <w:rStyle w:val="Hipervnculo"/>
+                <w:noProof/>
+                <w:lang w:val="es-ES"/>
+              </w:rPr>
+              <w:t>5 Rendiment i escalabilitat</w:t>
+            </w:r>
+            <w:r>
+              <w:rPr>
+                <w:noProof/>
+                <w:webHidden/>
+              </w:rPr>
+              <w:tab/>
+            </w:r>
+            <w:r>
+              <w:rPr>
+                <w:noProof/>
+                <w:webHidden/>
+              </w:rPr>
+              <w:fldChar w:fldCharType="begin"/>
+            </w:r>
+            <w:r>
+              <w:rPr>
+                <w:noProof/>
+                <w:webHidden/>
+              </w:rPr>
+              <w:instrText xml:space="preserve"> PAGEREF _Toc241831245 \h </w:instrText>
             </w:r>
             <w:r>
               <w:rPr>
@@ -391,14 +763,14 @@
               <w14:ligatures w14:val="standardContextual"/>
             </w:rPr>
           </w:pPr>
-          <w:hyperlink w:anchor="_Toc241651818" w:history="1">
+          <w:hyperlink w:anchor="_Toc241831246" w:history="1">
             <w:r>
               <w:rPr>
                 <w:rStyle w:val="Hipervnculo"/>
                 <w:noProof/>
                 <w:lang w:val="es-ES"/>
               </w:rPr>
-              <w:t>Per què no es perden increments</w:t>
+              <w:t>Cost de comunicació</w:t>
             </w:r>
             <w:r>
               <w:rPr>
@@ -419,7 +791,7 @@
                 <w:noProof/>
                 <w:webHidden/>
               </w:rPr>
-              <w:instrText xml:space="preserve"> PAGEREF _Toc241651818 \h </w:instrText>
+              <w:instrText xml:space="preserve"> PAGEREF _Toc241831246 \h </w:instrText>
             </w:r>
             <w:r>
               <w:rPr>
@@ -439,7 +811,7 @@
                 <w:noProof/>
                 <w:webHidden/>
               </w:rPr>
-              <w:t>7</w:t>
+              <w:t>8</w:t>
             </w:r>
             <w:r>
               <w:rPr>
@@ -467,14 +839,14 @@
               <w14:ligatures w14:val="standardContextual"/>
             </w:rPr>
           </w:pPr>
-          <w:hyperlink w:anchor="_Toc241651819" w:history="1">
+          <w:hyperlink w:anchor="_Toc241831247" w:history="1">
             <w:r>
               <w:rPr>
                 <w:rStyle w:val="Hipervnculo"/>
                 <w:noProof/>
                 <w:lang w:val="es-ES"/>
               </w:rPr>
-              <w:t>4 Proves i resultats</w:t>
+              <w:t>6 Limitacions i incorporació de nodes</w:t>
             </w:r>
             <w:r>
               <w:rPr>
@@ -495,7 +867,7 @@
                 <w:noProof/>
                 <w:webHidden/>
               </w:rPr>
-              <w:instrText xml:space="preserve"> PAGEREF _Toc241651819 \h </w:instrText>
+              <w:instrText xml:space="preserve"> PAGEREF _Toc241831247 \h </w:instrText>
             </w:r>
             <w:r>
               <w:rPr>
@@ -515,7 +887,7 @@
                 <w:noProof/>
                 <w:webHidden/>
               </w:rPr>
-              <w:t>9</w:t>
+              <w:t>8</w:t>
             </w:r>
             <w:r>
               <w:rPr>
@@ -543,14 +915,14 @@
               <w14:ligatures w14:val="standardContextual"/>
             </w:rPr>
           </w:pPr>
-          <w:hyperlink w:anchor="_Toc241651820" w:history="1">
+          <w:hyperlink w:anchor="_Toc241831248" w:history="1">
             <w:r>
               <w:rPr>
                 <w:rStyle w:val="Hipervnculo"/>
                 <w:noProof/>
                 <w:lang w:val="es-ES"/>
               </w:rPr>
-              <w:t>Pel que fa a la sortida que es mostra per pantalla, s'ha buscat un format molt clar i directe per seguir l'evolució de cada procés:</w:t>
+              <w:t>Limitacions de la solució</w:t>
             </w:r>
             <w:r>
               <w:rPr>
@@ -571,7 +943,7 @@
                 <w:noProof/>
                 <w:webHidden/>
               </w:rPr>
-              <w:instrText xml:space="preserve"> PAGEREF _Toc241651820 \h </w:instrText>
+              <w:instrText xml:space="preserve"> PAGEREF _Toc241831248 \h </w:instrText>
             </w:r>
             <w:r>
               <w:rPr>
@@ -591,7 +963,7 @@
                 <w:noProof/>
                 <w:webHidden/>
               </w:rPr>
-              <w:t>9</w:t>
+              <w:t>8</w:t>
             </w:r>
             <w:r>
               <w:rPr>
@@ -619,14 +991,14 @@
               <w14:ligatures w14:val="standardContextual"/>
             </w:rPr>
           </w:pPr>
-          <w:hyperlink w:anchor="_Toc241651821" w:history="1">
+          <w:hyperlink w:anchor="_Toc241831249" w:history="1">
             <w:r>
               <w:rPr>
                 <w:rStyle w:val="Hipervnculo"/>
                 <w:noProof/>
                 <w:lang w:val="es-ES"/>
               </w:rPr>
-              <w:t>Interpretació de la sortida</w:t>
+              <w:t>Què canviaria per afegir un node durant l’execució</w:t>
             </w:r>
             <w:r>
               <w:rPr>
@@ -647,7 +1019,7 @@
                 <w:noProof/>
                 <w:webHidden/>
               </w:rPr>
-              <w:instrText xml:space="preserve"> PAGEREF _Toc241651821 \h </w:instrText>
+              <w:instrText xml:space="preserve"> PAGEREF _Toc241831249 \h </w:instrText>
             </w:r>
             <w:r>
               <w:rPr>
@@ -667,7 +1039,7 @@
                 <w:noProof/>
                 <w:webHidden/>
               </w:rPr>
-              <w:t>9</w:t>
+              <w:t>8</w:t>
             </w:r>
             <w:r>
               <w:rPr>
@@ -695,14 +1067,14 @@
               <w14:ligatures w14:val="standardContextual"/>
             </w:rPr>
           </w:pPr>
-          <w:hyperlink w:anchor="_Toc241651822" w:history="1">
+          <w:hyperlink w:anchor="_Toc241831250" w:history="1">
             <w:r>
               <w:rPr>
                 <w:rStyle w:val="Hipervnculo"/>
                 <w:noProof/>
                 <w:lang w:val="es-ES"/>
               </w:rPr>
-              <w:t>5 Rendiment i escalabilitat</w:t>
+              <w:t>7 Conclusions</w:t>
             </w:r>
             <w:r>
               <w:rPr>
@@ -723,7 +1095,7 @@
                 <w:noProof/>
                 <w:webHidden/>
               </w:rPr>
-              <w:instrText xml:space="preserve"> PAGEREF _Toc241651822 \h </w:instrText>
+              <w:instrText xml:space="preserve"> PAGEREF _Toc241831250 \h </w:instrText>
             </w:r>
             <w:r>
               <w:rPr>
@@ -755,611 +1127,6 @@
           </w:hyperlink>
         </w:p>
         <w:p>
-          <w:pPr>
-            <w:pStyle w:val="TDC2"/>
-            <w:tabs>
-              <w:tab w:val="right" w:leader="dot" w:pos="9402"/>
-            </w:tabs>
-            <w:rPr>
-              <w:rFonts w:asciiTheme="minorHAnsi" w:hAnsiTheme="minorHAnsi"/>
-              <w:noProof/>
-              <w:color w:val="auto"/>
-              <w:kern w:val="2"/>
-              <w:sz w:val="24"/>
-              <w:szCs w:val="24"/>
-              <w:lang w:val="es-ES" w:eastAsia="es-ES"/>
-              <w14:ligatures w14:val="standardContextual"/>
-            </w:rPr>
-          </w:pPr>
-          <w:hyperlink w:anchor="_Toc241651823" w:history="1">
-            <w:r>
-              <w:rPr>
-                <w:rStyle w:val="Hipervnculo"/>
-                <w:noProof/>
-                <w:lang w:val="es-ES"/>
-              </w:rPr>
-              <w:t>Cost de comunicació</w:t>
-            </w:r>
-            <w:r>
-              <w:rPr>
-                <w:noProof/>
-                <w:webHidden/>
-              </w:rPr>
-              <w:tab/>
-            </w:r>
-            <w:r>
-              <w:rPr>
-                <w:noProof/>
-                <w:webHidden/>
-              </w:rPr>
-              <w:fldChar w:fldCharType="begin"/>
-            </w:r>
-            <w:r>
-              <w:rPr>
-                <w:noProof/>
-                <w:webHidden/>
-              </w:rPr>
-              <w:instrText xml:space="preserve"> PAGEREF _Toc241651823 \h </w:instrText>
-            </w:r>
-            <w:r>
-              <w:rPr>
-                <w:noProof/>
-                <w:webHidden/>
-              </w:rPr>
-            </w:r>
-            <w:r>
-              <w:rPr>
-                <w:noProof/>
-                <w:webHidden/>
-              </w:rPr>
-              <w:fldChar w:fldCharType="separate"/>
-            </w:r>
-            <w:r>
-              <w:rPr>
-                <w:noProof/>
-                <w:webHidden/>
-              </w:rPr>
-              <w:t>10</w:t>
-            </w:r>
-            <w:r>
-              <w:rPr>
-                <w:noProof/>
-                <w:webHidden/>
-              </w:rPr>
-              <w:fldChar w:fldCharType="end"/>
-            </w:r>
-          </w:hyperlink>
-        </w:p>
-        <w:p>
-          <w:pPr>
-            <w:pStyle w:val="TDC1"/>
-            <w:tabs>
-              <w:tab w:val="right" w:leader="dot" w:pos="9402"/>
-            </w:tabs>
-            <w:rPr>
-              <w:rFonts w:asciiTheme="minorHAnsi" w:hAnsiTheme="minorHAnsi"/>
-              <w:noProof/>
-              <w:color w:val="auto"/>
-              <w:kern w:val="2"/>
-              <w:sz w:val="24"/>
-              <w:szCs w:val="24"/>
-              <w:lang w:val="es-ES" w:eastAsia="es-ES"/>
-              <w14:ligatures w14:val="standardContextual"/>
-            </w:rPr>
-          </w:pPr>
-          <w:hyperlink w:anchor="_Toc241651824" w:history="1">
-            <w:r>
-              <w:rPr>
-                <w:rStyle w:val="Hipervnculo"/>
-                <w:noProof/>
-                <w:lang w:val="es-ES"/>
-              </w:rPr>
-              <w:t>6 Limitacions i incorporació de nodes</w:t>
-            </w:r>
-            <w:r>
-              <w:rPr>
-                <w:noProof/>
-                <w:webHidden/>
-              </w:rPr>
-              <w:tab/>
-            </w:r>
-            <w:r>
-              <w:rPr>
-                <w:noProof/>
-                <w:webHidden/>
-              </w:rPr>
-              <w:fldChar w:fldCharType="begin"/>
-            </w:r>
-            <w:r>
-              <w:rPr>
-                <w:noProof/>
-                <w:webHidden/>
-              </w:rPr>
-              <w:instrText xml:space="preserve"> PAGEREF _Toc241651824 \h </w:instrText>
-            </w:r>
-            <w:r>
-              <w:rPr>
-                <w:noProof/>
-                <w:webHidden/>
-              </w:rPr>
-            </w:r>
-            <w:r>
-              <w:rPr>
-                <w:noProof/>
-                <w:webHidden/>
-              </w:rPr>
-              <w:fldChar w:fldCharType="separate"/>
-            </w:r>
-            <w:r>
-              <w:rPr>
-                <w:noProof/>
-                <w:webHidden/>
-              </w:rPr>
-              <w:t>11</w:t>
-            </w:r>
-            <w:r>
-              <w:rPr>
-                <w:noProof/>
-                <w:webHidden/>
-              </w:rPr>
-              <w:fldChar w:fldCharType="end"/>
-            </w:r>
-          </w:hyperlink>
-        </w:p>
-        <w:p>
-          <w:pPr>
-            <w:pStyle w:val="TDC2"/>
-            <w:tabs>
-              <w:tab w:val="right" w:leader="dot" w:pos="9402"/>
-            </w:tabs>
-            <w:rPr>
-              <w:rFonts w:asciiTheme="minorHAnsi" w:hAnsiTheme="minorHAnsi"/>
-              <w:noProof/>
-              <w:color w:val="auto"/>
-              <w:kern w:val="2"/>
-              <w:sz w:val="24"/>
-              <w:szCs w:val="24"/>
-              <w:lang w:val="es-ES" w:eastAsia="es-ES"/>
-              <w14:ligatures w14:val="standardContextual"/>
-            </w:rPr>
-          </w:pPr>
-          <w:hyperlink w:anchor="_Toc241651825" w:history="1">
-            <w:r>
-              <w:rPr>
-                <w:rStyle w:val="Hipervnculo"/>
-                <w:noProof/>
-                <w:lang w:val="es-ES"/>
-              </w:rPr>
-              <w:t>Limitacions de la solució</w:t>
-            </w:r>
-            <w:r>
-              <w:rPr>
-                <w:noProof/>
-                <w:webHidden/>
-              </w:rPr>
-              <w:tab/>
-            </w:r>
-            <w:r>
-              <w:rPr>
-                <w:noProof/>
-                <w:webHidden/>
-              </w:rPr>
-              <w:fldChar w:fldCharType="begin"/>
-            </w:r>
-            <w:r>
-              <w:rPr>
-                <w:noProof/>
-                <w:webHidden/>
-              </w:rPr>
-              <w:instrText xml:space="preserve"> PAGEREF _Toc241651825 \h </w:instrText>
-            </w:r>
-            <w:r>
-              <w:rPr>
-                <w:noProof/>
-                <w:webHidden/>
-              </w:rPr>
-            </w:r>
-            <w:r>
-              <w:rPr>
-                <w:noProof/>
-                <w:webHidden/>
-              </w:rPr>
-              <w:fldChar w:fldCharType="separate"/>
-            </w:r>
-            <w:r>
-              <w:rPr>
-                <w:noProof/>
-                <w:webHidden/>
-              </w:rPr>
-              <w:t>11</w:t>
-            </w:r>
-            <w:r>
-              <w:rPr>
-                <w:noProof/>
-                <w:webHidden/>
-              </w:rPr>
-              <w:fldChar w:fldCharType="end"/>
-            </w:r>
-          </w:hyperlink>
-        </w:p>
-        <w:p>
-          <w:pPr>
-            <w:pStyle w:val="TDC2"/>
-            <w:tabs>
-              <w:tab w:val="right" w:leader="dot" w:pos="9402"/>
-            </w:tabs>
-            <w:rPr>
-              <w:rFonts w:asciiTheme="minorHAnsi" w:hAnsiTheme="minorHAnsi"/>
-              <w:noProof/>
-              <w:color w:val="auto"/>
-              <w:kern w:val="2"/>
-              <w:sz w:val="24"/>
-              <w:szCs w:val="24"/>
-              <w:lang w:val="es-ES" w:eastAsia="es-ES"/>
-              <w14:ligatures w14:val="standardContextual"/>
-            </w:rPr>
-          </w:pPr>
-          <w:hyperlink w:anchor="_Toc241651826" w:history="1">
-            <w:r>
-              <w:rPr>
-                <w:rStyle w:val="Hipervnculo"/>
-                <w:noProof/>
-                <w:lang w:val="es-ES"/>
-              </w:rPr>
-              <w:t>Què canviaria per afegir un node durant l’execució</w:t>
-            </w:r>
-            <w:r>
-              <w:rPr>
-                <w:noProof/>
-                <w:webHidden/>
-              </w:rPr>
-              <w:tab/>
-            </w:r>
-            <w:r>
-              <w:rPr>
-                <w:noProof/>
-                <w:webHidden/>
-              </w:rPr>
-              <w:fldChar w:fldCharType="begin"/>
-            </w:r>
-            <w:r>
-              <w:rPr>
-                <w:noProof/>
-                <w:webHidden/>
-              </w:rPr>
-              <w:instrText xml:space="preserve"> PAGEREF _Toc241651826 \h </w:instrText>
-            </w:r>
-            <w:r>
-              <w:rPr>
-                <w:noProof/>
-                <w:webHidden/>
-              </w:rPr>
-            </w:r>
-            <w:r>
-              <w:rPr>
-                <w:noProof/>
-                <w:webHidden/>
-              </w:rPr>
-              <w:fldChar w:fldCharType="separate"/>
-            </w:r>
-            <w:r>
-              <w:rPr>
-                <w:noProof/>
-                <w:webHidden/>
-              </w:rPr>
-              <w:t>11</w:t>
-            </w:r>
-            <w:r>
-              <w:rPr>
-                <w:noProof/>
-                <w:webHidden/>
-              </w:rPr>
-              <w:fldChar w:fldCharType="end"/>
-            </w:r>
-          </w:hyperlink>
-        </w:p>
-        <w:p>
-          <w:pPr>
-            <w:pStyle w:val="TDC1"/>
-            <w:tabs>
-              <w:tab w:val="right" w:leader="dot" w:pos="9402"/>
-            </w:tabs>
-            <w:rPr>
-              <w:rFonts w:asciiTheme="minorHAnsi" w:hAnsiTheme="minorHAnsi"/>
-              <w:noProof/>
-              <w:color w:val="auto"/>
-              <w:kern w:val="2"/>
-              <w:sz w:val="24"/>
-              <w:szCs w:val="24"/>
-              <w:lang w:val="es-ES" w:eastAsia="es-ES"/>
-              <w14:ligatures w14:val="standardContextual"/>
-            </w:rPr>
-          </w:pPr>
-          <w:hyperlink w:anchor="_Toc241651827" w:history="1">
-            <w:r>
-              <w:rPr>
-                <w:rStyle w:val="Hipervnculo"/>
-                <w:noProof/>
-              </w:rPr>
-              <w:t>7 Execució i conclusions</w:t>
-            </w:r>
-            <w:r>
-              <w:rPr>
-                <w:noProof/>
-                <w:webHidden/>
-              </w:rPr>
-              <w:tab/>
-            </w:r>
-            <w:r>
-              <w:rPr>
-                <w:noProof/>
-                <w:webHidden/>
-              </w:rPr>
-              <w:fldChar w:fldCharType="begin"/>
-            </w:r>
-            <w:r>
-              <w:rPr>
-                <w:noProof/>
-                <w:webHidden/>
-              </w:rPr>
-              <w:instrText xml:space="preserve"> PAGEREF _Toc241651827 \h </w:instrText>
-            </w:r>
-            <w:r>
-              <w:rPr>
-                <w:noProof/>
-                <w:webHidden/>
-              </w:rPr>
-            </w:r>
-            <w:r>
-              <w:rPr>
-                <w:noProof/>
-                <w:webHidden/>
-              </w:rPr>
-              <w:fldChar w:fldCharType="separate"/>
-            </w:r>
-            <w:r>
-              <w:rPr>
-                <w:noProof/>
-                <w:webHidden/>
-              </w:rPr>
-              <w:t>12</w:t>
-            </w:r>
-            <w:r>
-              <w:rPr>
-                <w:noProof/>
-                <w:webHidden/>
-              </w:rPr>
-              <w:fldChar w:fldCharType="end"/>
-            </w:r>
-          </w:hyperlink>
-        </w:p>
-        <w:p>
-          <w:pPr>
-            <w:pStyle w:val="TDC2"/>
-            <w:tabs>
-              <w:tab w:val="right" w:leader="dot" w:pos="9402"/>
-            </w:tabs>
-            <w:rPr>
-              <w:rFonts w:asciiTheme="minorHAnsi" w:hAnsiTheme="minorHAnsi"/>
-              <w:noProof/>
-              <w:color w:val="auto"/>
-              <w:kern w:val="2"/>
-              <w:sz w:val="24"/>
-              <w:szCs w:val="24"/>
-              <w:lang w:val="es-ES" w:eastAsia="es-ES"/>
-              <w14:ligatures w14:val="standardContextual"/>
-            </w:rPr>
-          </w:pPr>
-          <w:hyperlink w:anchor="_Toc241651828" w:history="1">
-            <w:r>
-              <w:rPr>
-                <w:rStyle w:val="Hipervnculo"/>
-                <w:noProof/>
-              </w:rPr>
-              <w:t>Compilació i prova manual</w:t>
-            </w:r>
-            <w:r>
-              <w:rPr>
-                <w:noProof/>
-                <w:webHidden/>
-              </w:rPr>
-              <w:tab/>
-            </w:r>
-            <w:r>
-              <w:rPr>
-                <w:noProof/>
-                <w:webHidden/>
-              </w:rPr>
-              <w:fldChar w:fldCharType="begin"/>
-            </w:r>
-            <w:r>
-              <w:rPr>
-                <w:noProof/>
-                <w:webHidden/>
-              </w:rPr>
-              <w:instrText xml:space="preserve"> PAGEREF _Toc241651828 \h </w:instrText>
-            </w:r>
-            <w:r>
-              <w:rPr>
-                <w:noProof/>
-                <w:webHidden/>
-              </w:rPr>
-            </w:r>
-            <w:r>
-              <w:rPr>
-                <w:noProof/>
-                <w:webHidden/>
-              </w:rPr>
-              <w:fldChar w:fldCharType="separate"/>
-            </w:r>
-            <w:r>
-              <w:rPr>
-                <w:noProof/>
-                <w:webHidden/>
-              </w:rPr>
-              <w:t>12</w:t>
-            </w:r>
-            <w:r>
-              <w:rPr>
-                <w:noProof/>
-                <w:webHidden/>
-              </w:rPr>
-              <w:fldChar w:fldCharType="end"/>
-            </w:r>
-          </w:hyperlink>
-        </w:p>
-        <w:p>
-          <w:pPr>
-            <w:pStyle w:val="TDC2"/>
-            <w:tabs>
-              <w:tab w:val="right" w:leader="dot" w:pos="9402"/>
-            </w:tabs>
-            <w:rPr>
-              <w:rFonts w:asciiTheme="minorHAnsi" w:hAnsiTheme="minorHAnsi"/>
-              <w:noProof/>
-              <w:color w:val="auto"/>
-              <w:kern w:val="2"/>
-              <w:sz w:val="24"/>
-              <w:szCs w:val="24"/>
-              <w:lang w:val="es-ES" w:eastAsia="es-ES"/>
-              <w14:ligatures w14:val="standardContextual"/>
-            </w:rPr>
-          </w:pPr>
-          <w:hyperlink w:anchor="_Toc241651829" w:history="1">
-            <w:r>
-              <w:rPr>
-                <w:rStyle w:val="Hipervnculo"/>
-                <w:noProof/>
-                <w:lang w:val="es-ES"/>
-              </w:rPr>
-              <w:t>Conclusions</w:t>
-            </w:r>
-            <w:r>
-              <w:rPr>
-                <w:noProof/>
-                <w:webHidden/>
-              </w:rPr>
-              <w:tab/>
-            </w:r>
-            <w:r>
-              <w:rPr>
-                <w:noProof/>
-                <w:webHidden/>
-              </w:rPr>
-              <w:fldChar w:fldCharType="begin"/>
-            </w:r>
-            <w:r>
-              <w:rPr>
-                <w:noProof/>
-                <w:webHidden/>
-              </w:rPr>
-              <w:instrText xml:space="preserve"> PAGEREF _Toc241651829 \h </w:instrText>
-            </w:r>
-            <w:r>
-              <w:rPr>
-                <w:noProof/>
-                <w:webHidden/>
-              </w:rPr>
-            </w:r>
-            <w:r>
-              <w:rPr>
-                <w:noProof/>
-                <w:webHidden/>
-              </w:rPr>
-              <w:fldChar w:fldCharType="separate"/>
-            </w:r>
-            <w:r>
-              <w:rPr>
-                <w:noProof/>
-                <w:webHidden/>
-              </w:rPr>
-              <w:t>12</w:t>
-            </w:r>
-            <w:r>
-              <w:rPr>
-                <w:noProof/>
-                <w:webHidden/>
-              </w:rPr>
-              <w:fldChar w:fldCharType="end"/>
-            </w:r>
-          </w:hyperlink>
-        </w:p>
-        <w:p>
-          <w:pPr>
-            <w:pStyle w:val="TDC2"/>
-            <w:tabs>
-              <w:tab w:val="right" w:leader="dot" w:pos="9402"/>
-            </w:tabs>
-            <w:rPr>
-              <w:rFonts w:asciiTheme="minorHAnsi" w:hAnsiTheme="minorHAnsi"/>
-              <w:noProof/>
-              <w:color w:val="auto"/>
-              <w:kern w:val="2"/>
-              <w:sz w:val="24"/>
-              <w:szCs w:val="24"/>
-              <w:lang w:val="es-ES" w:eastAsia="es-ES"/>
-              <w14:ligatures w14:val="standardContextual"/>
-            </w:rPr>
-          </w:pPr>
-          <w:hyperlink w:anchor="_Toc241651830" w:history="1">
-            <w:r>
-              <w:rPr>
-                <w:rStyle w:val="Hipervnculo"/>
-                <w:noProof/>
-              </w:rPr>
-              <w:t>Referències</w:t>
-            </w:r>
-            <w:r>
-              <w:rPr>
-                <w:noProof/>
-                <w:webHidden/>
-              </w:rPr>
-              <w:tab/>
-            </w:r>
-            <w:r>
-              <w:rPr>
-                <w:noProof/>
-                <w:webHidden/>
-              </w:rPr>
-              <w:fldChar w:fldCharType="begin"/>
-            </w:r>
-            <w:r>
-              <w:rPr>
-                <w:noProof/>
-                <w:webHidden/>
-              </w:rPr>
-              <w:instrText xml:space="preserve"> PAGEREF _Toc241651830 \h </w:instrText>
-            </w:r>
-            <w:r>
-              <w:rPr>
-                <w:noProof/>
-                <w:webHidden/>
-              </w:rPr>
-            </w:r>
-            <w:r>
-              <w:rPr>
-                <w:noProof/>
-                <w:webHidden/>
-              </w:rPr>
-              <w:fldChar w:fldCharType="separate"/>
-            </w:r>
-            <w:r>
-              <w:rPr>
-                <w:noProof/>
-                <w:webHidden/>
-              </w:rPr>
-              <w:t>12</w:t>
-            </w:r>
-            <w:r>
-              <w:rPr>
-                <w:noProof/>
-                <w:webHidden/>
-              </w:rPr>
-              <w:fldChar w:fldCharType="end"/>
-            </w:r>
-          </w:hyperlink>
-        </w:p>
-        <w:p>
           <w:r>
             <w:rPr>
               <w:b/>
@@ -1393,7 +1160,7 @@
           <w:lang w:val="es-ES"/>
         </w:rPr>
       </w:pPr>
-      <w:bookmarkStart w:id="0" w:name="_Toc241651815"/>
+      <w:bookmarkStart w:id="0" w:name="_Toc241831239"/>
       <w:r>
         <w:rPr>
           <w:lang w:val="es-ES"/>
@@ -1949,6 +1716,7 @@
         <w:t xml:space="preserve"> </w:t>
       </w:r>
       <w:proofErr w:type="spellStart"/>
+      <w:proofErr w:type="gramStart"/>
       <w:r>
         <w:rPr>
           <w:lang w:val="es-ES"/>
@@ -1960,7 +1728,14 @@
         <w:rPr>
           <w:lang w:val="es-ES"/>
         </w:rPr>
-        <w:t xml:space="preserve">(), </w:t>
+        <w:t>(</w:t>
+      </w:r>
+      <w:proofErr w:type="gramEnd"/>
+      <w:r>
+        <w:rPr>
+          <w:lang w:val="es-ES"/>
+        </w:rPr>
+        <w:t xml:space="preserve">), </w:t>
       </w:r>
       <w:proofErr w:type="spellStart"/>
       <w:r>
@@ -2606,6 +2381,10 @@
         <w:keepNext/>
         <w:jc w:val="both"/>
         <w:rPr>
+          <w:b/>
+          <w:bCs/>
+          <w:i/>
+          <w:iCs/>
           <w:lang w:val="es-ES"/>
         </w:rPr>
       </w:pPr>
@@ -2653,20 +2432,40 @@
     <w:p>
       <w:pPr>
         <w:pStyle w:val="Descripcin"/>
-        <w:jc w:val="both"/>
-        <w:rPr>
+        <w:jc w:val="center"/>
+        <w:rPr>
+          <w:i/>
+          <w:iCs/>
+          <w:sz w:val="16"/>
+          <w:szCs w:val="16"/>
           <w:lang w:val="es-ES"/>
         </w:rPr>
       </w:pPr>
       <w:r>
         <w:rPr>
-          <w:lang w:val="es-ES"/>
-        </w:rPr>
-        <w:t xml:space="preserve">Figura 1. </w:t>
-      </w:r>
-      <w:proofErr w:type="spellStart"/>
-      <w:r>
-        <w:rPr>
+          <w:i/>
+          <w:iCs/>
+          <w:lang w:val="es-ES"/>
+        </w:rPr>
+        <w:t>Fi</w:t>
+      </w:r>
+      <w:r>
+        <w:rPr>
+          <w:i/>
+          <w:iCs/>
+          <w:sz w:val="16"/>
+          <w:szCs w:val="16"/>
+          <w:lang w:val="es-ES"/>
+        </w:rPr>
+        <w:t xml:space="preserve">gura 1. </w:t>
+      </w:r>
+      <w:proofErr w:type="spellStart"/>
+      <w:r>
+        <w:rPr>
+          <w:i/>
+          <w:iCs/>
+          <w:sz w:val="16"/>
+          <w:szCs w:val="16"/>
           <w:lang w:val="es-ES"/>
         </w:rPr>
         <w:t>Connexions</w:t>
@@ -2674,13 +2473,21 @@
       <w:proofErr w:type="spellEnd"/>
       <w:r>
         <w:rPr>
-          <w:lang w:val="es-ES"/>
-        </w:rPr>
-        <w:t xml:space="preserve"> </w:t>
-      </w:r>
-      <w:proofErr w:type="spellStart"/>
-      <w:r>
-        <w:rPr>
+          <w:i/>
+          <w:iCs/>
+          <w:sz w:val="16"/>
+          <w:szCs w:val="16"/>
+          <w:lang w:val="es-ES"/>
+        </w:rPr>
+        <w:t xml:space="preserve"> </w:t>
+      </w:r>
+      <w:proofErr w:type="spellStart"/>
+      <w:r>
+        <w:rPr>
+          <w:i/>
+          <w:iCs/>
+          <w:sz w:val="16"/>
+          <w:szCs w:val="16"/>
           <w:lang w:val="es-ES"/>
         </w:rPr>
         <w:t>persistents</w:t>
@@ -2688,6 +2495,10 @@
       <w:proofErr w:type="spellEnd"/>
       <w:r>
         <w:rPr>
+          <w:i/>
+          <w:iCs/>
+          <w:sz w:val="16"/>
+          <w:szCs w:val="16"/>
           <w:lang w:val="es-ES"/>
         </w:rPr>
         <w:t xml:space="preserve"> en estrella. Les </w:t>
@@ -2695,6 +2506,10 @@
       <w:proofErr w:type="spellStart"/>
       <w:r>
         <w:rPr>
+          <w:i/>
+          <w:iCs/>
+          <w:sz w:val="16"/>
+          <w:szCs w:val="16"/>
           <w:lang w:val="es-ES"/>
         </w:rPr>
         <w:t>fletxes</w:t>
@@ -2702,6 +2517,10 @@
       <w:proofErr w:type="spellEnd"/>
       <w:r>
         <w:rPr>
+          <w:i/>
+          <w:iCs/>
+          <w:sz w:val="16"/>
+          <w:szCs w:val="16"/>
           <w:lang w:val="es-ES"/>
         </w:rPr>
         <w:t xml:space="preserve"> indiquen </w:t>
@@ -2709,6 +2528,10 @@
       <w:proofErr w:type="spellStart"/>
       <w:r>
         <w:rPr>
+          <w:i/>
+          <w:iCs/>
+          <w:sz w:val="16"/>
+          <w:szCs w:val="16"/>
           <w:lang w:val="es-ES"/>
         </w:rPr>
         <w:t>canals</w:t>
@@ -2716,6 +2539,10 @@
       <w:proofErr w:type="spellEnd"/>
       <w:r>
         <w:rPr>
+          <w:i/>
+          <w:iCs/>
+          <w:sz w:val="16"/>
+          <w:szCs w:val="16"/>
           <w:lang w:val="es-ES"/>
         </w:rPr>
         <w:t xml:space="preserve"> TCP </w:t>
@@ -2723,6 +2550,10 @@
       <w:proofErr w:type="spellStart"/>
       <w:r>
         <w:rPr>
+          <w:i/>
+          <w:iCs/>
+          <w:sz w:val="16"/>
+          <w:szCs w:val="16"/>
           <w:lang w:val="es-ES"/>
         </w:rPr>
         <w:t>bidireccionals</w:t>
@@ -2730,6 +2561,10 @@
       <w:proofErr w:type="spellEnd"/>
       <w:r>
         <w:rPr>
+          <w:i/>
+          <w:iCs/>
+          <w:sz w:val="16"/>
+          <w:szCs w:val="16"/>
           <w:lang w:val="es-ES"/>
         </w:rPr>
         <w:t>.</w:t>
@@ -3496,7 +3331,21 @@
         <w:rPr>
           <w:lang w:val="es-ES"/>
         </w:rPr>
-        <w:t xml:space="preserve"> de múltiples fils (</w:t>
+        <w:t xml:space="preserve"> de </w:t>
+      </w:r>
+      <w:proofErr w:type="gramStart"/>
+      <w:r>
+        <w:rPr>
+          <w:lang w:val="es-ES"/>
+        </w:rPr>
+        <w:t>múltiples fils</w:t>
+      </w:r>
+      <w:proofErr w:type="gramEnd"/>
+      <w:r>
+        <w:rPr>
+          <w:lang w:val="es-ES"/>
+        </w:rPr>
+        <w:t xml:space="preserve"> (</w:t>
       </w:r>
       <w:proofErr w:type="spellStart"/>
       <w:r>
@@ -3513,6 +3362,7 @@
         <w:t xml:space="preserve">) i </w:t>
       </w:r>
       <w:proofErr w:type="spellStart"/>
+      <w:proofErr w:type="gramStart"/>
       <w:r>
         <w:rPr>
           <w:lang w:val="es-ES"/>
@@ -3524,7 +3374,14 @@
         <w:rPr>
           <w:lang w:val="es-ES"/>
         </w:rPr>
-        <w:t xml:space="preserve">() </w:t>
+        <w:t>(</w:t>
+      </w:r>
+      <w:proofErr w:type="gramEnd"/>
+      <w:r>
+        <w:rPr>
+          <w:lang w:val="es-ES"/>
+        </w:rPr>
+        <w:t xml:space="preserve">) </w:t>
       </w:r>
       <w:proofErr w:type="spellStart"/>
       <w:r>
@@ -5058,7 +4915,14 @@
         <w:rPr>
           <w:lang w:val="es-ES"/>
         </w:rPr>
-        <w:t xml:space="preserve"> complexes.</w:t>
+        <w:t xml:space="preserve"> </w:t>
+      </w:r>
+      <w:proofErr w:type="gramStart"/>
+      <w:r>
+        <w:rPr>
+          <w:lang w:val="es-ES"/>
+        </w:rPr>
+        <w:t>complexes.</w:t>
       </w:r>
       <w:r>
         <w:rPr>
@@ -5066,35 +4930,20 @@
         </w:rPr>
         <w:t>.</w:t>
       </w:r>
-    </w:p>
-    <w:p>
-      <w:pPr>
-        <w:jc w:val="both"/>
-        <w:rPr>
-          <w:lang w:val="es-ES"/>
-        </w:rPr>
-      </w:pPr>
-      <w:r>
-        <w:rPr>
-          <w:lang w:val="es-ES"/>
-        </w:rPr>
-        <w:br w:type="page"/>
-      </w:r>
+      <w:proofErr w:type="gramEnd"/>
     </w:p>
     <w:p>
       <w:pPr>
         <w:pStyle w:val="Ttulo1"/>
-        <w:jc w:val="both"/>
         <w:rPr>
           <w:lang w:val="es-ES"/>
         </w:rPr>
       </w:pPr>
-      <w:bookmarkStart w:id="1" w:name="_Toc241651816"/>
-      <w:r>
-        <w:rPr>
-          <w:lang w:val="es-ES"/>
-        </w:rPr>
-        <w:lastRenderedPageBreak/>
+      <w:bookmarkStart w:id="1" w:name="_Toc241831240"/>
+      <w:r>
+        <w:rPr>
+          <w:lang w:val="es-ES"/>
+        </w:rPr>
         <w:t xml:space="preserve">2 </w:t>
       </w:r>
       <w:proofErr w:type="spellStart"/>
@@ -6388,13 +6237,21 @@
     <w:p>
       <w:pPr>
         <w:pStyle w:val="Descripcin"/>
-        <w:jc w:val="both"/>
-        <w:rPr>
+        <w:jc w:val="center"/>
+        <w:rPr>
+          <w:i/>
+          <w:iCs/>
+          <w:sz w:val="16"/>
+          <w:szCs w:val="16"/>
           <w:lang w:val="es-ES"/>
         </w:rPr>
       </w:pPr>
       <w:r>
         <w:rPr>
+          <w:i/>
+          <w:iCs/>
+          <w:sz w:val="16"/>
+          <w:szCs w:val="16"/>
           <w:lang w:val="es-ES"/>
         </w:rPr>
         <w:t xml:space="preserve">Figura 2. Escriptura </w:t>
@@ -6402,6 +6259,10 @@
       <w:proofErr w:type="spellStart"/>
       <w:r>
         <w:rPr>
+          <w:i/>
+          <w:iCs/>
+          <w:sz w:val="16"/>
+          <w:szCs w:val="16"/>
           <w:lang w:val="es-ES"/>
         </w:rPr>
         <w:t>d’un</w:t>
@@ -6409,13 +6270,21 @@
       <w:proofErr w:type="spellEnd"/>
       <w:r>
         <w:rPr>
-          <w:lang w:val="es-ES"/>
-        </w:rPr>
-        <w:t xml:space="preserve"> </w:t>
-      </w:r>
-      <w:proofErr w:type="spellStart"/>
-      <w:r>
-        <w:rPr>
+          <w:i/>
+          <w:iCs/>
+          <w:sz w:val="16"/>
+          <w:szCs w:val="16"/>
+          <w:lang w:val="es-ES"/>
+        </w:rPr>
+        <w:t xml:space="preserve"> </w:t>
+      </w:r>
+      <w:proofErr w:type="spellStart"/>
+      <w:r>
+        <w:rPr>
+          <w:i/>
+          <w:iCs/>
+          <w:sz w:val="16"/>
+          <w:szCs w:val="16"/>
           <w:lang w:val="es-ES"/>
         </w:rPr>
         <w:t>participant</w:t>
@@ -6423,6 +6292,10 @@
       <w:proofErr w:type="spellEnd"/>
       <w:r>
         <w:rPr>
+          <w:i/>
+          <w:iCs/>
+          <w:sz w:val="16"/>
+          <w:szCs w:val="16"/>
           <w:lang w:val="es-ES"/>
         </w:rPr>
         <w:t xml:space="preserve">. Un lector </w:t>
@@ -6430,6 +6303,10 @@
       <w:proofErr w:type="spellStart"/>
       <w:r>
         <w:rPr>
+          <w:i/>
+          <w:iCs/>
+          <w:sz w:val="16"/>
+          <w:szCs w:val="16"/>
           <w:lang w:val="es-ES"/>
         </w:rPr>
         <w:t>omet</w:t>
@@ -6437,6 +6314,10 @@
       <w:proofErr w:type="spellEnd"/>
       <w:r>
         <w:rPr>
+          <w:i/>
+          <w:iCs/>
+          <w:sz w:val="16"/>
+          <w:szCs w:val="16"/>
           <w:lang w:val="es-ES"/>
         </w:rPr>
         <w:t xml:space="preserve"> UPDATE i </w:t>
@@ -6444,6 +6325,10 @@
       <w:proofErr w:type="spellStart"/>
       <w:r>
         <w:rPr>
+          <w:i/>
+          <w:iCs/>
+          <w:sz w:val="16"/>
+          <w:szCs w:val="16"/>
           <w:lang w:val="es-ES"/>
         </w:rPr>
         <w:t>allibera</w:t>
@@ -6451,6 +6336,10 @@
       <w:proofErr w:type="spellEnd"/>
       <w:r>
         <w:rPr>
+          <w:i/>
+          <w:iCs/>
+          <w:sz w:val="16"/>
+          <w:szCs w:val="16"/>
           <w:lang w:val="es-ES"/>
         </w:rPr>
         <w:t xml:space="preserve"> el </w:t>
@@ -6458,6 +6347,10 @@
       <w:proofErr w:type="spellStart"/>
       <w:r>
         <w:rPr>
+          <w:i/>
+          <w:iCs/>
+          <w:sz w:val="16"/>
+          <w:szCs w:val="16"/>
           <w:lang w:val="es-ES"/>
         </w:rPr>
         <w:t>permís</w:t>
@@ -6465,13 +6358,21 @@
       <w:proofErr w:type="spellEnd"/>
       <w:r>
         <w:rPr>
-          <w:lang w:val="es-ES"/>
-        </w:rPr>
-        <w:t xml:space="preserve"> </w:t>
-      </w:r>
-      <w:proofErr w:type="spellStart"/>
-      <w:r>
-        <w:rPr>
+          <w:i/>
+          <w:iCs/>
+          <w:sz w:val="16"/>
+          <w:szCs w:val="16"/>
+          <w:lang w:val="es-ES"/>
+        </w:rPr>
+        <w:t xml:space="preserve"> </w:t>
+      </w:r>
+      <w:proofErr w:type="spellStart"/>
+      <w:r>
+        <w:rPr>
+          <w:i/>
+          <w:iCs/>
+          <w:sz w:val="16"/>
+          <w:szCs w:val="16"/>
           <w:lang w:val="es-ES"/>
         </w:rPr>
         <w:t>després</w:t>
@@ -6479,6 +6380,10 @@
       <w:proofErr w:type="spellEnd"/>
       <w:r>
         <w:rPr>
+          <w:i/>
+          <w:iCs/>
+          <w:sz w:val="16"/>
+          <w:szCs w:val="16"/>
           <w:lang w:val="es-ES"/>
         </w:rPr>
         <w:t xml:space="preserve"> de </w:t>
@@ -6486,6 +6391,10 @@
       <w:proofErr w:type="spellStart"/>
       <w:r>
         <w:rPr>
+          <w:i/>
+          <w:iCs/>
+          <w:sz w:val="16"/>
+          <w:szCs w:val="16"/>
           <w:lang w:val="es-ES"/>
         </w:rPr>
         <w:t>llegir</w:t>
@@ -6493,6 +6402,10 @@
       <w:proofErr w:type="spellEnd"/>
       <w:r>
         <w:rPr>
+          <w:i/>
+          <w:iCs/>
+          <w:sz w:val="16"/>
+          <w:szCs w:val="16"/>
           <w:lang w:val="es-ES"/>
         </w:rPr>
         <w:t>.</w:t>
@@ -6509,6 +6422,7 @@
         <w:rPr>
           <w:lang w:val="es-ES"/>
         </w:rPr>
+        <w:lastRenderedPageBreak/>
         <w:t xml:space="preserve">Per </w:t>
       </w:r>
       <w:proofErr w:type="spellStart"/>
@@ -6915,7 +6829,21 @@
         <w:rPr>
           <w:lang w:val="es-ES"/>
         </w:rPr>
-        <w:t xml:space="preserve">, el propi coordinador tracta les </w:t>
+        <w:t xml:space="preserve">, </w:t>
+      </w:r>
+      <w:proofErr w:type="gramStart"/>
+      <w:r>
+        <w:rPr>
+          <w:lang w:val="es-ES"/>
+        </w:rPr>
+        <w:t>el propi</w:t>
+      </w:r>
+      <w:proofErr w:type="gramEnd"/>
+      <w:r>
+        <w:rPr>
+          <w:lang w:val="es-ES"/>
+        </w:rPr>
+        <w:t xml:space="preserve"> coordinador tracta les </w:t>
       </w:r>
       <w:proofErr w:type="spellStart"/>
       <w:r>
@@ -7262,6 +7190,7 @@
         <w:t xml:space="preserve"> </w:t>
       </w:r>
       <w:proofErr w:type="spellStart"/>
+      <w:proofErr w:type="gramStart"/>
       <w:r>
         <w:rPr>
           <w:lang w:val="es-ES"/>
@@ -7273,7 +7202,14 @@
         <w:rPr>
           <w:lang w:val="es-ES"/>
         </w:rPr>
-        <w:t xml:space="preserve">(). </w:t>
+        <w:t>(</w:t>
+      </w:r>
+      <w:proofErr w:type="gramEnd"/>
+      <w:r>
+        <w:rPr>
+          <w:lang w:val="es-ES"/>
+        </w:rPr>
+        <w:t xml:space="preserve">). </w:t>
       </w:r>
       <w:proofErr w:type="spellStart"/>
       <w:r>
@@ -7560,7 +7496,6 @@
         <w:rPr>
           <w:lang w:val="es-ES"/>
         </w:rPr>
-        <w:lastRenderedPageBreak/>
         <w:t>tothom</w:t>
       </w:r>
       <w:proofErr w:type="spellEnd"/>
@@ -7674,6 +7609,44 @@
         </w:rPr>
         <w:t>.</w:t>
       </w:r>
+    </w:p>
+    <w:p>
+      <w:pPr>
+        <w:pStyle w:val="Ttulo1"/>
+        <w:rPr>
+          <w:lang w:val="es-ES"/>
+        </w:rPr>
+      </w:pPr>
+      <w:bookmarkStart w:id="2" w:name="_Toc241831241"/>
+      <w:r>
+        <w:rPr>
+          <w:lang w:val="es-ES"/>
+        </w:rPr>
+        <w:t xml:space="preserve">3 </w:t>
+      </w:r>
+      <w:proofErr w:type="spellStart"/>
+      <w:r>
+        <w:rPr>
+          <w:lang w:val="es-ES"/>
+        </w:rPr>
+        <w:t>Protocol</w:t>
+      </w:r>
+      <w:proofErr w:type="spellEnd"/>
+      <w:r>
+        <w:rPr>
+          <w:lang w:val="es-ES"/>
+        </w:rPr>
+        <w:t xml:space="preserve"> i </w:t>
+      </w:r>
+      <w:proofErr w:type="spellStart"/>
+      <w:r>
+        <w:rPr>
+          <w:lang w:val="es-ES"/>
+        </w:rPr>
+        <w:t>correcció</w:t>
+      </w:r>
+      <w:bookmarkEnd w:id="2"/>
+      <w:proofErr w:type="spellEnd"/>
     </w:p>
     <w:p>
       <w:pPr>
@@ -7686,60 +7659,6 @@
         <w:rPr>
           <w:lang w:val="es-ES"/>
         </w:rPr>
-        <w:br w:type="page"/>
-      </w:r>
-    </w:p>
-    <w:p>
-      <w:pPr>
-        <w:pStyle w:val="Ttulo1"/>
-        <w:jc w:val="both"/>
-        <w:rPr>
-          <w:lang w:val="es-ES"/>
-        </w:rPr>
-      </w:pPr>
-      <w:bookmarkStart w:id="2" w:name="_Toc241651817"/>
-      <w:r>
-        <w:rPr>
-          <w:lang w:val="es-ES"/>
-        </w:rPr>
-        <w:lastRenderedPageBreak/>
-        <w:t xml:space="preserve">3 </w:t>
-      </w:r>
-      <w:proofErr w:type="spellStart"/>
-      <w:r>
-        <w:rPr>
-          <w:lang w:val="es-ES"/>
-        </w:rPr>
-        <w:t>Protocol</w:t>
-      </w:r>
-      <w:proofErr w:type="spellEnd"/>
-      <w:r>
-        <w:rPr>
-          <w:lang w:val="es-ES"/>
-        </w:rPr>
-        <w:t xml:space="preserve"> i </w:t>
-      </w:r>
-      <w:proofErr w:type="spellStart"/>
-      <w:r>
-        <w:rPr>
-          <w:lang w:val="es-ES"/>
-        </w:rPr>
-        <w:t>correcció</w:t>
-      </w:r>
-      <w:bookmarkEnd w:id="2"/>
-      <w:proofErr w:type="spellEnd"/>
-    </w:p>
-    <w:p>
-      <w:pPr>
-        <w:jc w:val="both"/>
-        <w:rPr>
-          <w:lang w:val="es-ES"/>
-        </w:rPr>
-      </w:pPr>
-      <w:r>
-        <w:rPr>
-          <w:lang w:val="es-ES"/>
-        </w:rPr>
         <w:t xml:space="preserve">Per estructurar la </w:t>
       </w:r>
       <w:proofErr w:type="spellStart"/>
@@ -7880,7 +7799,21 @@
         <w:rPr>
           <w:lang w:val="es-ES"/>
         </w:rPr>
-        <w:t xml:space="preserve"> propi sobre TCP. Cada trama té una mida </w:t>
+        <w:t xml:space="preserve"> propi sobre TCP. Cada trama té </w:t>
+      </w:r>
+      <w:proofErr w:type="gramStart"/>
+      <w:r>
+        <w:rPr>
+          <w:lang w:val="es-ES"/>
+        </w:rPr>
+        <w:t>una mida</w:t>
+      </w:r>
+      <w:proofErr w:type="gramEnd"/>
+      <w:r>
+        <w:rPr>
+          <w:lang w:val="es-ES"/>
+        </w:rPr>
+        <w:t xml:space="preserve"> </w:t>
       </w:r>
       <w:proofErr w:type="spellStart"/>
       <w:r>
@@ -7995,6 +7928,7 @@
         <w:t xml:space="preserve"> </w:t>
       </w:r>
       <w:proofErr w:type="spellStart"/>
+      <w:proofErr w:type="gramStart"/>
       <w:r>
         <w:rPr>
           <w:lang w:val="es-ES"/>
@@ -8006,9 +7940,17 @@
         <w:rPr>
           <w:lang w:val="es-ES"/>
         </w:rPr>
-        <w:t xml:space="preserve">() i </w:t>
-      </w:r>
-      <w:proofErr w:type="spellStart"/>
+        <w:t>(</w:t>
+      </w:r>
+      <w:proofErr w:type="gramEnd"/>
+      <w:r>
+        <w:rPr>
+          <w:lang w:val="es-ES"/>
+        </w:rPr>
+        <w:t xml:space="preserve">) i </w:t>
+      </w:r>
+      <w:proofErr w:type="spellStart"/>
+      <w:proofErr w:type="gramStart"/>
       <w:r>
         <w:rPr>
           <w:lang w:val="es-ES"/>
@@ -8020,7 +7962,14 @@
         <w:rPr>
           <w:lang w:val="es-ES"/>
         </w:rPr>
-        <w:t xml:space="preserve">(): el </w:t>
+        <w:t>(</w:t>
+      </w:r>
+      <w:proofErr w:type="gramEnd"/>
+      <w:r>
+        <w:rPr>
+          <w:lang w:val="es-ES"/>
+        </w:rPr>
+        <w:t xml:space="preserve">): el </w:t>
       </w:r>
       <w:proofErr w:type="spellStart"/>
       <w:r>
@@ -10015,7 +9964,21 @@
         <w:rPr>
           <w:lang w:val="es-ES"/>
         </w:rPr>
-        <w:t xml:space="preserve">Cal destacar que la trama UPDATE </w:t>
+        <w:t xml:space="preserve">Cal </w:t>
+      </w:r>
+      <w:proofErr w:type="gramStart"/>
+      <w:r>
+        <w:rPr>
+          <w:lang w:val="es-ES"/>
+        </w:rPr>
+        <w:t>destacar</w:t>
+      </w:r>
+      <w:proofErr w:type="gramEnd"/>
+      <w:r>
+        <w:rPr>
+          <w:lang w:val="es-ES"/>
+        </w:rPr>
+        <w:t xml:space="preserve"> que la trama UPDATE </w:t>
       </w:r>
       <w:proofErr w:type="spellStart"/>
       <w:r>
@@ -10432,11 +10395,12 @@
           <w:lang w:val="es-ES"/>
         </w:rPr>
       </w:pPr>
-      <w:bookmarkStart w:id="3" w:name="_Toc241651818"/>
-      <w:r>
-        <w:rPr>
-          <w:lang w:val="es-ES"/>
-        </w:rPr>
+      <w:bookmarkStart w:id="3" w:name="_Toc241831242"/>
+      <w:r>
+        <w:rPr>
+          <w:lang w:val="es-ES"/>
+        </w:rPr>
+        <w:lastRenderedPageBreak/>
         <w:t xml:space="preserve">Per </w:t>
       </w:r>
       <w:proofErr w:type="spellStart"/>
@@ -10474,14 +10438,14 @@
         </w:rPr>
         <w:t>increments</w:t>
       </w:r>
+      <w:proofErr w:type="spellEnd"/>
+      <w:r>
+        <w:rPr>
+          <w:lang w:val="es-ES"/>
+        </w:rPr>
+        <w:t>?</w:t>
+      </w:r>
       <w:bookmarkEnd w:id="3"/>
-      <w:proofErr w:type="spellEnd"/>
-      <w:r>
-        <w:rPr>
-          <w:lang w:val="es-ES"/>
-        </w:rPr>
-        <w:t>?</w:t>
-      </w:r>
     </w:p>
     <w:p>
       <w:pPr>
@@ -11845,7 +11809,6 @@
         <w:rPr>
           <w:lang w:val="es-ES"/>
         </w:rPr>
-        <w:lastRenderedPageBreak/>
         <w:t>d'observabilitat</w:t>
       </w:r>
       <w:proofErr w:type="spellEnd"/>
@@ -11980,43 +11943,31 @@
           <w:lang w:val="es-ES"/>
         </w:rPr>
         <w:t>.</w:t>
-      </w:r>
-    </w:p>
-    <w:p>
-      <w:pPr>
-        <w:jc w:val="both"/>
-        <w:rPr>
-          <w:lang w:val="es-ES"/>
-        </w:rPr>
-      </w:pPr>
-      <w:r>
-        <w:rPr>
-          <w:lang w:val="es-ES"/>
-        </w:rPr>
-        <w:br w:type="page"/>
       </w:r>
     </w:p>
     <w:p>
       <w:pPr>
         <w:pStyle w:val="Ttulo1"/>
-        <w:jc w:val="both"/>
-        <w:rPr>
-          <w:lang w:val="es-ES"/>
-        </w:rPr>
       </w:pPr>
-      <w:bookmarkStart w:id="4" w:name="_Toc241651819"/>
-      <w:r>
-        <w:rPr>
-          <w:lang w:val="es-ES"/>
-        </w:rPr>
-        <w:lastRenderedPageBreak/>
-        <w:t xml:space="preserve">4 Proves i </w:t>
-      </w:r>
-      <w:proofErr w:type="spellStart"/>
-      <w:r>
-        <w:rPr>
-          <w:lang w:val="es-ES"/>
-        </w:rPr>
+      <w:bookmarkStart w:id="4" w:name="_Toc241831243"/>
+      <w:r>
+        <w:t xml:space="preserve">4 </w:t>
+      </w:r>
+      <w:proofErr w:type="gramStart"/>
+      <w:r>
+        <w:t xml:space="preserve">Proves </w:t>
+      </w:r>
+      <w:proofErr w:type="spellStart"/>
+      <w:r>
+        <w:t>i</w:t>
+      </w:r>
+      <w:proofErr w:type="spellEnd"/>
+      <w:proofErr w:type="gramEnd"/>
+      <w:r>
+        <w:t xml:space="preserve"> </w:t>
+      </w:r>
+      <w:proofErr w:type="spellStart"/>
+      <w:r>
         <w:t>resultats</w:t>
       </w:r>
       <w:bookmarkEnd w:id="4"/>
@@ -13582,8 +13533,7 @@
           <w:lang w:val="es-ES"/>
         </w:rPr>
       </w:pPr>
-      <w:bookmarkStart w:id="5" w:name="_Toc241651821"/>
-      <w:bookmarkStart w:id="6" w:name="_Toc241651820"/>
+      <w:bookmarkStart w:id="5" w:name="_Toc241831244"/>
       <w:proofErr w:type="spellStart"/>
       <w:r>
         <w:rPr>
@@ -13607,173 +13557,187 @@
       </w:r>
       <w:bookmarkEnd w:id="5"/>
       <w:proofErr w:type="spellEnd"/>
-    </w:p>
-    <w:p>
-      <w:pPr>
-        <w:rPr>
-          <w:b/>
-          <w:bCs/>
-          <w:lang w:val="es-ES"/>
-        </w:rPr>
-      </w:pPr>
-      <w:r>
-        <w:rPr>
-          <w:lang w:val="es-ES"/>
-        </w:rPr>
-        <w:t xml:space="preserve">Pel que fa a la </w:t>
-      </w:r>
-      <w:proofErr w:type="spellStart"/>
-      <w:r>
-        <w:rPr>
-          <w:lang w:val="es-ES"/>
-        </w:rPr>
-        <w:t>sortida</w:t>
-      </w:r>
-      <w:proofErr w:type="spellEnd"/>
-      <w:r>
-        <w:rPr>
-          <w:lang w:val="es-ES"/>
-        </w:rPr>
-        <w:t xml:space="preserve"> per pantalla, cada </w:t>
-      </w:r>
-      <w:proofErr w:type="spellStart"/>
-      <w:r>
-        <w:rPr>
-          <w:lang w:val="es-ES"/>
-        </w:rPr>
-        <w:t>procés</w:t>
-      </w:r>
-      <w:proofErr w:type="spellEnd"/>
-      <w:r>
-        <w:rPr>
-          <w:lang w:val="es-ES"/>
-        </w:rPr>
-        <w:t xml:space="preserve"> genera un registre </w:t>
-      </w:r>
-      <w:proofErr w:type="spellStart"/>
-      <w:r>
-        <w:rPr>
-          <w:lang w:val="es-ES"/>
-        </w:rPr>
-        <w:t>clar</w:t>
-      </w:r>
-      <w:proofErr w:type="spellEnd"/>
-      <w:r>
-        <w:rPr>
-          <w:lang w:val="es-ES"/>
-        </w:rPr>
-        <w:t xml:space="preserve"> de les </w:t>
-      </w:r>
-      <w:proofErr w:type="spellStart"/>
-      <w:r>
-        <w:rPr>
-          <w:lang w:val="es-ES"/>
-        </w:rPr>
-        <w:t>seves</w:t>
-      </w:r>
-      <w:proofErr w:type="spellEnd"/>
-      <w:r>
-        <w:rPr>
-          <w:lang w:val="es-ES"/>
-        </w:rPr>
-        <w:t xml:space="preserve"> </w:t>
-      </w:r>
-      <w:proofErr w:type="spellStart"/>
-      <w:r>
-        <w:rPr>
-          <w:lang w:val="es-ES"/>
-        </w:rPr>
-        <w:t>accions</w:t>
-      </w:r>
-      <w:proofErr w:type="spellEnd"/>
-      <w:r>
-        <w:rPr>
-          <w:lang w:val="es-ES"/>
-        </w:rPr>
-        <w:t xml:space="preserve"> de </w:t>
-      </w:r>
-      <w:proofErr w:type="spellStart"/>
-      <w:r>
-        <w:rPr>
-          <w:lang w:val="es-ES"/>
-        </w:rPr>
-        <w:t>xarxa</w:t>
-      </w:r>
-      <w:proofErr w:type="spellEnd"/>
-      <w:r>
-        <w:rPr>
-          <w:lang w:val="es-ES"/>
-        </w:rPr>
-        <w:t xml:space="preserve"> </w:t>
-      </w:r>
-      <w:proofErr w:type="spellStart"/>
-      <w:r>
-        <w:rPr>
-          <w:lang w:val="es-ES"/>
-        </w:rPr>
-        <w:t>indicant</w:t>
-      </w:r>
-      <w:proofErr w:type="spellEnd"/>
-      <w:r>
-        <w:rPr>
-          <w:lang w:val="es-ES"/>
-        </w:rPr>
-        <w:t xml:space="preserve"> el </w:t>
-      </w:r>
-      <w:proofErr w:type="spellStart"/>
-      <w:r>
-        <w:rPr>
-          <w:lang w:val="es-ES"/>
-        </w:rPr>
-        <w:t>temps</w:t>
-      </w:r>
-      <w:proofErr w:type="spellEnd"/>
-      <w:r>
-        <w:rPr>
-          <w:lang w:val="es-ES"/>
-        </w:rPr>
-        <w:t xml:space="preserve"> </w:t>
-      </w:r>
-      <w:proofErr w:type="spellStart"/>
-      <w:r>
-        <w:rPr>
-          <w:lang w:val="es-ES"/>
-        </w:rPr>
-        <w:t>transcorregut</w:t>
-      </w:r>
-      <w:proofErr w:type="spellEnd"/>
-      <w:r>
-        <w:rPr>
-          <w:lang w:val="es-ES"/>
-        </w:rPr>
-        <w:t xml:space="preserve"> i la marca del </w:t>
-      </w:r>
-      <w:proofErr w:type="spellStart"/>
-      <w:r>
-        <w:rPr>
-          <w:lang w:val="es-ES"/>
-        </w:rPr>
-        <w:t>rellotge</w:t>
-      </w:r>
-      <w:proofErr w:type="spellEnd"/>
-      <w:r>
-        <w:rPr>
-          <w:lang w:val="es-ES"/>
-        </w:rPr>
-        <w:t xml:space="preserve"> de Lamport</w:t>
-      </w:r>
-      <w:r>
-        <w:rPr>
-          <w:lang w:val="es-ES"/>
-        </w:rPr>
-        <w:t>:</w:t>
-      </w:r>
-      <w:bookmarkEnd w:id="6"/>
     </w:p>
     <w:p>
       <w:pPr>
         <w:jc w:val="both"/>
         <w:rPr>
+          <w:b/>
+          <w:bCs/>
+          <w:lang w:val="es-ES"/>
+        </w:rPr>
+      </w:pPr>
+      <w:r>
+        <w:rPr>
+          <w:lang w:val="es-ES"/>
+        </w:rPr>
+        <w:t xml:space="preserve">Pel que fa a la </w:t>
+      </w:r>
+      <w:proofErr w:type="spellStart"/>
+      <w:r>
+        <w:rPr>
+          <w:lang w:val="es-ES"/>
+        </w:rPr>
+        <w:t>sortida</w:t>
+      </w:r>
+      <w:proofErr w:type="spellEnd"/>
+      <w:r>
+        <w:rPr>
+          <w:lang w:val="es-ES"/>
+        </w:rPr>
+        <w:t xml:space="preserve"> </w:t>
+      </w:r>
+      <w:proofErr w:type="gramStart"/>
+      <w:r>
+        <w:rPr>
+          <w:lang w:val="es-ES"/>
+        </w:rPr>
+        <w:t>per pantalla</w:t>
+      </w:r>
+      <w:proofErr w:type="gramEnd"/>
+      <w:r>
+        <w:rPr>
+          <w:lang w:val="es-ES"/>
+        </w:rPr>
+        <w:t xml:space="preserve">, cada </w:t>
+      </w:r>
+      <w:proofErr w:type="spellStart"/>
+      <w:r>
+        <w:rPr>
+          <w:lang w:val="es-ES"/>
+        </w:rPr>
+        <w:t>procés</w:t>
+      </w:r>
+      <w:proofErr w:type="spellEnd"/>
+      <w:r>
+        <w:rPr>
+          <w:lang w:val="es-ES"/>
+        </w:rPr>
+        <w:t xml:space="preserve"> genera un registre </w:t>
+      </w:r>
+      <w:proofErr w:type="spellStart"/>
+      <w:r>
+        <w:rPr>
+          <w:lang w:val="es-ES"/>
+        </w:rPr>
+        <w:t>clar</w:t>
+      </w:r>
+      <w:proofErr w:type="spellEnd"/>
+      <w:r>
+        <w:rPr>
+          <w:lang w:val="es-ES"/>
+        </w:rPr>
+        <w:t xml:space="preserve"> de les </w:t>
+      </w:r>
+      <w:proofErr w:type="spellStart"/>
+      <w:r>
+        <w:rPr>
+          <w:lang w:val="es-ES"/>
+        </w:rPr>
+        <w:t>seves</w:t>
+      </w:r>
+      <w:proofErr w:type="spellEnd"/>
+      <w:r>
+        <w:rPr>
+          <w:lang w:val="es-ES"/>
+        </w:rPr>
+        <w:t xml:space="preserve"> </w:t>
+      </w:r>
+      <w:proofErr w:type="spellStart"/>
+      <w:r>
+        <w:rPr>
+          <w:lang w:val="es-ES"/>
+        </w:rPr>
+        <w:t>accions</w:t>
+      </w:r>
+      <w:proofErr w:type="spellEnd"/>
+      <w:r>
+        <w:rPr>
+          <w:lang w:val="es-ES"/>
+        </w:rPr>
+        <w:t xml:space="preserve"> de </w:t>
+      </w:r>
+      <w:proofErr w:type="spellStart"/>
+      <w:r>
+        <w:rPr>
+          <w:lang w:val="es-ES"/>
+        </w:rPr>
+        <w:t>xarxa</w:t>
+      </w:r>
+      <w:proofErr w:type="spellEnd"/>
+      <w:r>
+        <w:rPr>
+          <w:lang w:val="es-ES"/>
+        </w:rPr>
+        <w:t xml:space="preserve"> </w:t>
+      </w:r>
+      <w:proofErr w:type="spellStart"/>
+      <w:r>
+        <w:rPr>
+          <w:lang w:val="es-ES"/>
+        </w:rPr>
+        <w:t>indicant</w:t>
+      </w:r>
+      <w:proofErr w:type="spellEnd"/>
+      <w:r>
+        <w:rPr>
+          <w:lang w:val="es-ES"/>
+        </w:rPr>
+        <w:t xml:space="preserve"> el </w:t>
+      </w:r>
+      <w:proofErr w:type="spellStart"/>
+      <w:r>
+        <w:rPr>
+          <w:lang w:val="es-ES"/>
+        </w:rPr>
+        <w:t>temps</w:t>
+      </w:r>
+      <w:proofErr w:type="spellEnd"/>
+      <w:r>
+        <w:rPr>
+          <w:lang w:val="es-ES"/>
+        </w:rPr>
+        <w:t xml:space="preserve"> </w:t>
+      </w:r>
+      <w:proofErr w:type="spellStart"/>
+      <w:r>
+        <w:rPr>
+          <w:lang w:val="es-ES"/>
+        </w:rPr>
+        <w:t>transcorregut</w:t>
+      </w:r>
+      <w:proofErr w:type="spellEnd"/>
+      <w:r>
+        <w:rPr>
+          <w:lang w:val="es-ES"/>
+        </w:rPr>
+        <w:t xml:space="preserve"> i la marca del </w:t>
+      </w:r>
+      <w:proofErr w:type="spellStart"/>
+      <w:r>
+        <w:rPr>
+          <w:lang w:val="es-ES"/>
+        </w:rPr>
+        <w:t>rellotge</w:t>
+      </w:r>
+      <w:proofErr w:type="spellEnd"/>
+      <w:r>
+        <w:rPr>
+          <w:lang w:val="es-ES"/>
+        </w:rPr>
+        <w:t xml:space="preserve"> de Lamport</w:t>
+      </w:r>
+      <w:r>
+        <w:rPr>
+          <w:lang w:val="es-ES"/>
+        </w:rPr>
+        <w:t>:</w:t>
+      </w:r>
+    </w:p>
+    <w:p>
+      <w:pPr>
+        <w:jc w:val="center"/>
+        <w:rPr>
           <w:lang w:val="es-ES"/>
         </w:rPr>
       </w:pPr>
@@ -13784,6 +13748,7 @@
           <w:sz w:val="16"/>
           <w:lang w:val="es-ES"/>
         </w:rPr>
+        <w:lastRenderedPageBreak/>
         <w:drawing>
           <wp:inline distT="0" distB="0" distL="0" distR="0" wp14:anchorId="1560CB78" wp14:editId="2E3C7EAC">
             <wp:extent cx="3325091" cy="2282909"/>
@@ -13823,315 +13788,160 @@
     </w:p>
     <w:p>
       <w:pPr>
-        <w:jc w:val="both"/>
-        <w:rPr>
+        <w:pStyle w:val="Descripcin"/>
+        <w:jc w:val="center"/>
+        <w:rPr>
+          <w:i/>
+          <w:iCs/>
+          <w:sz w:val="16"/>
+          <w:szCs w:val="16"/>
           <w:lang w:val="es-ES"/>
         </w:rPr>
       </w:pPr>
-      <w:proofErr w:type="spellStart"/>
-      <w:r>
-        <w:rPr>
-          <w:lang w:val="es-ES"/>
-        </w:rPr>
-        <w:t>Aquest</w:t>
-      </w:r>
-      <w:proofErr w:type="spellEnd"/>
-      <w:r>
-        <w:rPr>
-          <w:lang w:val="es-ES"/>
-        </w:rPr>
-        <w:t xml:space="preserve"> </w:t>
-      </w:r>
-      <w:proofErr w:type="spellStart"/>
-      <w:r>
-        <w:rPr>
-          <w:lang w:val="es-ES"/>
-        </w:rPr>
-        <w:t>format</w:t>
-      </w:r>
-      <w:proofErr w:type="spellEnd"/>
-      <w:r>
-        <w:rPr>
-          <w:lang w:val="es-ES"/>
-        </w:rPr>
-        <w:t xml:space="preserve"> </w:t>
-      </w:r>
-      <w:proofErr w:type="spellStart"/>
-      <w:r>
-        <w:rPr>
-          <w:lang w:val="es-ES"/>
-        </w:rPr>
-        <w:t>permet</w:t>
-      </w:r>
-      <w:proofErr w:type="spellEnd"/>
-      <w:r>
-        <w:rPr>
-          <w:lang w:val="es-ES"/>
-        </w:rPr>
-        <w:t xml:space="preserve"> seguir </w:t>
-      </w:r>
-      <w:proofErr w:type="spellStart"/>
-      <w:r>
-        <w:rPr>
-          <w:lang w:val="es-ES"/>
-        </w:rPr>
-        <w:t>fàcilment</w:t>
-      </w:r>
-      <w:proofErr w:type="spellEnd"/>
-      <w:r>
-        <w:rPr>
-          <w:lang w:val="es-ES"/>
-        </w:rPr>
-        <w:t xml:space="preserve"> cada cicle: </w:t>
-      </w:r>
-      <w:proofErr w:type="spellStart"/>
-      <w:r>
-        <w:rPr>
-          <w:lang w:val="es-ES"/>
-        </w:rPr>
-        <w:t>s'observa</w:t>
-      </w:r>
-      <w:proofErr w:type="spellEnd"/>
-      <w:r>
-        <w:rPr>
-          <w:lang w:val="es-ES"/>
-        </w:rPr>
-        <w:t xml:space="preserve"> </w:t>
-      </w:r>
-      <w:proofErr w:type="spellStart"/>
-      <w:r>
-        <w:rPr>
-          <w:lang w:val="es-ES"/>
-        </w:rPr>
-        <w:t>com</w:t>
-      </w:r>
-      <w:proofErr w:type="spellEnd"/>
-      <w:r>
-        <w:rPr>
-          <w:lang w:val="es-ES"/>
-        </w:rPr>
-        <w:t xml:space="preserve"> </w:t>
-      </w:r>
-      <w:proofErr w:type="spellStart"/>
-      <w:r>
-        <w:rPr>
-          <w:lang w:val="es-ES"/>
-        </w:rPr>
-        <w:t>s'assigna</w:t>
-      </w:r>
-      <w:proofErr w:type="spellEnd"/>
-      <w:r>
-        <w:rPr>
-          <w:lang w:val="es-ES"/>
-        </w:rPr>
-        <w:t xml:space="preserve"> el </w:t>
-      </w:r>
-      <w:proofErr w:type="spellStart"/>
-      <w:r>
-        <w:rPr>
-          <w:lang w:val="es-ES"/>
-        </w:rPr>
-        <w:t>torn</w:t>
-      </w:r>
-      <w:proofErr w:type="spellEnd"/>
-      <w:r>
-        <w:rPr>
-          <w:lang w:val="es-ES"/>
-        </w:rPr>
-        <w:t xml:space="preserve">, la lectura que fa el </w:t>
-      </w:r>
-      <w:proofErr w:type="spellStart"/>
-      <w:r>
-        <w:rPr>
-          <w:lang w:val="es-ES"/>
-        </w:rPr>
-        <w:t>node</w:t>
-      </w:r>
-      <w:proofErr w:type="spellEnd"/>
-      <w:r>
-        <w:rPr>
-          <w:lang w:val="es-ES"/>
-        </w:rPr>
-        <w:t xml:space="preserve"> i, en el </w:t>
-      </w:r>
-      <w:proofErr w:type="spellStart"/>
-      <w:r>
-        <w:rPr>
-          <w:lang w:val="es-ES"/>
-        </w:rPr>
-        <w:t>cas</w:t>
-      </w:r>
-      <w:proofErr w:type="spellEnd"/>
-      <w:r>
-        <w:rPr>
-          <w:lang w:val="es-ES"/>
-        </w:rPr>
-        <w:t xml:space="preserve"> </w:t>
-      </w:r>
-      <w:proofErr w:type="spellStart"/>
-      <w:r>
-        <w:rPr>
-          <w:lang w:val="es-ES"/>
-        </w:rPr>
-        <w:t>dels</w:t>
-      </w:r>
-      <w:proofErr w:type="spellEnd"/>
-      <w:r>
-        <w:rPr>
-          <w:lang w:val="es-ES"/>
-        </w:rPr>
-        <w:t xml:space="preserve"> </w:t>
-      </w:r>
-      <w:proofErr w:type="spellStart"/>
-      <w:r>
-        <w:rPr>
-          <w:lang w:val="es-ES"/>
-        </w:rPr>
-        <w:t>escriptors</w:t>
-      </w:r>
-      <w:proofErr w:type="spellEnd"/>
-      <w:r>
-        <w:rPr>
-          <w:lang w:val="es-ES"/>
-        </w:rPr>
-        <w:t xml:space="preserve">, el valor </w:t>
-      </w:r>
-      <w:proofErr w:type="spellStart"/>
-      <w:r>
-        <w:rPr>
-          <w:lang w:val="es-ES"/>
-        </w:rPr>
-        <w:t>resultant</w:t>
-      </w:r>
-      <w:proofErr w:type="spellEnd"/>
-      <w:r>
-        <w:rPr>
-          <w:lang w:val="es-ES"/>
-        </w:rPr>
-        <w:t xml:space="preserve"> un </w:t>
-      </w:r>
-      <w:proofErr w:type="spellStart"/>
-      <w:r>
-        <w:rPr>
-          <w:lang w:val="es-ES"/>
-        </w:rPr>
-        <w:t>cop</w:t>
-      </w:r>
-      <w:proofErr w:type="spellEnd"/>
-      <w:r>
-        <w:rPr>
-          <w:lang w:val="es-ES"/>
-        </w:rPr>
-        <w:t xml:space="preserve"> </w:t>
-      </w:r>
-      <w:proofErr w:type="spellStart"/>
-      <w:r>
-        <w:rPr>
-          <w:lang w:val="es-ES"/>
-        </w:rPr>
-        <w:t>tots</w:t>
-      </w:r>
-      <w:proofErr w:type="spellEnd"/>
-      <w:r>
-        <w:rPr>
-          <w:lang w:val="es-ES"/>
-        </w:rPr>
-        <w:t xml:space="preserve"> </w:t>
-      </w:r>
-      <w:proofErr w:type="spellStart"/>
-      <w:r>
-        <w:rPr>
-          <w:lang w:val="es-ES"/>
-        </w:rPr>
-        <w:t>els</w:t>
-      </w:r>
-      <w:proofErr w:type="spellEnd"/>
-      <w:r>
-        <w:rPr>
-          <w:lang w:val="es-ES"/>
-        </w:rPr>
-        <w:t xml:space="preserve"> </w:t>
-      </w:r>
-      <w:proofErr w:type="spellStart"/>
-      <w:r>
-        <w:rPr>
-          <w:lang w:val="es-ES"/>
-        </w:rPr>
-        <w:t>altres</w:t>
-      </w:r>
-      <w:proofErr w:type="spellEnd"/>
-      <w:r>
-        <w:rPr>
-          <w:lang w:val="es-ES"/>
-        </w:rPr>
-        <w:t xml:space="preserve"> </w:t>
-      </w:r>
-      <w:proofErr w:type="spellStart"/>
-      <w:r>
-        <w:rPr>
-          <w:lang w:val="es-ES"/>
-        </w:rPr>
-        <w:t>participants</w:t>
-      </w:r>
-      <w:proofErr w:type="spellEnd"/>
-      <w:r>
-        <w:rPr>
-          <w:lang w:val="es-ES"/>
-        </w:rPr>
-        <w:t xml:space="preserve"> han </w:t>
-      </w:r>
-      <w:proofErr w:type="spellStart"/>
-      <w:r>
-        <w:rPr>
-          <w:lang w:val="es-ES"/>
-        </w:rPr>
-        <w:t>confirmat</w:t>
-      </w:r>
-      <w:proofErr w:type="spellEnd"/>
-      <w:r>
-        <w:rPr>
-          <w:lang w:val="es-ES"/>
-        </w:rPr>
-        <w:t xml:space="preserve"> la </w:t>
-      </w:r>
-      <w:proofErr w:type="spellStart"/>
-      <w:r>
-        <w:rPr>
-          <w:lang w:val="es-ES"/>
-        </w:rPr>
-        <w:t>rèplica</w:t>
-      </w:r>
-      <w:proofErr w:type="spellEnd"/>
-      <w:r>
-        <w:rPr>
-          <w:lang w:val="es-ES"/>
-        </w:rPr>
-        <w:t xml:space="preserve">. Al final de </w:t>
-      </w:r>
-      <w:proofErr w:type="spellStart"/>
-      <w:r>
-        <w:rPr>
-          <w:lang w:val="es-ES"/>
-        </w:rPr>
-        <w:t>l'execució</w:t>
-      </w:r>
-      <w:proofErr w:type="spellEnd"/>
-      <w:r>
-        <w:rPr>
-          <w:lang w:val="es-ES"/>
-        </w:rPr>
-        <w:t xml:space="preserve">, un </w:t>
-      </w:r>
-      <w:proofErr w:type="spellStart"/>
-      <w:r>
-        <w:rPr>
-          <w:lang w:val="es-ES"/>
-        </w:rPr>
-        <w:t>resum</w:t>
-      </w:r>
-      <w:proofErr w:type="spellEnd"/>
-      <w:r>
-        <w:rPr>
+      <w:r>
+        <w:rPr>
+          <w:i/>
+          <w:iCs/>
+          <w:lang w:val="es-ES"/>
+        </w:rPr>
+        <w:t>Fi</w:t>
+      </w:r>
+      <w:r>
+        <w:rPr>
+          <w:i/>
+          <w:iCs/>
+          <w:sz w:val="16"/>
+          <w:szCs w:val="16"/>
+          <w:lang w:val="es-ES"/>
+        </w:rPr>
+        <w:t xml:space="preserve">gura </w:t>
+      </w:r>
+      <w:r>
+        <w:rPr>
+          <w:i/>
+          <w:iCs/>
+          <w:sz w:val="16"/>
+          <w:szCs w:val="16"/>
+          <w:lang w:val="es-ES"/>
+        </w:rPr>
+        <w:t>3</w:t>
+      </w:r>
+      <w:r>
+        <w:rPr>
+          <w:i/>
+          <w:iCs/>
+          <w:sz w:val="16"/>
+          <w:szCs w:val="16"/>
+          <w:lang w:val="es-ES"/>
+        </w:rPr>
+        <w:t xml:space="preserve">. </w:t>
+      </w:r>
+      <w:proofErr w:type="spellStart"/>
+      <w:r>
+        <w:rPr>
+          <w:i/>
+          <w:iCs/>
+          <w:sz w:val="16"/>
+          <w:szCs w:val="16"/>
+          <w:lang w:val="es-ES"/>
+        </w:rPr>
+        <w:t>Sortida</w:t>
+      </w:r>
+      <w:proofErr w:type="spellEnd"/>
+      <w:r>
+        <w:rPr>
+          <w:i/>
+          <w:iCs/>
+          <w:sz w:val="16"/>
+          <w:szCs w:val="16"/>
+          <w:lang w:val="es-ES"/>
+        </w:rPr>
+        <w:t xml:space="preserve"> </w:t>
+      </w:r>
+      <w:proofErr w:type="gramStart"/>
+      <w:r>
+        <w:rPr>
+          <w:i/>
+          <w:iCs/>
+          <w:sz w:val="16"/>
+          <w:szCs w:val="16"/>
+          <w:lang w:val="es-ES"/>
+        </w:rPr>
+        <w:t>per pantalla</w:t>
+      </w:r>
+      <w:proofErr w:type="gramEnd"/>
+      <w:r>
+        <w:rPr>
+          <w:i/>
+          <w:iCs/>
+          <w:sz w:val="16"/>
+          <w:szCs w:val="16"/>
+          <w:lang w:val="es-ES"/>
+        </w:rPr>
+        <w:t xml:space="preserve"> de la </w:t>
+      </w:r>
+      <w:proofErr w:type="spellStart"/>
+      <w:r>
+        <w:rPr>
+          <w:i/>
+          <w:iCs/>
+          <w:sz w:val="16"/>
+          <w:szCs w:val="16"/>
+          <w:lang w:val="es-ES"/>
+        </w:rPr>
+        <w:t>darrera</w:t>
+      </w:r>
+      <w:proofErr w:type="spellEnd"/>
+      <w:r>
+        <w:rPr>
+          <w:i/>
+          <w:iCs/>
+          <w:sz w:val="16"/>
+          <w:szCs w:val="16"/>
+          <w:lang w:val="es-ES"/>
+        </w:rPr>
+        <w:t xml:space="preserve"> </w:t>
+      </w:r>
+      <w:proofErr w:type="spellStart"/>
+      <w:r>
+        <w:rPr>
+          <w:i/>
+          <w:iCs/>
+          <w:sz w:val="16"/>
+          <w:szCs w:val="16"/>
+          <w:lang w:val="es-ES"/>
+        </w:rPr>
+        <w:t>iteració</w:t>
+      </w:r>
+      <w:proofErr w:type="spellEnd"/>
+      <w:r>
+        <w:rPr>
+          <w:i/>
+          <w:iCs/>
+          <w:sz w:val="16"/>
+          <w:szCs w:val="16"/>
+          <w:lang w:val="es-ES"/>
+        </w:rPr>
+        <w:t xml:space="preserve"> i </w:t>
+      </w:r>
+      <w:proofErr w:type="spellStart"/>
+      <w:r>
+        <w:rPr>
+          <w:i/>
+          <w:iCs/>
+          <w:sz w:val="16"/>
+          <w:szCs w:val="16"/>
+          <w:lang w:val="es-ES"/>
+        </w:rPr>
+        <w:t>resultat</w:t>
+      </w:r>
+      <w:proofErr w:type="spellEnd"/>
+      <w:r>
+        <w:rPr>
+          <w:i/>
+          <w:iCs/>
+          <w:sz w:val="16"/>
+          <w:szCs w:val="16"/>
           <w:lang w:val="es-ES"/>
         </w:rPr>
         <w:t xml:space="preserve"> final </w:t>
@@ -14139,139 +13949,21 @@
       <w:proofErr w:type="spellStart"/>
       <w:r>
         <w:rPr>
-          <w:lang w:val="es-ES"/>
-        </w:rPr>
-        <w:t>mostra</w:t>
-      </w:r>
-      <w:proofErr w:type="spellEnd"/>
-      <w:r>
-        <w:rPr>
-          <w:lang w:val="es-ES"/>
-        </w:rPr>
-        <w:t xml:space="preserve"> que </w:t>
-      </w:r>
-      <w:proofErr w:type="spellStart"/>
-      <w:r>
-        <w:rPr>
-          <w:lang w:val="es-ES"/>
-        </w:rPr>
-        <w:t>tots</w:t>
-      </w:r>
-      <w:proofErr w:type="spellEnd"/>
-      <w:r>
-        <w:rPr>
-          <w:lang w:val="es-ES"/>
-        </w:rPr>
-        <w:t xml:space="preserve"> </w:t>
-      </w:r>
-      <w:proofErr w:type="spellStart"/>
-      <w:r>
-        <w:rPr>
-          <w:lang w:val="es-ES"/>
-        </w:rPr>
-        <w:t>els</w:t>
-      </w:r>
-      <w:proofErr w:type="spellEnd"/>
-      <w:r>
-        <w:rPr>
-          <w:lang w:val="es-ES"/>
-        </w:rPr>
-        <w:t xml:space="preserve"> </w:t>
-      </w:r>
-      <w:proofErr w:type="spellStart"/>
-      <w:r>
-        <w:rPr>
-          <w:lang w:val="es-ES"/>
-        </w:rPr>
-        <w:t>nodes</w:t>
-      </w:r>
-      <w:proofErr w:type="spellEnd"/>
-      <w:r>
-        <w:rPr>
-          <w:lang w:val="es-ES"/>
-        </w:rPr>
-        <w:t xml:space="preserve"> han </w:t>
-      </w:r>
-      <w:proofErr w:type="spellStart"/>
-      <w:r>
-        <w:rPr>
-          <w:lang w:val="es-ES"/>
-        </w:rPr>
-        <w:t>completat</w:t>
-      </w:r>
-      <w:proofErr w:type="spellEnd"/>
-      <w:r>
-        <w:rPr>
-          <w:lang w:val="es-ES"/>
-        </w:rPr>
-        <w:t xml:space="preserve"> les 10 </w:t>
-      </w:r>
-      <w:proofErr w:type="spellStart"/>
-      <w:r>
-        <w:rPr>
-          <w:lang w:val="es-ES"/>
-        </w:rPr>
-        <w:t>iteracions</w:t>
-      </w:r>
-      <w:proofErr w:type="spellEnd"/>
-      <w:r>
-        <w:rPr>
-          <w:lang w:val="es-ES"/>
-        </w:rPr>
-        <w:t xml:space="preserve"> i que </w:t>
-      </w:r>
-      <w:proofErr w:type="spellStart"/>
-      <w:r>
-        <w:rPr>
-          <w:lang w:val="es-ES"/>
-        </w:rPr>
-        <w:t>comparteixen</w:t>
-      </w:r>
-      <w:proofErr w:type="spellEnd"/>
-      <w:r>
-        <w:rPr>
-          <w:lang w:val="es-ES"/>
-        </w:rPr>
-        <w:t xml:space="preserve"> </w:t>
-      </w:r>
-      <w:proofErr w:type="spellStart"/>
-      <w:r>
-        <w:rPr>
-          <w:lang w:val="es-ES"/>
-        </w:rPr>
-        <w:t>exactament</w:t>
-      </w:r>
-      <w:proofErr w:type="spellEnd"/>
-      <w:r>
-        <w:rPr>
-          <w:lang w:val="es-ES"/>
-        </w:rPr>
-        <w:t xml:space="preserve"> el </w:t>
-      </w:r>
-      <w:proofErr w:type="spellStart"/>
-      <w:r>
-        <w:rPr>
-          <w:lang w:val="es-ES"/>
-        </w:rPr>
-        <w:t>mateix</w:t>
-      </w:r>
-      <w:proofErr w:type="spellEnd"/>
-      <w:r>
-        <w:rPr>
-          <w:lang w:val="es-ES"/>
-        </w:rPr>
-        <w:t xml:space="preserve"> valor de </w:t>
-      </w:r>
-      <w:proofErr w:type="spellStart"/>
-      <w:r>
-        <w:rPr>
-          <w:lang w:val="es-ES"/>
-        </w:rPr>
-        <w:t>tancament</w:t>
-      </w:r>
-      <w:proofErr w:type="spellEnd"/>
-      <w:r>
-        <w:rPr>
+          <w:i/>
+          <w:iCs/>
+          <w:sz w:val="16"/>
+          <w:szCs w:val="16"/>
+          <w:lang w:val="es-ES"/>
+        </w:rPr>
+        <w:t>compartit</w:t>
+      </w:r>
+      <w:proofErr w:type="spellEnd"/>
+      <w:r>
+        <w:rPr>
+          <w:i/>
+          <w:iCs/>
+          <w:sz w:val="16"/>
+          <w:szCs w:val="16"/>
           <w:lang w:val="es-ES"/>
         </w:rPr>
         <w:t>.</w:t>
@@ -14284,27 +13976,467 @@
           <w:lang w:val="es-ES"/>
         </w:rPr>
       </w:pPr>
-      <w:r>
-        <w:rPr>
-          <w:lang w:val="es-ES"/>
-        </w:rPr>
-        <w:br w:type="page"/>
+      <w:proofErr w:type="spellStart"/>
+      <w:r>
+        <w:rPr>
+          <w:lang w:val="es-ES"/>
+        </w:rPr>
+        <w:t>Aquest</w:t>
+      </w:r>
+      <w:proofErr w:type="spellEnd"/>
+      <w:r>
+        <w:rPr>
+          <w:lang w:val="es-ES"/>
+        </w:rPr>
+        <w:t xml:space="preserve"> </w:t>
+      </w:r>
+      <w:proofErr w:type="spellStart"/>
+      <w:r>
+        <w:rPr>
+          <w:lang w:val="es-ES"/>
+        </w:rPr>
+        <w:t>format</w:t>
+      </w:r>
+      <w:proofErr w:type="spellEnd"/>
+      <w:r>
+        <w:rPr>
+          <w:lang w:val="es-ES"/>
+        </w:rPr>
+        <w:t xml:space="preserve"> </w:t>
+      </w:r>
+      <w:proofErr w:type="spellStart"/>
+      <w:r>
+        <w:rPr>
+          <w:lang w:val="es-ES"/>
+        </w:rPr>
+        <w:t>permet</w:t>
+      </w:r>
+      <w:proofErr w:type="spellEnd"/>
+      <w:r>
+        <w:rPr>
+          <w:lang w:val="es-ES"/>
+        </w:rPr>
+        <w:t xml:space="preserve"> seguir </w:t>
+      </w:r>
+      <w:proofErr w:type="spellStart"/>
+      <w:r>
+        <w:rPr>
+          <w:lang w:val="es-ES"/>
+        </w:rPr>
+        <w:t>fàcilment</w:t>
+      </w:r>
+      <w:proofErr w:type="spellEnd"/>
+      <w:r>
+        <w:rPr>
+          <w:lang w:val="es-ES"/>
+        </w:rPr>
+        <w:t xml:space="preserve"> cada cicle: </w:t>
+      </w:r>
+      <w:proofErr w:type="spellStart"/>
+      <w:r>
+        <w:rPr>
+          <w:lang w:val="es-ES"/>
+        </w:rPr>
+        <w:t>s'observa</w:t>
+      </w:r>
+      <w:proofErr w:type="spellEnd"/>
+      <w:r>
+        <w:rPr>
+          <w:lang w:val="es-ES"/>
+        </w:rPr>
+        <w:t xml:space="preserve"> </w:t>
+      </w:r>
+      <w:proofErr w:type="spellStart"/>
+      <w:r>
+        <w:rPr>
+          <w:lang w:val="es-ES"/>
+        </w:rPr>
+        <w:t>com</w:t>
+      </w:r>
+      <w:proofErr w:type="spellEnd"/>
+      <w:r>
+        <w:rPr>
+          <w:lang w:val="es-ES"/>
+        </w:rPr>
+        <w:t xml:space="preserve"> </w:t>
+      </w:r>
+      <w:proofErr w:type="spellStart"/>
+      <w:r>
+        <w:rPr>
+          <w:lang w:val="es-ES"/>
+        </w:rPr>
+        <w:t>s'assigna</w:t>
+      </w:r>
+      <w:proofErr w:type="spellEnd"/>
+      <w:r>
+        <w:rPr>
+          <w:lang w:val="es-ES"/>
+        </w:rPr>
+        <w:t xml:space="preserve"> el </w:t>
+      </w:r>
+      <w:proofErr w:type="spellStart"/>
+      <w:r>
+        <w:rPr>
+          <w:lang w:val="es-ES"/>
+        </w:rPr>
+        <w:t>torn</w:t>
+      </w:r>
+      <w:proofErr w:type="spellEnd"/>
+      <w:r>
+        <w:rPr>
+          <w:lang w:val="es-ES"/>
+        </w:rPr>
+        <w:t xml:space="preserve">, la lectura que fa el </w:t>
+      </w:r>
+      <w:proofErr w:type="spellStart"/>
+      <w:r>
+        <w:rPr>
+          <w:lang w:val="es-ES"/>
+        </w:rPr>
+        <w:t>node</w:t>
+      </w:r>
+      <w:proofErr w:type="spellEnd"/>
+      <w:r>
+        <w:rPr>
+          <w:lang w:val="es-ES"/>
+        </w:rPr>
+        <w:t xml:space="preserve"> i, en el </w:t>
+      </w:r>
+      <w:proofErr w:type="spellStart"/>
+      <w:r>
+        <w:rPr>
+          <w:lang w:val="es-ES"/>
+        </w:rPr>
+        <w:t>cas</w:t>
+      </w:r>
+      <w:proofErr w:type="spellEnd"/>
+      <w:r>
+        <w:rPr>
+          <w:lang w:val="es-ES"/>
+        </w:rPr>
+        <w:t xml:space="preserve"> </w:t>
+      </w:r>
+      <w:proofErr w:type="spellStart"/>
+      <w:r>
+        <w:rPr>
+          <w:lang w:val="es-ES"/>
+        </w:rPr>
+        <w:t>dels</w:t>
+      </w:r>
+      <w:proofErr w:type="spellEnd"/>
+      <w:r>
+        <w:rPr>
+          <w:lang w:val="es-ES"/>
+        </w:rPr>
+        <w:t xml:space="preserve"> </w:t>
+      </w:r>
+      <w:proofErr w:type="spellStart"/>
+      <w:r>
+        <w:rPr>
+          <w:lang w:val="es-ES"/>
+        </w:rPr>
+        <w:t>escriptors</w:t>
+      </w:r>
+      <w:proofErr w:type="spellEnd"/>
+      <w:r>
+        <w:rPr>
+          <w:lang w:val="es-ES"/>
+        </w:rPr>
+        <w:t xml:space="preserve">, el valor </w:t>
+      </w:r>
+      <w:proofErr w:type="spellStart"/>
+      <w:r>
+        <w:rPr>
+          <w:lang w:val="es-ES"/>
+        </w:rPr>
+        <w:t>resultant</w:t>
+      </w:r>
+      <w:proofErr w:type="spellEnd"/>
+      <w:r>
+        <w:rPr>
+          <w:lang w:val="es-ES"/>
+        </w:rPr>
+        <w:t xml:space="preserve"> un </w:t>
+      </w:r>
+      <w:proofErr w:type="spellStart"/>
+      <w:r>
+        <w:rPr>
+          <w:lang w:val="es-ES"/>
+        </w:rPr>
+        <w:t>cop</w:t>
+      </w:r>
+      <w:proofErr w:type="spellEnd"/>
+      <w:r>
+        <w:rPr>
+          <w:lang w:val="es-ES"/>
+        </w:rPr>
+        <w:t xml:space="preserve"> </w:t>
+      </w:r>
+      <w:proofErr w:type="spellStart"/>
+      <w:r>
+        <w:rPr>
+          <w:lang w:val="es-ES"/>
+        </w:rPr>
+        <w:t>tots</w:t>
+      </w:r>
+      <w:proofErr w:type="spellEnd"/>
+      <w:r>
+        <w:rPr>
+          <w:lang w:val="es-ES"/>
+        </w:rPr>
+        <w:t xml:space="preserve"> </w:t>
+      </w:r>
+      <w:proofErr w:type="spellStart"/>
+      <w:r>
+        <w:rPr>
+          <w:lang w:val="es-ES"/>
+        </w:rPr>
+        <w:t>els</w:t>
+      </w:r>
+      <w:proofErr w:type="spellEnd"/>
+      <w:r>
+        <w:rPr>
+          <w:lang w:val="es-ES"/>
+        </w:rPr>
+        <w:t xml:space="preserve"> </w:t>
+      </w:r>
+      <w:proofErr w:type="spellStart"/>
+      <w:r>
+        <w:rPr>
+          <w:lang w:val="es-ES"/>
+        </w:rPr>
+        <w:t>altres</w:t>
+      </w:r>
+      <w:proofErr w:type="spellEnd"/>
+      <w:r>
+        <w:rPr>
+          <w:lang w:val="es-ES"/>
+        </w:rPr>
+        <w:t xml:space="preserve"> </w:t>
+      </w:r>
+      <w:proofErr w:type="spellStart"/>
+      <w:r>
+        <w:rPr>
+          <w:lang w:val="es-ES"/>
+        </w:rPr>
+        <w:t>participants</w:t>
+      </w:r>
+      <w:proofErr w:type="spellEnd"/>
+      <w:r>
+        <w:rPr>
+          <w:lang w:val="es-ES"/>
+        </w:rPr>
+        <w:t xml:space="preserve"> han </w:t>
+      </w:r>
+      <w:proofErr w:type="spellStart"/>
+      <w:r>
+        <w:rPr>
+          <w:lang w:val="es-ES"/>
+        </w:rPr>
+        <w:t>confirmat</w:t>
+      </w:r>
+      <w:proofErr w:type="spellEnd"/>
+      <w:r>
+        <w:rPr>
+          <w:lang w:val="es-ES"/>
+        </w:rPr>
+        <w:t xml:space="preserve"> la </w:t>
+      </w:r>
+      <w:proofErr w:type="spellStart"/>
+      <w:r>
+        <w:rPr>
+          <w:lang w:val="es-ES"/>
+        </w:rPr>
+        <w:t>rèplica</w:t>
+      </w:r>
+      <w:proofErr w:type="spellEnd"/>
+      <w:r>
+        <w:rPr>
+          <w:lang w:val="es-ES"/>
+        </w:rPr>
+        <w:t xml:space="preserve">. Al final de </w:t>
+      </w:r>
+      <w:proofErr w:type="spellStart"/>
+      <w:r>
+        <w:rPr>
+          <w:lang w:val="es-ES"/>
+        </w:rPr>
+        <w:t>l'execució</w:t>
+      </w:r>
+      <w:proofErr w:type="spellEnd"/>
+      <w:r>
+        <w:rPr>
+          <w:lang w:val="es-ES"/>
+        </w:rPr>
+        <w:t xml:space="preserve">, un </w:t>
+      </w:r>
+      <w:proofErr w:type="spellStart"/>
+      <w:r>
+        <w:rPr>
+          <w:lang w:val="es-ES"/>
+        </w:rPr>
+        <w:t>resum</w:t>
+      </w:r>
+      <w:proofErr w:type="spellEnd"/>
+      <w:r>
+        <w:rPr>
+          <w:lang w:val="es-ES"/>
+        </w:rPr>
+        <w:t xml:space="preserve"> final </w:t>
+      </w:r>
+      <w:proofErr w:type="spellStart"/>
+      <w:r>
+        <w:rPr>
+          <w:lang w:val="es-ES"/>
+        </w:rPr>
+        <w:t>mostra</w:t>
+      </w:r>
+      <w:proofErr w:type="spellEnd"/>
+      <w:r>
+        <w:rPr>
+          <w:lang w:val="es-ES"/>
+        </w:rPr>
+        <w:t xml:space="preserve"> que </w:t>
+      </w:r>
+      <w:proofErr w:type="spellStart"/>
+      <w:r>
+        <w:rPr>
+          <w:lang w:val="es-ES"/>
+        </w:rPr>
+        <w:t>tots</w:t>
+      </w:r>
+      <w:proofErr w:type="spellEnd"/>
+      <w:r>
+        <w:rPr>
+          <w:lang w:val="es-ES"/>
+        </w:rPr>
+        <w:t xml:space="preserve"> </w:t>
+      </w:r>
+      <w:proofErr w:type="spellStart"/>
+      <w:r>
+        <w:rPr>
+          <w:lang w:val="es-ES"/>
+        </w:rPr>
+        <w:t>els</w:t>
+      </w:r>
+      <w:proofErr w:type="spellEnd"/>
+      <w:r>
+        <w:rPr>
+          <w:lang w:val="es-ES"/>
+        </w:rPr>
+        <w:t xml:space="preserve"> </w:t>
+      </w:r>
+      <w:proofErr w:type="spellStart"/>
+      <w:r>
+        <w:rPr>
+          <w:lang w:val="es-ES"/>
+        </w:rPr>
+        <w:t>nodes</w:t>
+      </w:r>
+      <w:proofErr w:type="spellEnd"/>
+      <w:r>
+        <w:rPr>
+          <w:lang w:val="es-ES"/>
+        </w:rPr>
+        <w:t xml:space="preserve"> han </w:t>
+      </w:r>
+      <w:proofErr w:type="spellStart"/>
+      <w:r>
+        <w:rPr>
+          <w:lang w:val="es-ES"/>
+        </w:rPr>
+        <w:t>completat</w:t>
+      </w:r>
+      <w:proofErr w:type="spellEnd"/>
+      <w:r>
+        <w:rPr>
+          <w:lang w:val="es-ES"/>
+        </w:rPr>
+        <w:t xml:space="preserve"> les 10 </w:t>
+      </w:r>
+      <w:proofErr w:type="spellStart"/>
+      <w:r>
+        <w:rPr>
+          <w:lang w:val="es-ES"/>
+        </w:rPr>
+        <w:t>iteracions</w:t>
+      </w:r>
+      <w:proofErr w:type="spellEnd"/>
+      <w:r>
+        <w:rPr>
+          <w:lang w:val="es-ES"/>
+        </w:rPr>
+        <w:t xml:space="preserve"> i que </w:t>
+      </w:r>
+      <w:proofErr w:type="spellStart"/>
+      <w:r>
+        <w:rPr>
+          <w:lang w:val="es-ES"/>
+        </w:rPr>
+        <w:t>comparteixen</w:t>
+      </w:r>
+      <w:proofErr w:type="spellEnd"/>
+      <w:r>
+        <w:rPr>
+          <w:lang w:val="es-ES"/>
+        </w:rPr>
+        <w:t xml:space="preserve"> </w:t>
+      </w:r>
+      <w:proofErr w:type="spellStart"/>
+      <w:r>
+        <w:rPr>
+          <w:lang w:val="es-ES"/>
+        </w:rPr>
+        <w:t>exactament</w:t>
+      </w:r>
+      <w:proofErr w:type="spellEnd"/>
+      <w:r>
+        <w:rPr>
+          <w:lang w:val="es-ES"/>
+        </w:rPr>
+        <w:t xml:space="preserve"> el </w:t>
+      </w:r>
+      <w:proofErr w:type="spellStart"/>
+      <w:r>
+        <w:rPr>
+          <w:lang w:val="es-ES"/>
+        </w:rPr>
+        <w:t>mateix</w:t>
+      </w:r>
+      <w:proofErr w:type="spellEnd"/>
+      <w:r>
+        <w:rPr>
+          <w:lang w:val="es-ES"/>
+        </w:rPr>
+        <w:t xml:space="preserve"> valor de </w:t>
+      </w:r>
+      <w:proofErr w:type="spellStart"/>
+      <w:r>
+        <w:rPr>
+          <w:lang w:val="es-ES"/>
+        </w:rPr>
+        <w:t>tancament</w:t>
+      </w:r>
+      <w:proofErr w:type="spellEnd"/>
+      <w:r>
+        <w:rPr>
+          <w:lang w:val="es-ES"/>
+        </w:rPr>
+        <w:t>.</w:t>
       </w:r>
     </w:p>
     <w:p>
       <w:pPr>
         <w:pStyle w:val="Ttulo1"/>
-        <w:jc w:val="both"/>
         <w:rPr>
           <w:lang w:val="es-ES"/>
         </w:rPr>
       </w:pPr>
-      <w:bookmarkStart w:id="7" w:name="_Toc241651822"/>
-      <w:r>
-        <w:rPr>
-          <w:lang w:val="es-ES"/>
-        </w:rPr>
-        <w:lastRenderedPageBreak/>
+      <w:bookmarkStart w:id="6" w:name="_Toc241831245"/>
+      <w:r>
+        <w:rPr>
+          <w:lang w:val="es-ES"/>
+        </w:rPr>
         <w:t xml:space="preserve">5 </w:t>
       </w:r>
       <w:proofErr w:type="spellStart"/>
@@ -14328,7 +14460,7 @@
         </w:rPr>
         <w:t>escalabilitat</w:t>
       </w:r>
-      <w:bookmarkEnd w:id="7"/>
+      <w:bookmarkEnd w:id="6"/>
       <w:proofErr w:type="spellEnd"/>
     </w:p>
     <w:p>
@@ -15193,13 +15325,21 @@
     <w:p>
       <w:pPr>
         <w:pStyle w:val="Descripcin"/>
-        <w:jc w:val="both"/>
-        <w:rPr>
+        <w:jc w:val="center"/>
+        <w:rPr>
+          <w:i/>
+          <w:iCs/>
+          <w:sz w:val="16"/>
+          <w:szCs w:val="16"/>
           <w:lang w:val="es-ES"/>
         </w:rPr>
       </w:pPr>
       <w:r>
         <w:rPr>
+          <w:i/>
+          <w:iCs/>
+          <w:sz w:val="16"/>
+          <w:szCs w:val="16"/>
           <w:lang w:val="es-ES"/>
         </w:rPr>
         <w:t xml:space="preserve">Figura 3. </w:t>
@@ -15207,6 +15347,10 @@
       <w:proofErr w:type="spellStart"/>
       <w:r>
         <w:rPr>
+          <w:i/>
+          <w:iCs/>
+          <w:sz w:val="16"/>
+          <w:szCs w:val="16"/>
           <w:lang w:val="es-ES"/>
         </w:rPr>
         <w:t>Recompte</w:t>
@@ -15214,6 +15358,10 @@
       <w:proofErr w:type="spellEnd"/>
       <w:r>
         <w:rPr>
+          <w:i/>
+          <w:iCs/>
+          <w:sz w:val="16"/>
+          <w:szCs w:val="16"/>
           <w:lang w:val="es-ES"/>
         </w:rPr>
         <w:t xml:space="preserve"> de trames i durada observada en </w:t>
@@ -15221,6 +15369,10 @@
       <w:proofErr w:type="spellStart"/>
       <w:r>
         <w:rPr>
+          <w:i/>
+          <w:iCs/>
+          <w:sz w:val="16"/>
+          <w:szCs w:val="16"/>
           <w:lang w:val="es-ES"/>
         </w:rPr>
         <w:t>execucions</w:t>
@@ -15228,13 +15380,21 @@
       <w:proofErr w:type="spellEnd"/>
       <w:r>
         <w:rPr>
-          <w:lang w:val="es-ES"/>
-        </w:rPr>
-        <w:t xml:space="preserve"> </w:t>
-      </w:r>
-      <w:proofErr w:type="spellStart"/>
-      <w:r>
-        <w:rPr>
+          <w:i/>
+          <w:iCs/>
+          <w:sz w:val="16"/>
+          <w:szCs w:val="16"/>
+          <w:lang w:val="es-ES"/>
+        </w:rPr>
+        <w:t xml:space="preserve"> </w:t>
+      </w:r>
+      <w:proofErr w:type="spellStart"/>
+      <w:r>
+        <w:rPr>
+          <w:i/>
+          <w:iCs/>
+          <w:sz w:val="16"/>
+          <w:szCs w:val="16"/>
           <w:lang w:val="es-ES"/>
         </w:rPr>
         <w:t>locals</w:t>
@@ -15242,13 +15402,21 @@
       <w:proofErr w:type="spellEnd"/>
       <w:r>
         <w:rPr>
-          <w:lang w:val="es-ES"/>
-        </w:rPr>
-        <w:t xml:space="preserve"> </w:t>
-      </w:r>
-      <w:proofErr w:type="spellStart"/>
-      <w:r>
-        <w:rPr>
+          <w:i/>
+          <w:iCs/>
+          <w:sz w:val="16"/>
+          <w:szCs w:val="16"/>
+          <w:lang w:val="es-ES"/>
+        </w:rPr>
+        <w:t xml:space="preserve"> </w:t>
+      </w:r>
+      <w:proofErr w:type="spellStart"/>
+      <w:r>
+        <w:rPr>
+          <w:i/>
+          <w:iCs/>
+          <w:sz w:val="16"/>
+          <w:szCs w:val="16"/>
           <w:lang w:val="es-ES"/>
         </w:rPr>
         <w:t>amb</w:t>
@@ -15256,13 +15424,21 @@
       <w:proofErr w:type="spellEnd"/>
       <w:r>
         <w:rPr>
-          <w:lang w:val="es-ES"/>
-        </w:rPr>
-        <w:t xml:space="preserve"> </w:t>
-      </w:r>
-      <w:proofErr w:type="spellStart"/>
-      <w:r>
-        <w:rPr>
+          <w:i/>
+          <w:iCs/>
+          <w:sz w:val="16"/>
+          <w:szCs w:val="16"/>
+          <w:lang w:val="es-ES"/>
+        </w:rPr>
+        <w:t xml:space="preserve"> </w:t>
+      </w:r>
+      <w:proofErr w:type="spellStart"/>
+      <w:r>
+        <w:rPr>
+          <w:i/>
+          <w:iCs/>
+          <w:sz w:val="16"/>
+          <w:szCs w:val="16"/>
           <w:lang w:val="es-ES"/>
         </w:rPr>
         <w:t>tots</w:t>
@@ -15270,13 +15446,21 @@
       <w:proofErr w:type="spellEnd"/>
       <w:r>
         <w:rPr>
-          <w:lang w:val="es-ES"/>
-        </w:rPr>
-        <w:t xml:space="preserve"> </w:t>
-      </w:r>
-      <w:proofErr w:type="spellStart"/>
-      <w:r>
-        <w:rPr>
+          <w:i/>
+          <w:iCs/>
+          <w:sz w:val="16"/>
+          <w:szCs w:val="16"/>
+          <w:lang w:val="es-ES"/>
+        </w:rPr>
+        <w:t xml:space="preserve"> </w:t>
+      </w:r>
+      <w:proofErr w:type="spellStart"/>
+      <w:r>
+        <w:rPr>
+          <w:i/>
+          <w:iCs/>
+          <w:sz w:val="16"/>
+          <w:szCs w:val="16"/>
           <w:lang w:val="es-ES"/>
         </w:rPr>
         <w:t>els</w:t>
@@ -15284,13 +15468,21 @@
       <w:proofErr w:type="spellEnd"/>
       <w:r>
         <w:rPr>
-          <w:lang w:val="es-ES"/>
-        </w:rPr>
-        <w:t xml:space="preserve"> </w:t>
-      </w:r>
-      <w:proofErr w:type="spellStart"/>
-      <w:r>
-        <w:rPr>
+          <w:i/>
+          <w:iCs/>
+          <w:sz w:val="16"/>
+          <w:szCs w:val="16"/>
+          <w:lang w:val="es-ES"/>
+        </w:rPr>
+        <w:t xml:space="preserve"> </w:t>
+      </w:r>
+      <w:proofErr w:type="spellStart"/>
+      <w:r>
+        <w:rPr>
+          <w:i/>
+          <w:iCs/>
+          <w:sz w:val="16"/>
+          <w:szCs w:val="16"/>
           <w:lang w:val="es-ES"/>
         </w:rPr>
         <w:t>nodes</w:t>
@@ -15298,13 +15490,21 @@
       <w:proofErr w:type="spellEnd"/>
       <w:r>
         <w:rPr>
-          <w:lang w:val="es-ES"/>
-        </w:rPr>
-        <w:t xml:space="preserve"> </w:t>
-      </w:r>
-      <w:proofErr w:type="spellStart"/>
-      <w:r>
-        <w:rPr>
+          <w:i/>
+          <w:iCs/>
+          <w:sz w:val="16"/>
+          <w:szCs w:val="16"/>
+          <w:lang w:val="es-ES"/>
+        </w:rPr>
+        <w:t xml:space="preserve"> </w:t>
+      </w:r>
+      <w:proofErr w:type="spellStart"/>
+      <w:r>
+        <w:rPr>
+          <w:i/>
+          <w:iCs/>
+          <w:sz w:val="16"/>
+          <w:szCs w:val="16"/>
           <w:lang w:val="es-ES"/>
         </w:rPr>
         <w:t>escriptors</w:t>
@@ -15312,6 +15512,10 @@
       <w:proofErr w:type="spellEnd"/>
       <w:r>
         <w:rPr>
+          <w:i/>
+          <w:iCs/>
+          <w:sz w:val="16"/>
+          <w:szCs w:val="16"/>
           <w:lang w:val="es-ES"/>
         </w:rPr>
         <w:t>.</w:t>
@@ -15328,6 +15532,7 @@
         <w:rPr>
           <w:lang w:val="es-ES"/>
         </w:rPr>
+        <w:lastRenderedPageBreak/>
         <w:t xml:space="preserve">Un </w:t>
       </w:r>
       <w:proofErr w:type="spellStart"/>
@@ -15384,7 +15589,21 @@
         <w:rPr>
           <w:lang w:val="es-ES"/>
         </w:rPr>
-        <w:t xml:space="preserve"> que la durada total es </w:t>
+        <w:t xml:space="preserve"> que la </w:t>
+      </w:r>
+      <w:proofErr w:type="gramStart"/>
+      <w:r>
+        <w:rPr>
+          <w:lang w:val="es-ES"/>
+        </w:rPr>
+        <w:t>durada total</w:t>
+      </w:r>
+      <w:proofErr w:type="gramEnd"/>
+      <w:r>
+        <w:rPr>
+          <w:lang w:val="es-ES"/>
+        </w:rPr>
+        <w:t xml:space="preserve"> es </w:t>
       </w:r>
       <w:proofErr w:type="spellStart"/>
       <w:r>
@@ -16098,8 +16317,16 @@
         <w:rPr>
           <w:lang w:val="es-ES"/>
         </w:rPr>
-        <w:t xml:space="preserve"> un pes visible</w:t>
-      </w:r>
+        <w:t xml:space="preserve"> un </w:t>
+      </w:r>
+      <w:proofErr w:type="gramStart"/>
+      <w:r>
+        <w:rPr>
+          <w:lang w:val="es-ES"/>
+        </w:rPr>
+        <w:t>pes visible</w:t>
+      </w:r>
+      <w:proofErr w:type="gramEnd"/>
       <w:r>
         <w:rPr>
           <w:lang w:val="es-ES"/>
@@ -16115,7 +16342,7 @@
           <w:lang w:val="es-ES"/>
         </w:rPr>
       </w:pPr>
-      <w:bookmarkStart w:id="8" w:name="_Toc241651823"/>
+      <w:bookmarkStart w:id="7" w:name="_Toc241831246"/>
       <w:proofErr w:type="spellStart"/>
       <w:r>
         <w:rPr>
@@ -16137,7 +16364,7 @@
         </w:rPr>
         <w:t>comunicació</w:t>
       </w:r>
-      <w:bookmarkEnd w:id="8"/>
+      <w:bookmarkEnd w:id="7"/>
       <w:proofErr w:type="spellEnd"/>
     </w:p>
     <w:p>
@@ -16221,7 +16448,21 @@
         <w:rPr>
           <w:lang w:val="es-ES"/>
         </w:rPr>
-        <w:t xml:space="preserve"> de la mida de la </w:t>
+        <w:t xml:space="preserve"> </w:t>
+      </w:r>
+      <w:proofErr w:type="gramStart"/>
+      <w:r>
+        <w:rPr>
+          <w:lang w:val="es-ES"/>
+        </w:rPr>
+        <w:t>de la mida</w:t>
+      </w:r>
+      <w:proofErr w:type="gramEnd"/>
+      <w:r>
+        <w:rPr>
+          <w:lang w:val="es-ES"/>
+        </w:rPr>
+        <w:t xml:space="preserve"> de la </w:t>
       </w:r>
       <w:proofErr w:type="spellStart"/>
       <w:r>
@@ -16254,13 +16495,6 @@
         <w:rPr>
           <w:lang w:val="es-ES"/>
         </w:rPr>
-        <w:br w:type="page"/>
-      </w:r>
-      <w:r>
-        <w:rPr>
-          <w:lang w:val="es-ES"/>
-        </w:rPr>
-        <w:lastRenderedPageBreak/>
         <w:t xml:space="preserve">Una lectura remota </w:t>
       </w:r>
       <w:proofErr w:type="spellStart"/>
@@ -16350,7 +16584,21 @@
         <w:rPr>
           <w:lang w:val="es-ES"/>
         </w:rPr>
-        <w:t xml:space="preserve"> la parella UPDATE/ACK del propi </w:t>
+        <w:t xml:space="preserve"> la parella UPDATE/ACK </w:t>
+      </w:r>
+      <w:proofErr w:type="gramStart"/>
+      <w:r>
+        <w:rPr>
+          <w:lang w:val="es-ES"/>
+        </w:rPr>
+        <w:t>del propi</w:t>
+      </w:r>
+      <w:proofErr w:type="gramEnd"/>
+      <w:r>
+        <w:rPr>
+          <w:lang w:val="es-ES"/>
+        </w:rPr>
+        <w:t xml:space="preserve"> </w:t>
       </w:r>
       <w:proofErr w:type="spellStart"/>
       <w:r>
@@ -16490,7 +16738,21 @@
         <w:rPr>
           <w:lang w:val="es-ES"/>
         </w:rPr>
-        <w:t xml:space="preserve"> el propi coordinador, el </w:t>
+        <w:t xml:space="preserve"> </w:t>
+      </w:r>
+      <w:proofErr w:type="gramStart"/>
+      <w:r>
+        <w:rPr>
+          <w:lang w:val="es-ES"/>
+        </w:rPr>
+        <w:t>el propi</w:t>
+      </w:r>
+      <w:proofErr w:type="gramEnd"/>
+      <w:r>
+        <w:rPr>
+          <w:lang w:val="es-ES"/>
+        </w:rPr>
+        <w:t xml:space="preserve"> coordinador, el </w:t>
       </w:r>
       <w:proofErr w:type="spellStart"/>
       <w:r>
@@ -16518,7 +16780,21 @@
         <w:rPr>
           <w:lang w:val="es-ES"/>
         </w:rPr>
-        <w:t xml:space="preserve"> a $2(N - 1)$ trames en ser una lectura i </w:t>
+        <w:t xml:space="preserve"> a $2(N - </w:t>
+      </w:r>
+      <w:proofErr w:type="gramStart"/>
+      <w:r>
+        <w:rPr>
+          <w:lang w:val="es-ES"/>
+        </w:rPr>
+        <w:t>1)$</w:t>
+      </w:r>
+      <w:proofErr w:type="gramEnd"/>
+      <w:r>
+        <w:rPr>
+          <w:lang w:val="es-ES"/>
+        </w:rPr>
+        <w:t xml:space="preserve"> trames en ser una lectura i </w:t>
       </w:r>
       <w:proofErr w:type="spellStart"/>
       <w:r>
@@ -16750,7 +17026,21 @@
         <w:rPr>
           <w:lang w:val="es-ES"/>
         </w:rPr>
-        <w:t xml:space="preserve"> de $O(N^2)$. </w:t>
+        <w:t xml:space="preserve"> de $O(N^</w:t>
+      </w:r>
+      <w:proofErr w:type="gramStart"/>
+      <w:r>
+        <w:rPr>
+          <w:lang w:val="es-ES"/>
+        </w:rPr>
+        <w:t>2)$</w:t>
+      </w:r>
+      <w:proofErr w:type="gramEnd"/>
+      <w:r>
+        <w:rPr>
+          <w:lang w:val="es-ES"/>
+        </w:rPr>
+        <w:t xml:space="preserve">. </w:t>
       </w:r>
       <w:proofErr w:type="spellStart"/>
       <w:r>
@@ -16994,11 +17284,12 @@
     <w:p>
       <w:pPr>
         <w:pStyle w:val="Ttulo1"/>
+        <w:jc w:val="both"/>
         <w:rPr>
           <w:lang w:val="es-ES"/>
         </w:rPr>
       </w:pPr>
-      <w:bookmarkStart w:id="9" w:name="_Toc241651824"/>
+      <w:bookmarkStart w:id="8" w:name="_Toc241831247"/>
       <w:r>
         <w:rPr>
           <w:lang w:val="es-ES"/>
@@ -17040,17 +17331,18 @@
         </w:rPr>
         <w:t>nodes</w:t>
       </w:r>
-      <w:bookmarkEnd w:id="9"/>
+      <w:bookmarkEnd w:id="8"/>
       <w:proofErr w:type="spellEnd"/>
     </w:p>
     <w:p>
       <w:pPr>
         <w:pStyle w:val="Ttulo2"/>
+        <w:jc w:val="both"/>
         <w:rPr>
           <w:lang w:val="es-ES"/>
         </w:rPr>
       </w:pPr>
-      <w:bookmarkStart w:id="10" w:name="_Toc241651825"/>
+      <w:bookmarkStart w:id="9" w:name="_Toc241831248"/>
       <w:proofErr w:type="spellStart"/>
       <w:r>
         <w:rPr>
@@ -17072,11 +17364,12 @@
         </w:rPr>
         <w:t>solució</w:t>
       </w:r>
-      <w:bookmarkEnd w:id="10"/>
+      <w:bookmarkEnd w:id="9"/>
       <w:proofErr w:type="spellEnd"/>
     </w:p>
     <w:p>
       <w:pPr>
+        <w:jc w:val="both"/>
         <w:rPr>
           <w:lang w:val="es-ES"/>
         </w:rPr>
@@ -17277,6 +17570,7 @@
           <w:ilvl w:val="0"/>
           <w:numId w:val="13"/>
         </w:numPr>
+        <w:jc w:val="both"/>
         <w:rPr>
           <w:lang w:val="es-ES"/>
         </w:rPr>
@@ -17305,7 +17599,25 @@
           <w:bCs/>
           <w:lang w:val="es-ES"/>
         </w:rPr>
-        <w:t xml:space="preserve"> de fallada (Single Point </w:t>
+        <w:t xml:space="preserve"> de fallada (</w:t>
+      </w:r>
+      <w:proofErr w:type="gramStart"/>
+      <w:r>
+        <w:rPr>
+          <w:b/>
+          <w:bCs/>
+          <w:lang w:val="es-ES"/>
+        </w:rPr>
+        <w:t>Single</w:t>
+      </w:r>
+      <w:proofErr w:type="gramEnd"/>
+      <w:r>
+        <w:rPr>
+          <w:b/>
+          <w:bCs/>
+          <w:lang w:val="es-ES"/>
+        </w:rPr>
+        <w:t xml:space="preserve"> Point </w:t>
       </w:r>
       <w:proofErr w:type="spellStart"/>
       <w:r>
@@ -17595,6 +17907,7 @@
           <w:ilvl w:val="0"/>
           <w:numId w:val="13"/>
         </w:numPr>
+        <w:jc w:val="both"/>
         <w:rPr>
           <w:lang w:val="es-ES"/>
         </w:rPr>
@@ -17997,6 +18310,7 @@
           <w:ilvl w:val="0"/>
           <w:numId w:val="13"/>
         </w:numPr>
+        <w:jc w:val="both"/>
         <w:rPr>
           <w:lang w:val="es-ES"/>
         </w:rPr>
@@ -18417,6 +18731,7 @@
           <w:ilvl w:val="0"/>
           <w:numId w:val="13"/>
         </w:numPr>
+        <w:jc w:val="both"/>
         <w:rPr>
           <w:lang w:val="es-ES"/>
         </w:rPr>
@@ -18818,11 +19133,12 @@
     <w:p>
       <w:pPr>
         <w:pStyle w:val="Ttulo2"/>
+        <w:jc w:val="both"/>
         <w:rPr>
           <w:lang w:val="es-ES"/>
         </w:rPr>
       </w:pPr>
-      <w:bookmarkStart w:id="11" w:name="_Toc241651826"/>
+      <w:bookmarkStart w:id="10" w:name="_Toc241831249"/>
       <w:r>
         <w:rPr>
           <w:lang w:val="es-ES"/>
@@ -18892,11 +19208,12 @@
         </w:rPr>
         <w:t>l’execució</w:t>
       </w:r>
-      <w:bookmarkEnd w:id="11"/>
+      <w:bookmarkEnd w:id="10"/>
       <w:proofErr w:type="spellEnd"/>
     </w:p>
     <w:p>
       <w:pPr>
+        <w:jc w:val="both"/>
         <w:rPr>
           <w:lang w:val="es-ES"/>
         </w:rPr>
@@ -19206,6 +19523,7 @@
         <w:rPr>
           <w:lang w:val="es-ES"/>
         </w:rPr>
+        <w:lastRenderedPageBreak/>
         <w:t>peticions</w:t>
       </w:r>
       <w:proofErr w:type="spellEnd"/>
@@ -19330,6 +19648,7 @@
     </w:p>
     <w:p>
       <w:pPr>
+        <w:jc w:val="both"/>
         <w:rPr>
           <w:lang w:val="es-ES"/>
         </w:rPr>
@@ -19602,6 +19921,7 @@
     <w:p>
       <w:pPr>
         <w:pStyle w:val="Listaconnmeros"/>
+        <w:jc w:val="both"/>
         <w:rPr>
           <w:lang w:val="es-ES"/>
         </w:rPr>
@@ -19737,6 +20057,7 @@
         <w:t xml:space="preserve"> del </w:t>
       </w:r>
       <w:proofErr w:type="spellStart"/>
+      <w:proofErr w:type="gramStart"/>
       <w:r>
         <w:rPr>
           <w:lang w:val="es-ES"/>
@@ -19748,7 +20069,14 @@
         <w:rPr>
           <w:lang w:val="es-ES"/>
         </w:rPr>
-        <w:t xml:space="preserve">() </w:t>
+        <w:t>(</w:t>
+      </w:r>
+      <w:proofErr w:type="gramEnd"/>
+      <w:r>
+        <w:rPr>
+          <w:lang w:val="es-ES"/>
+        </w:rPr>
+        <w:t xml:space="preserve">) </w:t>
       </w:r>
       <w:proofErr w:type="spellStart"/>
       <w:r>
@@ -19880,6 +20208,7 @@
     <w:p>
       <w:pPr>
         <w:pStyle w:val="Listaconnmeros"/>
+        <w:jc w:val="both"/>
         <w:rPr>
           <w:lang w:val="es-ES"/>
         </w:rPr>
@@ -19890,7 +20219,6 @@
           <w:bCs/>
           <w:lang w:val="es-ES"/>
         </w:rPr>
-        <w:lastRenderedPageBreak/>
         <w:t xml:space="preserve">Pausa temporal de la </w:t>
       </w:r>
       <w:proofErr w:type="spellStart"/>
@@ -20137,6 +20465,7 @@
     <w:p>
       <w:pPr>
         <w:pStyle w:val="Listaconnmeros"/>
+        <w:jc w:val="both"/>
         <w:rPr>
           <w:lang w:val="es-ES"/>
         </w:rPr>
@@ -20397,6 +20726,7 @@
     <w:p>
       <w:pPr>
         <w:pStyle w:val="Listaconnmeros"/>
+        <w:jc w:val="both"/>
         <w:rPr>
           <w:lang w:val="es-ES"/>
         </w:rPr>
@@ -20719,6 +21049,7 @@
     <w:p>
       <w:pPr>
         <w:pStyle w:val="Listaconnmeros"/>
+        <w:jc w:val="both"/>
         <w:rPr>
           <w:lang w:val="es-ES"/>
         </w:rPr>
@@ -21069,6 +21400,7 @@
     <w:p>
       <w:pPr>
         <w:pStyle w:val="Listaconnmeros"/>
+        <w:jc w:val="both"/>
         <w:rPr>
           <w:lang w:val="es-ES"/>
         </w:rPr>
@@ -21457,11 +21789,12 @@
     <w:p>
       <w:pPr>
         <w:pStyle w:val="Ttulo1"/>
+        <w:jc w:val="both"/>
         <w:rPr>
           <w:lang w:val="es-ES"/>
         </w:rPr>
       </w:pPr>
-      <w:bookmarkStart w:id="12" w:name="_Toc241651827"/>
+      <w:bookmarkStart w:id="11" w:name="_Toc241831250"/>
       <w:r>
         <w:rPr>
           <w:lang w:val="es-ES"/>
@@ -21482,171 +21815,1612 @@
         </w:rPr>
         <w:t>onclusions</w:t>
       </w:r>
-      <w:bookmarkEnd w:id="12"/>
+      <w:bookmarkEnd w:id="11"/>
       <w:proofErr w:type="spellEnd"/>
     </w:p>
     <w:p>
       <w:pPr>
-        <w:pStyle w:val="Ttulo2"/>
+        <w:jc w:val="both"/>
         <w:rPr>
           <w:lang w:val="es-ES"/>
         </w:rPr>
       </w:pPr>
-      <w:bookmarkStart w:id="13" w:name="_Toc241651829"/>
-      <w:proofErr w:type="spellStart"/>
-      <w:r>
-        <w:rPr>
-          <w:lang w:val="es-ES"/>
-        </w:rPr>
-        <w:t>Conclusions</w:t>
-      </w:r>
-      <w:bookmarkEnd w:id="13"/>
-      <w:proofErr w:type="spellEnd"/>
+      <w:proofErr w:type="spellStart"/>
+      <w:r>
+        <w:rPr>
+          <w:lang w:val="es-ES"/>
+        </w:rPr>
+        <w:t>Aquesta</w:t>
+      </w:r>
+      <w:proofErr w:type="spellEnd"/>
+      <w:r>
+        <w:rPr>
+          <w:lang w:val="es-ES"/>
+        </w:rPr>
+        <w:t xml:space="preserve"> </w:t>
+      </w:r>
+      <w:proofErr w:type="spellStart"/>
+      <w:r>
+        <w:rPr>
+          <w:lang w:val="es-ES"/>
+        </w:rPr>
+        <w:t>pràctica</w:t>
+      </w:r>
+      <w:proofErr w:type="spellEnd"/>
+      <w:r>
+        <w:rPr>
+          <w:lang w:val="es-ES"/>
+        </w:rPr>
+        <w:t xml:space="preserve"> </w:t>
+      </w:r>
+      <w:proofErr w:type="spellStart"/>
+      <w:r>
+        <w:rPr>
+          <w:lang w:val="es-ES"/>
+        </w:rPr>
+        <w:t>ens</w:t>
+      </w:r>
+      <w:proofErr w:type="spellEnd"/>
+      <w:r>
+        <w:rPr>
+          <w:lang w:val="es-ES"/>
+        </w:rPr>
+        <w:t xml:space="preserve"> ha </w:t>
+      </w:r>
+      <w:proofErr w:type="spellStart"/>
+      <w:r>
+        <w:rPr>
+          <w:lang w:val="es-ES"/>
+        </w:rPr>
+        <w:t>servit</w:t>
+      </w:r>
+      <w:proofErr w:type="spellEnd"/>
+      <w:r>
+        <w:rPr>
+          <w:lang w:val="es-ES"/>
+        </w:rPr>
+        <w:t xml:space="preserve"> per </w:t>
+      </w:r>
+      <w:proofErr w:type="spellStart"/>
+      <w:r>
+        <w:rPr>
+          <w:lang w:val="es-ES"/>
+        </w:rPr>
+        <w:t>veure</w:t>
+      </w:r>
+      <w:proofErr w:type="spellEnd"/>
+      <w:r>
+        <w:rPr>
+          <w:lang w:val="es-ES"/>
+        </w:rPr>
+        <w:t xml:space="preserve"> a la </w:t>
+      </w:r>
+      <w:proofErr w:type="spellStart"/>
+      <w:r>
+        <w:rPr>
+          <w:lang w:val="es-ES"/>
+        </w:rPr>
+        <w:t>realitat</w:t>
+      </w:r>
+      <w:proofErr w:type="spellEnd"/>
+      <w:r>
+        <w:rPr>
+          <w:lang w:val="es-ES"/>
+        </w:rPr>
+        <w:t xml:space="preserve"> </w:t>
+      </w:r>
+      <w:proofErr w:type="spellStart"/>
+      <w:r>
+        <w:rPr>
+          <w:lang w:val="es-ES"/>
+        </w:rPr>
+        <w:t>conceptes</w:t>
+      </w:r>
+      <w:proofErr w:type="spellEnd"/>
+      <w:r>
+        <w:rPr>
+          <w:lang w:val="es-ES"/>
+        </w:rPr>
+        <w:t xml:space="preserve"> que </w:t>
+      </w:r>
+      <w:proofErr w:type="spellStart"/>
+      <w:r>
+        <w:rPr>
+          <w:lang w:val="es-ES"/>
+        </w:rPr>
+        <w:t>havíem</w:t>
+      </w:r>
+      <w:proofErr w:type="spellEnd"/>
+      <w:r>
+        <w:rPr>
+          <w:lang w:val="es-ES"/>
+        </w:rPr>
+        <w:t xml:space="preserve"> </w:t>
+      </w:r>
+      <w:proofErr w:type="spellStart"/>
+      <w:r>
+        <w:rPr>
+          <w:lang w:val="es-ES"/>
+        </w:rPr>
+        <w:t>explicat</w:t>
+      </w:r>
+      <w:proofErr w:type="spellEnd"/>
+      <w:r>
+        <w:rPr>
+          <w:lang w:val="es-ES"/>
+        </w:rPr>
+        <w:t xml:space="preserve"> a </w:t>
+      </w:r>
+      <w:proofErr w:type="spellStart"/>
+      <w:r>
+        <w:rPr>
+          <w:lang w:val="es-ES"/>
+        </w:rPr>
+        <w:t>classe</w:t>
+      </w:r>
+      <w:proofErr w:type="spellEnd"/>
+      <w:r>
+        <w:rPr>
+          <w:lang w:val="es-ES"/>
+        </w:rPr>
+        <w:t xml:space="preserve">, </w:t>
+      </w:r>
+      <w:proofErr w:type="spellStart"/>
+      <w:r>
+        <w:rPr>
+          <w:lang w:val="es-ES"/>
+        </w:rPr>
+        <w:t>com</w:t>
+      </w:r>
+      <w:proofErr w:type="spellEnd"/>
+      <w:r>
+        <w:rPr>
+          <w:lang w:val="es-ES"/>
+        </w:rPr>
+        <w:t xml:space="preserve"> ara </w:t>
+      </w:r>
+      <w:proofErr w:type="spellStart"/>
+      <w:r>
+        <w:rPr>
+          <w:lang w:val="es-ES"/>
+        </w:rPr>
+        <w:t>l'exclusió</w:t>
+      </w:r>
+      <w:proofErr w:type="spellEnd"/>
+      <w:r>
+        <w:rPr>
+          <w:lang w:val="es-ES"/>
+        </w:rPr>
+        <w:t xml:space="preserve"> </w:t>
+      </w:r>
+      <w:proofErr w:type="spellStart"/>
+      <w:r>
+        <w:rPr>
+          <w:lang w:val="es-ES"/>
+        </w:rPr>
+        <w:t>mútua</w:t>
+      </w:r>
+      <w:proofErr w:type="spellEnd"/>
+      <w:r>
+        <w:rPr>
+          <w:lang w:val="es-ES"/>
+        </w:rPr>
+        <w:t xml:space="preserve">, </w:t>
+      </w:r>
+      <w:proofErr w:type="spellStart"/>
+      <w:r>
+        <w:rPr>
+          <w:lang w:val="es-ES"/>
+        </w:rPr>
+        <w:t>com</w:t>
+      </w:r>
+      <w:proofErr w:type="spellEnd"/>
+      <w:r>
+        <w:rPr>
+          <w:lang w:val="es-ES"/>
+        </w:rPr>
+        <w:t xml:space="preserve"> </w:t>
+      </w:r>
+      <w:proofErr w:type="spellStart"/>
+      <w:r>
+        <w:rPr>
+          <w:lang w:val="es-ES"/>
+        </w:rPr>
+        <w:t>mantenir</w:t>
+      </w:r>
+      <w:proofErr w:type="spellEnd"/>
+      <w:r>
+        <w:rPr>
+          <w:lang w:val="es-ES"/>
+        </w:rPr>
+        <w:t xml:space="preserve"> les dades al </w:t>
+      </w:r>
+      <w:proofErr w:type="spellStart"/>
+      <w:r>
+        <w:rPr>
+          <w:lang w:val="es-ES"/>
+        </w:rPr>
+        <w:t>dia</w:t>
+      </w:r>
+      <w:proofErr w:type="spellEnd"/>
+      <w:r>
+        <w:rPr>
+          <w:lang w:val="es-ES"/>
+        </w:rPr>
+        <w:t xml:space="preserve"> entre </w:t>
+      </w:r>
+      <w:proofErr w:type="spellStart"/>
+      <w:r>
+        <w:rPr>
+          <w:lang w:val="es-ES"/>
+        </w:rPr>
+        <w:t>diferents</w:t>
+      </w:r>
+      <w:proofErr w:type="spellEnd"/>
+      <w:r>
+        <w:rPr>
+          <w:lang w:val="es-ES"/>
+        </w:rPr>
+        <w:t xml:space="preserve"> </w:t>
+      </w:r>
+      <w:proofErr w:type="spellStart"/>
+      <w:r>
+        <w:rPr>
+          <w:lang w:val="es-ES"/>
+        </w:rPr>
+        <w:t>màquines</w:t>
+      </w:r>
+      <w:proofErr w:type="spellEnd"/>
+      <w:r>
+        <w:rPr>
+          <w:lang w:val="es-ES"/>
+        </w:rPr>
+        <w:t xml:space="preserve"> i </w:t>
+      </w:r>
+      <w:proofErr w:type="spellStart"/>
+      <w:r>
+        <w:rPr>
+          <w:lang w:val="es-ES"/>
+        </w:rPr>
+        <w:t>com</w:t>
+      </w:r>
+      <w:proofErr w:type="spellEnd"/>
+      <w:r>
+        <w:rPr>
+          <w:lang w:val="es-ES"/>
+        </w:rPr>
+        <w:t xml:space="preserve"> ordenar </w:t>
+      </w:r>
+      <w:proofErr w:type="spellStart"/>
+      <w:r>
+        <w:rPr>
+          <w:lang w:val="es-ES"/>
+        </w:rPr>
+        <w:t>els</w:t>
+      </w:r>
+      <w:proofErr w:type="spellEnd"/>
+      <w:r>
+        <w:rPr>
+          <w:lang w:val="es-ES"/>
+        </w:rPr>
+        <w:t xml:space="preserve"> </w:t>
+      </w:r>
+      <w:proofErr w:type="spellStart"/>
+      <w:r>
+        <w:rPr>
+          <w:lang w:val="es-ES"/>
+        </w:rPr>
+        <w:t>missatges</w:t>
+      </w:r>
+      <w:proofErr w:type="spellEnd"/>
+      <w:r>
+        <w:rPr>
+          <w:lang w:val="es-ES"/>
+        </w:rPr>
+        <w:t xml:space="preserve">. </w:t>
+      </w:r>
+      <w:proofErr w:type="spellStart"/>
+      <w:r>
+        <w:rPr>
+          <w:lang w:val="es-ES"/>
+        </w:rPr>
+        <w:t>Com</w:t>
+      </w:r>
+      <w:proofErr w:type="spellEnd"/>
+      <w:r>
+        <w:rPr>
+          <w:lang w:val="es-ES"/>
+        </w:rPr>
+        <w:t xml:space="preserve"> que no </w:t>
+      </w:r>
+      <w:proofErr w:type="spellStart"/>
+      <w:r>
+        <w:rPr>
+          <w:lang w:val="es-ES"/>
+        </w:rPr>
+        <w:t>podíem</w:t>
+      </w:r>
+      <w:proofErr w:type="spellEnd"/>
+      <w:r>
+        <w:rPr>
+          <w:lang w:val="es-ES"/>
+        </w:rPr>
+        <w:t xml:space="preserve"> </w:t>
+      </w:r>
+      <w:proofErr w:type="spellStart"/>
+      <w:r>
+        <w:rPr>
+          <w:lang w:val="es-ES"/>
+        </w:rPr>
+        <w:t>fer</w:t>
+      </w:r>
+      <w:proofErr w:type="spellEnd"/>
+      <w:r>
+        <w:rPr>
+          <w:lang w:val="es-ES"/>
+        </w:rPr>
+        <w:t xml:space="preserve"> servir </w:t>
+      </w:r>
+      <w:proofErr w:type="spellStart"/>
+      <w:r>
+        <w:rPr>
+          <w:lang w:val="es-ES"/>
+        </w:rPr>
+        <w:t>eines</w:t>
+      </w:r>
+      <w:proofErr w:type="spellEnd"/>
+      <w:r>
+        <w:rPr>
+          <w:lang w:val="es-ES"/>
+        </w:rPr>
+        <w:t xml:space="preserve"> del </w:t>
+      </w:r>
+      <w:proofErr w:type="spellStart"/>
+      <w:r>
+        <w:rPr>
+          <w:lang w:val="es-ES"/>
+        </w:rPr>
+        <w:t>mateix</w:t>
+      </w:r>
+      <w:proofErr w:type="spellEnd"/>
+      <w:r>
+        <w:rPr>
+          <w:lang w:val="es-ES"/>
+        </w:rPr>
+        <w:t xml:space="preserve"> sistema </w:t>
+      </w:r>
+      <w:proofErr w:type="spellStart"/>
+      <w:r>
+        <w:rPr>
+          <w:lang w:val="es-ES"/>
+        </w:rPr>
+        <w:t>operatiu</w:t>
+      </w:r>
+      <w:proofErr w:type="spellEnd"/>
+      <w:r>
+        <w:rPr>
+          <w:lang w:val="es-ES"/>
+        </w:rPr>
+        <w:t xml:space="preserve"> </w:t>
+      </w:r>
+      <w:proofErr w:type="spellStart"/>
+      <w:r>
+        <w:rPr>
+          <w:lang w:val="es-ES"/>
+        </w:rPr>
+        <w:t>com</w:t>
+      </w:r>
+      <w:proofErr w:type="spellEnd"/>
+      <w:r>
+        <w:rPr>
+          <w:lang w:val="es-ES"/>
+        </w:rPr>
+        <w:t xml:space="preserve"> la </w:t>
+      </w:r>
+      <w:proofErr w:type="spellStart"/>
+      <w:r>
+        <w:rPr>
+          <w:lang w:val="es-ES"/>
+        </w:rPr>
+        <w:t>memòria</w:t>
+      </w:r>
+      <w:proofErr w:type="spellEnd"/>
+      <w:r>
+        <w:rPr>
+          <w:lang w:val="es-ES"/>
+        </w:rPr>
+        <w:t xml:space="preserve"> compartida o </w:t>
+      </w:r>
+      <w:proofErr w:type="spellStart"/>
+      <w:r>
+        <w:rPr>
+          <w:lang w:val="es-ES"/>
+        </w:rPr>
+        <w:t>els</w:t>
+      </w:r>
+      <w:proofErr w:type="spellEnd"/>
+      <w:r>
+        <w:rPr>
+          <w:lang w:val="es-ES"/>
+        </w:rPr>
+        <w:t xml:space="preserve"> </w:t>
+      </w:r>
+      <w:proofErr w:type="spellStart"/>
+      <w:r>
+        <w:rPr>
+          <w:lang w:val="es-ES"/>
+        </w:rPr>
+        <w:t>semàfors</w:t>
+      </w:r>
+      <w:proofErr w:type="spellEnd"/>
+      <w:r>
+        <w:rPr>
+          <w:lang w:val="es-ES"/>
+        </w:rPr>
+        <w:t xml:space="preserve">, </w:t>
+      </w:r>
+      <w:proofErr w:type="spellStart"/>
+      <w:r>
+        <w:rPr>
+          <w:lang w:val="es-ES"/>
+        </w:rPr>
+        <w:t>hem</w:t>
+      </w:r>
+      <w:proofErr w:type="spellEnd"/>
+      <w:r>
+        <w:rPr>
+          <w:lang w:val="es-ES"/>
+        </w:rPr>
+        <w:t xml:space="preserve"> </w:t>
+      </w:r>
+      <w:proofErr w:type="spellStart"/>
+      <w:r>
+        <w:rPr>
+          <w:lang w:val="es-ES"/>
+        </w:rPr>
+        <w:t>hagut</w:t>
+      </w:r>
+      <w:proofErr w:type="spellEnd"/>
+      <w:r>
+        <w:rPr>
+          <w:lang w:val="es-ES"/>
+        </w:rPr>
+        <w:t xml:space="preserve"> de </w:t>
+      </w:r>
+      <w:proofErr w:type="spellStart"/>
+      <w:r>
+        <w:rPr>
+          <w:lang w:val="es-ES"/>
+        </w:rPr>
+        <w:t>fer-ho</w:t>
+      </w:r>
+      <w:proofErr w:type="spellEnd"/>
+      <w:r>
+        <w:rPr>
+          <w:lang w:val="es-ES"/>
+        </w:rPr>
+        <w:t xml:space="preserve"> </w:t>
+      </w:r>
+      <w:proofErr w:type="spellStart"/>
+      <w:r>
+        <w:rPr>
+          <w:lang w:val="es-ES"/>
+        </w:rPr>
+        <w:t>tot</w:t>
+      </w:r>
+      <w:proofErr w:type="spellEnd"/>
+      <w:r>
+        <w:rPr>
+          <w:lang w:val="es-ES"/>
+        </w:rPr>
+        <w:t xml:space="preserve"> </w:t>
+      </w:r>
+      <w:proofErr w:type="spellStart"/>
+      <w:r>
+        <w:rPr>
+          <w:lang w:val="es-ES"/>
+        </w:rPr>
+        <w:t>amb</w:t>
+      </w:r>
+      <w:proofErr w:type="spellEnd"/>
+      <w:r>
+        <w:rPr>
+          <w:lang w:val="es-ES"/>
+        </w:rPr>
+        <w:t xml:space="preserve"> sockets TCP des de </w:t>
+      </w:r>
+      <w:proofErr w:type="spellStart"/>
+      <w:r>
+        <w:rPr>
+          <w:lang w:val="es-ES"/>
+        </w:rPr>
+        <w:t>zero</w:t>
+      </w:r>
+      <w:proofErr w:type="spellEnd"/>
+      <w:r>
+        <w:rPr>
+          <w:lang w:val="es-ES"/>
+        </w:rPr>
+        <w:t xml:space="preserve">. </w:t>
+      </w:r>
+      <w:proofErr w:type="spellStart"/>
+      <w:r>
+        <w:rPr>
+          <w:lang w:val="es-ES"/>
+        </w:rPr>
+        <w:t>Gràcies</w:t>
+      </w:r>
+      <w:proofErr w:type="spellEnd"/>
+      <w:r>
+        <w:rPr>
+          <w:lang w:val="es-ES"/>
+        </w:rPr>
+        <w:t xml:space="preserve"> a </w:t>
+      </w:r>
+      <w:proofErr w:type="spellStart"/>
+      <w:r>
+        <w:rPr>
+          <w:lang w:val="es-ES"/>
+        </w:rPr>
+        <w:t>això</w:t>
+      </w:r>
+      <w:proofErr w:type="spellEnd"/>
+      <w:r>
+        <w:rPr>
+          <w:lang w:val="es-ES"/>
+        </w:rPr>
+        <w:t xml:space="preserve"> </w:t>
+      </w:r>
+      <w:proofErr w:type="spellStart"/>
+      <w:r>
+        <w:rPr>
+          <w:lang w:val="es-ES"/>
+        </w:rPr>
+        <w:t>ens</w:t>
+      </w:r>
+      <w:proofErr w:type="spellEnd"/>
+      <w:r>
+        <w:rPr>
+          <w:lang w:val="es-ES"/>
+        </w:rPr>
+        <w:t xml:space="preserve"> </w:t>
+      </w:r>
+      <w:proofErr w:type="spellStart"/>
+      <w:r>
+        <w:rPr>
+          <w:lang w:val="es-ES"/>
+        </w:rPr>
+        <w:t>hem</w:t>
+      </w:r>
+      <w:proofErr w:type="spellEnd"/>
+      <w:r>
+        <w:rPr>
+          <w:lang w:val="es-ES"/>
+        </w:rPr>
+        <w:t xml:space="preserve"> </w:t>
+      </w:r>
+      <w:proofErr w:type="spellStart"/>
+      <w:r>
+        <w:rPr>
+          <w:lang w:val="es-ES"/>
+        </w:rPr>
+        <w:t>adonat</w:t>
+      </w:r>
+      <w:proofErr w:type="spellEnd"/>
+      <w:r>
+        <w:rPr>
+          <w:lang w:val="es-ES"/>
+        </w:rPr>
+        <w:t xml:space="preserve"> que una cosa tan </w:t>
+      </w:r>
+      <w:proofErr w:type="spellStart"/>
+      <w:r>
+        <w:rPr>
+          <w:lang w:val="es-ES"/>
+        </w:rPr>
+        <w:t>senzilla</w:t>
+      </w:r>
+      <w:proofErr w:type="spellEnd"/>
+      <w:r>
+        <w:rPr>
+          <w:lang w:val="es-ES"/>
+        </w:rPr>
+        <w:t xml:space="preserve"> </w:t>
+      </w:r>
+      <w:proofErr w:type="spellStart"/>
+      <w:r>
+        <w:rPr>
+          <w:lang w:val="es-ES"/>
+        </w:rPr>
+        <w:t>com</w:t>
+      </w:r>
+      <w:proofErr w:type="spellEnd"/>
+      <w:r>
+        <w:rPr>
+          <w:lang w:val="es-ES"/>
+        </w:rPr>
+        <w:t xml:space="preserve"> </w:t>
+      </w:r>
+      <w:proofErr w:type="spellStart"/>
+      <w:r>
+        <w:rPr>
+          <w:lang w:val="es-ES"/>
+        </w:rPr>
+        <w:t>llegir</w:t>
+      </w:r>
+      <w:proofErr w:type="spellEnd"/>
+      <w:r>
+        <w:rPr>
+          <w:lang w:val="es-ES"/>
+        </w:rPr>
+        <w:t xml:space="preserve"> i sumar un a una variable es complica </w:t>
+      </w:r>
+      <w:proofErr w:type="spellStart"/>
+      <w:r>
+        <w:rPr>
+          <w:lang w:val="es-ES"/>
+        </w:rPr>
+        <w:t>molt</w:t>
+      </w:r>
+      <w:proofErr w:type="spellEnd"/>
+      <w:r>
+        <w:rPr>
+          <w:lang w:val="es-ES"/>
+        </w:rPr>
+        <w:t xml:space="preserve"> </w:t>
+      </w:r>
+      <w:proofErr w:type="spellStart"/>
+      <w:r>
+        <w:rPr>
+          <w:lang w:val="es-ES"/>
+        </w:rPr>
+        <w:t>quan</w:t>
+      </w:r>
+      <w:proofErr w:type="spellEnd"/>
+      <w:r>
+        <w:rPr>
+          <w:lang w:val="es-ES"/>
+        </w:rPr>
+        <w:t xml:space="preserve"> hi </w:t>
+      </w:r>
+      <w:proofErr w:type="spellStart"/>
+      <w:r>
+        <w:rPr>
+          <w:lang w:val="es-ES"/>
+        </w:rPr>
+        <w:t>ha</w:t>
+      </w:r>
+      <w:proofErr w:type="spellEnd"/>
+      <w:r>
+        <w:rPr>
+          <w:lang w:val="es-ES"/>
+        </w:rPr>
+        <w:t xml:space="preserve"> diversos </w:t>
+      </w:r>
+      <w:proofErr w:type="spellStart"/>
+      <w:r>
+        <w:rPr>
+          <w:lang w:val="es-ES"/>
+        </w:rPr>
+        <w:t>processos</w:t>
+      </w:r>
+      <w:proofErr w:type="spellEnd"/>
+      <w:r>
+        <w:rPr>
+          <w:lang w:val="es-ES"/>
+        </w:rPr>
+        <w:t xml:space="preserve"> </w:t>
+      </w:r>
+      <w:proofErr w:type="spellStart"/>
+      <w:r>
+        <w:rPr>
+          <w:lang w:val="es-ES"/>
+        </w:rPr>
+        <w:t>treballant</w:t>
+      </w:r>
+      <w:proofErr w:type="spellEnd"/>
+      <w:r>
+        <w:rPr>
+          <w:lang w:val="es-ES"/>
+        </w:rPr>
+        <w:t xml:space="preserve"> </w:t>
+      </w:r>
+      <w:proofErr w:type="spellStart"/>
+      <w:r>
+        <w:rPr>
+          <w:lang w:val="es-ES"/>
+        </w:rPr>
+        <w:t>alhora</w:t>
+      </w:r>
+      <w:proofErr w:type="spellEnd"/>
+      <w:r>
+        <w:rPr>
+          <w:lang w:val="es-ES"/>
+        </w:rPr>
+        <w:t xml:space="preserve">, ja que si no es coordinen </w:t>
+      </w:r>
+      <w:proofErr w:type="spellStart"/>
+      <w:r>
+        <w:rPr>
+          <w:lang w:val="es-ES"/>
+        </w:rPr>
+        <w:t>bé</w:t>
+      </w:r>
+      <w:proofErr w:type="spellEnd"/>
+      <w:r>
+        <w:rPr>
+          <w:lang w:val="es-ES"/>
+        </w:rPr>
+        <w:t xml:space="preserve"> es </w:t>
+      </w:r>
+      <w:proofErr w:type="spellStart"/>
+      <w:r>
+        <w:rPr>
+          <w:lang w:val="es-ES"/>
+        </w:rPr>
+        <w:t>trepitgen</w:t>
+      </w:r>
+      <w:proofErr w:type="spellEnd"/>
+      <w:r>
+        <w:rPr>
+          <w:lang w:val="es-ES"/>
+        </w:rPr>
+        <w:t xml:space="preserve"> la </w:t>
+      </w:r>
+      <w:proofErr w:type="spellStart"/>
+      <w:r>
+        <w:rPr>
+          <w:lang w:val="es-ES"/>
+        </w:rPr>
+        <w:t>feina</w:t>
+      </w:r>
+      <w:proofErr w:type="spellEnd"/>
+      <w:r>
+        <w:rPr>
+          <w:lang w:val="es-ES"/>
+        </w:rPr>
+        <w:t xml:space="preserve"> i es </w:t>
+      </w:r>
+      <w:proofErr w:type="spellStart"/>
+      <w:r>
+        <w:rPr>
+          <w:lang w:val="es-ES"/>
+        </w:rPr>
+        <w:t>perden</w:t>
+      </w:r>
+      <w:proofErr w:type="spellEnd"/>
+      <w:r>
+        <w:rPr>
+          <w:lang w:val="es-ES"/>
+        </w:rPr>
+        <w:t xml:space="preserve"> dades.</w:t>
+      </w:r>
     </w:p>
     <w:p>
       <w:pPr>
+        <w:jc w:val="both"/>
         <w:rPr>
           <w:lang w:val="es-ES"/>
         </w:rPr>
       </w:pPr>
-      <w:r>
-        <w:rPr>
-          <w:lang w:val="es-ES"/>
-        </w:rPr>
-        <w:t xml:space="preserve">La </w:t>
-      </w:r>
-      <w:proofErr w:type="spellStart"/>
-      <w:r>
-        <w:rPr>
-          <w:lang w:val="es-ES"/>
-        </w:rPr>
-        <w:t>solució</w:t>
-      </w:r>
-      <w:proofErr w:type="spellEnd"/>
-      <w:r>
-        <w:rPr>
-          <w:lang w:val="es-ES"/>
-        </w:rPr>
-        <w:t xml:space="preserve"> </w:t>
-      </w:r>
-      <w:proofErr w:type="spellStart"/>
-      <w:r>
-        <w:rPr>
-          <w:lang w:val="es-ES"/>
-        </w:rPr>
-        <w:t>mostra</w:t>
-      </w:r>
-      <w:proofErr w:type="spellEnd"/>
-      <w:r>
-        <w:rPr>
-          <w:lang w:val="es-ES"/>
-        </w:rPr>
-        <w:t xml:space="preserve"> que una lectura seguida </w:t>
-      </w:r>
-      <w:proofErr w:type="spellStart"/>
-      <w:r>
-        <w:rPr>
-          <w:lang w:val="es-ES"/>
-        </w:rPr>
-        <w:t>d’una</w:t>
-      </w:r>
-      <w:proofErr w:type="spellEnd"/>
-      <w:r>
-        <w:rPr>
-          <w:lang w:val="es-ES"/>
-        </w:rPr>
-        <w:t xml:space="preserve"> escriptura </w:t>
-      </w:r>
-      <w:proofErr w:type="spellStart"/>
-      <w:r>
-        <w:rPr>
-          <w:lang w:val="es-ES"/>
-        </w:rPr>
-        <w:t>necessita</w:t>
-      </w:r>
-      <w:proofErr w:type="spellEnd"/>
-      <w:r>
-        <w:rPr>
-          <w:lang w:val="es-ES"/>
-        </w:rPr>
-        <w:t xml:space="preserve"> </w:t>
-      </w:r>
-      <w:proofErr w:type="spellStart"/>
-      <w:r>
-        <w:rPr>
-          <w:lang w:val="es-ES"/>
-        </w:rPr>
-        <w:t>coordinació</w:t>
-      </w:r>
-      <w:proofErr w:type="spellEnd"/>
-      <w:r>
-        <w:rPr>
-          <w:lang w:val="es-ES"/>
-        </w:rPr>
-        <w:t xml:space="preserve"> per evitar </w:t>
-      </w:r>
-      <w:proofErr w:type="spellStart"/>
-      <w:r>
-        <w:rPr>
-          <w:lang w:val="es-ES"/>
-        </w:rPr>
-        <w:t>increments</w:t>
-      </w:r>
-      <w:proofErr w:type="spellEnd"/>
-      <w:r>
-        <w:rPr>
-          <w:lang w:val="es-ES"/>
-        </w:rPr>
-        <w:t xml:space="preserve"> </w:t>
-      </w:r>
-      <w:proofErr w:type="spellStart"/>
-      <w:r>
-        <w:rPr>
-          <w:lang w:val="es-ES"/>
-        </w:rPr>
-        <w:t>perduts</w:t>
-      </w:r>
-      <w:proofErr w:type="spellEnd"/>
-      <w:r>
-        <w:rPr>
-          <w:lang w:val="es-ES"/>
-        </w:rPr>
-        <w:t xml:space="preserve">. El </w:t>
-      </w:r>
-      <w:proofErr w:type="spellStart"/>
-      <w:r>
-        <w:rPr>
-          <w:lang w:val="es-ES"/>
-        </w:rPr>
-        <w:t>permís</w:t>
-      </w:r>
-      <w:proofErr w:type="spellEnd"/>
-      <w:r>
-        <w:rPr>
-          <w:lang w:val="es-ES"/>
-        </w:rPr>
-        <w:t xml:space="preserve"> </w:t>
-      </w:r>
-      <w:proofErr w:type="spellStart"/>
-      <w:r>
-        <w:rPr>
-          <w:lang w:val="es-ES"/>
-        </w:rPr>
-        <w:t>exclusiu</w:t>
-      </w:r>
-      <w:proofErr w:type="spellEnd"/>
-      <w:r>
-        <w:rPr>
-          <w:lang w:val="es-ES"/>
-        </w:rPr>
-        <w:t xml:space="preserve"> i les </w:t>
-      </w:r>
-      <w:proofErr w:type="spellStart"/>
-      <w:r>
-        <w:rPr>
-          <w:lang w:val="es-ES"/>
-        </w:rPr>
-        <w:t>confirmacions</w:t>
+      <w:proofErr w:type="spellStart"/>
+      <w:r>
+        <w:rPr>
+          <w:lang w:val="es-ES"/>
+        </w:rPr>
+        <w:t>L'opció</w:t>
+      </w:r>
+      <w:proofErr w:type="spellEnd"/>
+      <w:r>
+        <w:rPr>
+          <w:lang w:val="es-ES"/>
+        </w:rPr>
+        <w:t xml:space="preserve"> de posar un coordinador central </w:t>
+      </w:r>
+      <w:proofErr w:type="spellStart"/>
+      <w:r>
+        <w:rPr>
+          <w:lang w:val="es-ES"/>
+        </w:rPr>
+        <w:t>amb</w:t>
+      </w:r>
+      <w:proofErr w:type="spellEnd"/>
+      <w:r>
+        <w:rPr>
+          <w:lang w:val="es-ES"/>
+        </w:rPr>
+        <w:t xml:space="preserve"> una </w:t>
+      </w:r>
+      <w:proofErr w:type="spellStart"/>
+      <w:r>
+        <w:rPr>
+          <w:lang w:val="es-ES"/>
+        </w:rPr>
+        <w:t>cua</w:t>
+      </w:r>
+      <w:proofErr w:type="spellEnd"/>
+      <w:r>
+        <w:rPr>
+          <w:lang w:val="es-ES"/>
+        </w:rPr>
+        <w:t xml:space="preserve"> per </w:t>
+      </w:r>
+      <w:proofErr w:type="spellStart"/>
+      <w:r>
+        <w:rPr>
+          <w:lang w:val="es-ES"/>
+        </w:rPr>
+        <w:t>torns</w:t>
+      </w:r>
+      <w:proofErr w:type="spellEnd"/>
+      <w:r>
+        <w:rPr>
+          <w:lang w:val="es-ES"/>
+        </w:rPr>
+        <w:t xml:space="preserve"> </w:t>
+      </w:r>
+      <w:proofErr w:type="spellStart"/>
+      <w:r>
+        <w:rPr>
+          <w:lang w:val="es-ES"/>
+        </w:rPr>
+        <w:t>ens</w:t>
+      </w:r>
+      <w:proofErr w:type="spellEnd"/>
+      <w:r>
+        <w:rPr>
+          <w:lang w:val="es-ES"/>
+        </w:rPr>
+        <w:t xml:space="preserve"> ha </w:t>
+      </w:r>
+      <w:proofErr w:type="spellStart"/>
+      <w:r>
+        <w:rPr>
+          <w:lang w:val="es-ES"/>
+        </w:rPr>
+        <w:t>demostrat</w:t>
+      </w:r>
+      <w:proofErr w:type="spellEnd"/>
+      <w:r>
+        <w:rPr>
+          <w:lang w:val="es-ES"/>
+        </w:rPr>
+        <w:t xml:space="preserve"> que </w:t>
+      </w:r>
+      <w:proofErr w:type="spellStart"/>
+      <w:r>
+        <w:rPr>
+          <w:lang w:val="es-ES"/>
+        </w:rPr>
+        <w:t>és</w:t>
+      </w:r>
+      <w:proofErr w:type="spellEnd"/>
+      <w:r>
+        <w:rPr>
+          <w:lang w:val="es-ES"/>
+        </w:rPr>
+        <w:t xml:space="preserve"> una manera </w:t>
+      </w:r>
+      <w:proofErr w:type="spellStart"/>
+      <w:r>
+        <w:rPr>
+          <w:lang w:val="es-ES"/>
+        </w:rPr>
+        <w:t>molt</w:t>
+      </w:r>
+      <w:proofErr w:type="spellEnd"/>
+      <w:r>
+        <w:rPr>
+          <w:lang w:val="es-ES"/>
+        </w:rPr>
+        <w:t xml:space="preserve"> clara </w:t>
+      </w:r>
+      <w:proofErr w:type="spellStart"/>
+      <w:r>
+        <w:rPr>
+          <w:lang w:val="es-ES"/>
+        </w:rPr>
+        <w:t>d'evitar</w:t>
+      </w:r>
+      <w:proofErr w:type="spellEnd"/>
+      <w:r>
+        <w:rPr>
+          <w:lang w:val="es-ES"/>
+        </w:rPr>
+        <w:t xml:space="preserve"> </w:t>
+      </w:r>
+      <w:proofErr w:type="spellStart"/>
+      <w:r>
+        <w:rPr>
+          <w:lang w:val="es-ES"/>
+        </w:rPr>
+        <w:t>aquests</w:t>
+      </w:r>
+      <w:proofErr w:type="spellEnd"/>
+      <w:r>
+        <w:rPr>
+          <w:lang w:val="es-ES"/>
+        </w:rPr>
+        <w:t xml:space="preserve"> </w:t>
+      </w:r>
+      <w:proofErr w:type="spellStart"/>
+      <w:r>
+        <w:rPr>
+          <w:lang w:val="es-ES"/>
+        </w:rPr>
+        <w:t>problemes</w:t>
+      </w:r>
+      <w:proofErr w:type="spellEnd"/>
+      <w:r>
+        <w:rPr>
+          <w:lang w:val="es-ES"/>
+        </w:rPr>
+        <w:t xml:space="preserve">: </w:t>
+      </w:r>
+      <w:proofErr w:type="spellStart"/>
+      <w:r>
+        <w:rPr>
+          <w:lang w:val="es-ES"/>
+        </w:rPr>
+        <w:t>com</w:t>
+      </w:r>
+      <w:proofErr w:type="spellEnd"/>
+      <w:r>
+        <w:rPr>
+          <w:lang w:val="es-ES"/>
+        </w:rPr>
+        <w:t xml:space="preserve"> que </w:t>
+      </w:r>
+      <w:proofErr w:type="spellStart"/>
+      <w:r>
+        <w:rPr>
+          <w:lang w:val="es-ES"/>
+        </w:rPr>
+        <w:t>només</w:t>
+      </w:r>
+      <w:proofErr w:type="spellEnd"/>
+      <w:r>
+        <w:rPr>
+          <w:lang w:val="es-ES"/>
+        </w:rPr>
+        <w:t xml:space="preserve"> un </w:t>
+      </w:r>
+      <w:proofErr w:type="spellStart"/>
+      <w:r>
+        <w:rPr>
+          <w:lang w:val="es-ES"/>
+        </w:rPr>
+        <w:t>node</w:t>
+      </w:r>
+      <w:proofErr w:type="spellEnd"/>
+      <w:r>
+        <w:rPr>
+          <w:lang w:val="es-ES"/>
+        </w:rPr>
+        <w:t xml:space="preserve"> </w:t>
+      </w:r>
+      <w:proofErr w:type="spellStart"/>
+      <w:r>
+        <w:rPr>
+          <w:lang w:val="es-ES"/>
+        </w:rPr>
+        <w:t>pot</w:t>
+      </w:r>
+      <w:proofErr w:type="spellEnd"/>
+      <w:r>
+        <w:rPr>
+          <w:lang w:val="es-ES"/>
+        </w:rPr>
+        <w:t xml:space="preserve"> tocar la variable a la vegada i no es </w:t>
+      </w:r>
+      <w:proofErr w:type="spellStart"/>
+      <w:r>
+        <w:rPr>
+          <w:lang w:val="es-ES"/>
+        </w:rPr>
+        <w:t>passa</w:t>
+      </w:r>
+      <w:proofErr w:type="spellEnd"/>
+      <w:r>
+        <w:rPr>
+          <w:lang w:val="es-ES"/>
+        </w:rPr>
+        <w:t xml:space="preserve"> al </w:t>
+      </w:r>
+      <w:proofErr w:type="spellStart"/>
+      <w:r>
+        <w:rPr>
+          <w:lang w:val="es-ES"/>
+        </w:rPr>
+        <w:t>següent</w:t>
+      </w:r>
+      <w:proofErr w:type="spellEnd"/>
+      <w:r>
+        <w:rPr>
+          <w:lang w:val="es-ES"/>
+        </w:rPr>
+        <w:t xml:space="preserve"> </w:t>
+      </w:r>
+      <w:proofErr w:type="spellStart"/>
+      <w:r>
+        <w:rPr>
+          <w:lang w:val="es-ES"/>
+        </w:rPr>
+        <w:t>fins</w:t>
+      </w:r>
+      <w:proofErr w:type="spellEnd"/>
+      <w:r>
+        <w:rPr>
+          <w:lang w:val="es-ES"/>
+        </w:rPr>
+        <w:t xml:space="preserve"> que </w:t>
+      </w:r>
+      <w:proofErr w:type="spellStart"/>
+      <w:r>
+        <w:rPr>
+          <w:lang w:val="es-ES"/>
+        </w:rPr>
+        <w:t>tothom</w:t>
+      </w:r>
+      <w:proofErr w:type="spellEnd"/>
+      <w:r>
+        <w:rPr>
+          <w:lang w:val="es-ES"/>
+        </w:rPr>
+        <w:t xml:space="preserve"> ha </w:t>
+      </w:r>
+      <w:proofErr w:type="spellStart"/>
+      <w:r>
+        <w:rPr>
+          <w:lang w:val="es-ES"/>
+        </w:rPr>
+        <w:t>rebut</w:t>
+      </w:r>
+      <w:proofErr w:type="spellEnd"/>
+      <w:r>
+        <w:rPr>
+          <w:lang w:val="es-ES"/>
+        </w:rPr>
+        <w:t xml:space="preserve"> el </w:t>
+      </w:r>
+      <w:proofErr w:type="spellStart"/>
+      <w:r>
+        <w:rPr>
+          <w:lang w:val="es-ES"/>
+        </w:rPr>
+        <w:t>canvi</w:t>
+      </w:r>
+      <w:proofErr w:type="spellEnd"/>
+      <w:r>
+        <w:rPr>
+          <w:lang w:val="es-ES"/>
+        </w:rPr>
+        <w:t xml:space="preserve">, la dada no es </w:t>
+      </w:r>
+      <w:proofErr w:type="spellStart"/>
+      <w:r>
+        <w:rPr>
+          <w:lang w:val="es-ES"/>
+        </w:rPr>
+        <w:t>desquadra</w:t>
+      </w:r>
+      <w:proofErr w:type="spellEnd"/>
+      <w:r>
+        <w:rPr>
+          <w:lang w:val="es-ES"/>
+        </w:rPr>
+        <w:t xml:space="preserve"> </w:t>
+      </w:r>
+      <w:proofErr w:type="spellStart"/>
+      <w:r>
+        <w:rPr>
+          <w:lang w:val="es-ES"/>
+        </w:rPr>
+        <w:t>mai</w:t>
+      </w:r>
+      <w:proofErr w:type="spellEnd"/>
+      <w:r>
+        <w:rPr>
+          <w:lang w:val="es-ES"/>
+        </w:rPr>
+        <w:t xml:space="preserve">. </w:t>
+      </w:r>
+      <w:proofErr w:type="spellStart"/>
+      <w:r>
+        <w:rPr>
+          <w:lang w:val="es-ES"/>
+        </w:rPr>
+        <w:t>Però</w:t>
+      </w:r>
+      <w:proofErr w:type="spellEnd"/>
+      <w:r>
+        <w:rPr>
+          <w:lang w:val="es-ES"/>
+        </w:rPr>
+        <w:t xml:space="preserve"> també </w:t>
+      </w:r>
+      <w:proofErr w:type="spellStart"/>
+      <w:r>
+        <w:rPr>
+          <w:lang w:val="es-ES"/>
+        </w:rPr>
+        <w:t>hem</w:t>
+      </w:r>
+      <w:proofErr w:type="spellEnd"/>
+      <w:r>
+        <w:rPr>
+          <w:lang w:val="es-ES"/>
+        </w:rPr>
+        <w:t xml:space="preserve"> </w:t>
+      </w:r>
+      <w:proofErr w:type="spellStart"/>
+      <w:r>
+        <w:rPr>
+          <w:lang w:val="es-ES"/>
+        </w:rPr>
+        <w:t>comprovat</w:t>
+      </w:r>
+      <w:proofErr w:type="spellEnd"/>
+      <w:r>
+        <w:rPr>
+          <w:lang w:val="es-ES"/>
+        </w:rPr>
+        <w:t xml:space="preserve"> el </w:t>
+      </w:r>
+      <w:proofErr w:type="spellStart"/>
+      <w:r>
+        <w:rPr>
+          <w:lang w:val="es-ES"/>
+        </w:rPr>
+        <w:t>desavantatge</w:t>
+      </w:r>
+      <w:proofErr w:type="spellEnd"/>
+      <w:r>
+        <w:rPr>
+          <w:lang w:val="es-ES"/>
+        </w:rPr>
+        <w:t xml:space="preserve"> </w:t>
+      </w:r>
+      <w:proofErr w:type="spellStart"/>
+      <w:r>
+        <w:rPr>
+          <w:lang w:val="es-ES"/>
+        </w:rPr>
+        <w:t>d'això</w:t>
+      </w:r>
+      <w:proofErr w:type="spellEnd"/>
+      <w:r>
+        <w:rPr>
+          <w:lang w:val="es-ES"/>
+        </w:rPr>
+        <w:t xml:space="preserve">: el coordinador acaba </w:t>
+      </w:r>
+      <w:proofErr w:type="spellStart"/>
+      <w:r>
+        <w:rPr>
+          <w:lang w:val="es-ES"/>
+        </w:rPr>
+        <w:t>fent</w:t>
+      </w:r>
+      <w:proofErr w:type="spellEnd"/>
+      <w:r>
+        <w:rPr>
+          <w:lang w:val="es-ES"/>
+        </w:rPr>
+        <w:t xml:space="preserve"> tota la </w:t>
+      </w:r>
+      <w:proofErr w:type="spellStart"/>
+      <w:r>
+        <w:rPr>
+          <w:lang w:val="es-ES"/>
+        </w:rPr>
+        <w:t>feina</w:t>
+      </w:r>
+      <w:proofErr w:type="spellEnd"/>
+      <w:r>
+        <w:rPr>
+          <w:lang w:val="es-ES"/>
+        </w:rPr>
+        <w:t xml:space="preserve">, </w:t>
+      </w:r>
+      <w:proofErr w:type="spellStart"/>
+      <w:r>
+        <w:rPr>
+          <w:lang w:val="es-ES"/>
+        </w:rPr>
+        <w:t>s'envien</w:t>
+      </w:r>
+      <w:proofErr w:type="spellEnd"/>
+      <w:r>
+        <w:rPr>
+          <w:lang w:val="es-ES"/>
+        </w:rPr>
+        <w:t xml:space="preserve"> </w:t>
+      </w:r>
+      <w:proofErr w:type="spellStart"/>
+      <w:r>
+        <w:rPr>
+          <w:lang w:val="es-ES"/>
+        </w:rPr>
+        <w:t>moltíssims</w:t>
+      </w:r>
+      <w:proofErr w:type="spellEnd"/>
+      <w:r>
+        <w:rPr>
+          <w:lang w:val="es-ES"/>
+        </w:rPr>
+        <w:t xml:space="preserve"> </w:t>
+      </w:r>
+      <w:proofErr w:type="spellStart"/>
+      <w:r>
+        <w:rPr>
+          <w:lang w:val="es-ES"/>
+        </w:rPr>
+        <w:t>missatges</w:t>
+      </w:r>
+      <w:proofErr w:type="spellEnd"/>
+      <w:r>
+        <w:rPr>
+          <w:lang w:val="es-ES"/>
+        </w:rPr>
+        <w:t xml:space="preserve"> </w:t>
+      </w:r>
+      <w:proofErr w:type="spellStart"/>
+      <w:r>
+        <w:rPr>
+          <w:lang w:val="es-ES"/>
+        </w:rPr>
+        <w:t>quan</w:t>
+      </w:r>
+      <w:proofErr w:type="spellEnd"/>
+      <w:r>
+        <w:rPr>
+          <w:lang w:val="es-ES"/>
+        </w:rPr>
+        <w:t xml:space="preserve"> </w:t>
+      </w:r>
+      <w:proofErr w:type="spellStart"/>
+      <w:r>
+        <w:rPr>
+          <w:lang w:val="es-ES"/>
+        </w:rPr>
+        <w:t>s'afegeixen</w:t>
+      </w:r>
+      <w:proofErr w:type="spellEnd"/>
+      <w:r>
+        <w:rPr>
+          <w:lang w:val="es-ES"/>
+        </w:rPr>
+        <w:t xml:space="preserve"> </w:t>
+      </w:r>
+      <w:proofErr w:type="spellStart"/>
+      <w:r>
+        <w:rPr>
+          <w:lang w:val="es-ES"/>
+        </w:rPr>
+        <w:t>més</w:t>
+      </w:r>
+      <w:proofErr w:type="spellEnd"/>
+      <w:r>
+        <w:rPr>
+          <w:lang w:val="es-ES"/>
+        </w:rPr>
+        <w:t xml:space="preserve"> </w:t>
+      </w:r>
+      <w:proofErr w:type="spellStart"/>
+      <w:r>
+        <w:rPr>
+          <w:lang w:val="es-ES"/>
+        </w:rPr>
+        <w:t>nodes</w:t>
+      </w:r>
+      <w:proofErr w:type="spellEnd"/>
+      <w:r>
+        <w:rPr>
+          <w:lang w:val="es-ES"/>
+        </w:rPr>
+        <w:t xml:space="preserve"> i es crea un </w:t>
+      </w:r>
+      <w:proofErr w:type="spellStart"/>
+      <w:r>
+        <w:rPr>
+          <w:lang w:val="es-ES"/>
+        </w:rPr>
+        <w:t>coll</w:t>
+      </w:r>
+      <w:proofErr w:type="spellEnd"/>
+      <w:r>
+        <w:rPr>
+          <w:lang w:val="es-ES"/>
+        </w:rPr>
+        <w:t xml:space="preserve"> </w:t>
+      </w:r>
+      <w:proofErr w:type="spellStart"/>
+      <w:r>
+        <w:rPr>
+          <w:lang w:val="es-ES"/>
+        </w:rPr>
+        <w:t>d'ampolla</w:t>
+      </w:r>
+      <w:proofErr w:type="spellEnd"/>
+      <w:r>
+        <w:rPr>
+          <w:lang w:val="es-ES"/>
+        </w:rPr>
+        <w:t xml:space="preserve"> </w:t>
+      </w:r>
+      <w:proofErr w:type="spellStart"/>
+      <w:r>
+        <w:rPr>
+          <w:lang w:val="es-ES"/>
+        </w:rPr>
+        <w:t>evident</w:t>
+      </w:r>
+      <w:proofErr w:type="spellEnd"/>
+      <w:r>
+        <w:rPr>
+          <w:lang w:val="es-ES"/>
+        </w:rPr>
+        <w:t xml:space="preserve">. </w:t>
+      </w:r>
+      <w:proofErr w:type="spellStart"/>
+      <w:r>
+        <w:rPr>
+          <w:lang w:val="es-ES"/>
+        </w:rPr>
+        <w:t>D'altra</w:t>
+      </w:r>
+      <w:proofErr w:type="spellEnd"/>
+      <w:r>
+        <w:rPr>
+          <w:lang w:val="es-ES"/>
+        </w:rPr>
+        <w:t xml:space="preserve"> banda, </w:t>
+      </w:r>
+      <w:proofErr w:type="spellStart"/>
+      <w:r>
+        <w:rPr>
+          <w:lang w:val="es-ES"/>
+        </w:rPr>
+        <w:t>utilitzar</w:t>
+      </w:r>
+      <w:proofErr w:type="spellEnd"/>
+      <w:r>
+        <w:rPr>
+          <w:lang w:val="es-ES"/>
+        </w:rPr>
+        <w:t xml:space="preserve"> el </w:t>
+      </w:r>
+      <w:proofErr w:type="spellStart"/>
+      <w:r>
+        <w:rPr>
+          <w:lang w:val="es-ES"/>
+        </w:rPr>
+        <w:t>rellotge</w:t>
+      </w:r>
+      <w:proofErr w:type="spellEnd"/>
+      <w:r>
+        <w:rPr>
+          <w:lang w:val="es-ES"/>
+        </w:rPr>
+        <w:t xml:space="preserve"> de Lamport </w:t>
+      </w:r>
+      <w:proofErr w:type="spellStart"/>
+      <w:r>
+        <w:rPr>
+          <w:lang w:val="es-ES"/>
+        </w:rPr>
+        <w:t>ens</w:t>
+      </w:r>
+      <w:proofErr w:type="spellEnd"/>
+      <w:r>
+        <w:rPr>
+          <w:lang w:val="es-ES"/>
+        </w:rPr>
+        <w:t xml:space="preserve"> ha </w:t>
+      </w:r>
+      <w:proofErr w:type="spellStart"/>
+      <w:r>
+        <w:rPr>
+          <w:lang w:val="es-ES"/>
+        </w:rPr>
+        <w:t>ajudat</w:t>
+      </w:r>
+      <w:proofErr w:type="spellEnd"/>
+      <w:r>
+        <w:rPr>
+          <w:lang w:val="es-ES"/>
+        </w:rPr>
+        <w:t xml:space="preserve"> a </w:t>
+      </w:r>
+      <w:proofErr w:type="spellStart"/>
+      <w:r>
+        <w:rPr>
+          <w:lang w:val="es-ES"/>
+        </w:rPr>
+        <w:t>entendre</w:t>
+      </w:r>
+      <w:proofErr w:type="spellEnd"/>
+      <w:r>
+        <w:rPr>
+          <w:lang w:val="es-ES"/>
+        </w:rPr>
+        <w:t xml:space="preserve"> de forma </w:t>
+      </w:r>
+      <w:proofErr w:type="spellStart"/>
+      <w:r>
+        <w:rPr>
+          <w:lang w:val="es-ES"/>
+        </w:rPr>
+        <w:t>pràctica</w:t>
+      </w:r>
+      <w:proofErr w:type="spellEnd"/>
+      <w:r>
+        <w:rPr>
+          <w:lang w:val="es-ES"/>
+        </w:rPr>
+        <w:t xml:space="preserve"> </w:t>
+      </w:r>
+      <w:proofErr w:type="spellStart"/>
+      <w:r>
+        <w:rPr>
+          <w:lang w:val="es-ES"/>
+        </w:rPr>
+        <w:t>com</w:t>
+      </w:r>
+      <w:proofErr w:type="spellEnd"/>
+      <w:r>
+        <w:rPr>
+          <w:lang w:val="es-ES"/>
+        </w:rPr>
+        <w:t xml:space="preserve"> </w:t>
+      </w:r>
+      <w:proofErr w:type="spellStart"/>
+      <w:r>
+        <w:rPr>
+          <w:lang w:val="es-ES"/>
+        </w:rPr>
+        <w:t>podem</w:t>
+      </w:r>
+      <w:proofErr w:type="spellEnd"/>
+      <w:r>
+        <w:rPr>
+          <w:lang w:val="es-ES"/>
+        </w:rPr>
+        <w:t xml:space="preserve"> ordenar </w:t>
+      </w:r>
+      <w:proofErr w:type="spellStart"/>
+      <w:r>
+        <w:rPr>
+          <w:lang w:val="es-ES"/>
+        </w:rPr>
+        <w:t>què</w:t>
+      </w:r>
+      <w:proofErr w:type="spellEnd"/>
+      <w:r>
+        <w:rPr>
+          <w:lang w:val="es-ES"/>
+        </w:rPr>
+        <w:t xml:space="preserve"> </w:t>
+      </w:r>
+      <w:proofErr w:type="spellStart"/>
+      <w:r>
+        <w:rPr>
+          <w:lang w:val="es-ES"/>
+        </w:rPr>
+        <w:t>passa</w:t>
+      </w:r>
+      <w:proofErr w:type="spellEnd"/>
+      <w:r>
+        <w:rPr>
+          <w:lang w:val="es-ES"/>
+        </w:rPr>
+        <w:t xml:space="preserve"> </w:t>
+      </w:r>
+      <w:proofErr w:type="spellStart"/>
+      <w:r>
+        <w:rPr>
+          <w:lang w:val="es-ES"/>
+        </w:rPr>
+        <w:t>abans</w:t>
+      </w:r>
+      <w:proofErr w:type="spellEnd"/>
+      <w:r>
+        <w:rPr>
+          <w:lang w:val="es-ES"/>
+        </w:rPr>
+        <w:t xml:space="preserve"> i </w:t>
+      </w:r>
+      <w:proofErr w:type="spellStart"/>
+      <w:r>
+        <w:rPr>
+          <w:lang w:val="es-ES"/>
+        </w:rPr>
+        <w:t>què</w:t>
+      </w:r>
+      <w:proofErr w:type="spellEnd"/>
+      <w:r>
+        <w:rPr>
+          <w:lang w:val="es-ES"/>
+        </w:rPr>
+        <w:t xml:space="preserve"> </w:t>
+      </w:r>
+      <w:proofErr w:type="spellStart"/>
+      <w:r>
+        <w:rPr>
+          <w:lang w:val="es-ES"/>
+        </w:rPr>
+        <w:t>passa</w:t>
+      </w:r>
+      <w:proofErr w:type="spellEnd"/>
+      <w:r>
+        <w:rPr>
+          <w:lang w:val="es-ES"/>
+        </w:rPr>
+        <w:t xml:space="preserve"> </w:t>
+      </w:r>
+      <w:proofErr w:type="spellStart"/>
+      <w:r>
+        <w:rPr>
+          <w:lang w:val="es-ES"/>
+        </w:rPr>
+        <w:t>després</w:t>
+      </w:r>
+      <w:proofErr w:type="spellEnd"/>
+      <w:r>
+        <w:rPr>
+          <w:lang w:val="es-ES"/>
+        </w:rPr>
+        <w:t xml:space="preserve"> a través </w:t>
+      </w:r>
+      <w:proofErr w:type="spellStart"/>
+      <w:r>
+        <w:rPr>
+          <w:lang w:val="es-ES"/>
+        </w:rPr>
+        <w:t>dels</w:t>
+      </w:r>
+      <w:proofErr w:type="spellEnd"/>
+      <w:r>
+        <w:rPr>
+          <w:lang w:val="es-ES"/>
+        </w:rPr>
+        <w:t xml:space="preserve"> </w:t>
+      </w:r>
+      <w:proofErr w:type="spellStart"/>
+      <w:r>
+        <w:rPr>
+          <w:lang w:val="es-ES"/>
+        </w:rPr>
+        <w:t>missatges</w:t>
+      </w:r>
+      <w:proofErr w:type="spellEnd"/>
+      <w:r>
+        <w:rPr>
+          <w:lang w:val="es-ES"/>
+        </w:rPr>
+        <w:t xml:space="preserve">, </w:t>
+      </w:r>
+      <w:proofErr w:type="spellStart"/>
+      <w:r>
+        <w:rPr>
+          <w:lang w:val="es-ES"/>
+        </w:rPr>
+        <w:t>sense</w:t>
+      </w:r>
+      <w:proofErr w:type="spellEnd"/>
+      <w:r>
+        <w:rPr>
+          <w:lang w:val="es-ES"/>
+        </w:rPr>
+        <w:t xml:space="preserve"> </w:t>
+      </w:r>
+      <w:proofErr w:type="spellStart"/>
+      <w:r>
+        <w:rPr>
+          <w:lang w:val="es-ES"/>
+        </w:rPr>
+        <w:t>dependre</w:t>
       </w:r>
       <w:proofErr w:type="spellEnd"/>
       <w:r>
@@ -21660,161 +23434,7 @@
         <w:rPr>
           <w:lang w:val="es-ES"/>
         </w:rPr>
-        <w:t>replicació</w:t>
-      </w:r>
-      <w:proofErr w:type="spellEnd"/>
-      <w:r>
-        <w:rPr>
-          <w:lang w:val="es-ES"/>
-        </w:rPr>
-        <w:t xml:space="preserve"> </w:t>
-      </w:r>
-      <w:proofErr w:type="spellStart"/>
-      <w:r>
-        <w:rPr>
-          <w:lang w:val="es-ES"/>
-        </w:rPr>
-        <w:t>mantenen</w:t>
-      </w:r>
-      <w:proofErr w:type="spellEnd"/>
-      <w:r>
-        <w:rPr>
-          <w:lang w:val="es-ES"/>
-        </w:rPr>
-        <w:t xml:space="preserve"> un valor </w:t>
-      </w:r>
-      <w:proofErr w:type="spellStart"/>
-      <w:r>
-        <w:rPr>
-          <w:lang w:val="es-ES"/>
-        </w:rPr>
-        <w:t>coherent</w:t>
-      </w:r>
-      <w:proofErr w:type="spellEnd"/>
-      <w:r>
-        <w:rPr>
-          <w:lang w:val="es-ES"/>
-        </w:rPr>
-        <w:t xml:space="preserve"> </w:t>
-      </w:r>
-      <w:proofErr w:type="spellStart"/>
-      <w:r>
-        <w:rPr>
-          <w:lang w:val="es-ES"/>
-        </w:rPr>
-        <w:t>abans</w:t>
-      </w:r>
-      <w:proofErr w:type="spellEnd"/>
-      <w:r>
-        <w:rPr>
-          <w:lang w:val="es-ES"/>
-        </w:rPr>
-        <w:t xml:space="preserve"> de cada </w:t>
-      </w:r>
-      <w:proofErr w:type="spellStart"/>
-      <w:r>
-        <w:rPr>
-          <w:lang w:val="es-ES"/>
-        </w:rPr>
-        <w:t>ús</w:t>
-      </w:r>
-      <w:proofErr w:type="spellEnd"/>
-      <w:r>
-        <w:rPr>
-          <w:lang w:val="es-ES"/>
-        </w:rPr>
-        <w:t xml:space="preserve">. Les proves han </w:t>
-      </w:r>
-      <w:proofErr w:type="spellStart"/>
-      <w:r>
-        <w:rPr>
-          <w:lang w:val="es-ES"/>
-        </w:rPr>
-        <w:t>confirmat</w:t>
-      </w:r>
-      <w:proofErr w:type="spellEnd"/>
-      <w:r>
-        <w:rPr>
-          <w:lang w:val="es-ES"/>
-        </w:rPr>
-        <w:t xml:space="preserve"> </w:t>
-      </w:r>
-      <w:proofErr w:type="spellStart"/>
-      <w:r>
-        <w:rPr>
-          <w:lang w:val="es-ES"/>
-        </w:rPr>
-        <w:t>els</w:t>
-      </w:r>
-      <w:proofErr w:type="spellEnd"/>
-      <w:r>
-        <w:rPr>
-          <w:lang w:val="es-ES"/>
-        </w:rPr>
-        <w:t xml:space="preserve"> </w:t>
-      </w:r>
-      <w:proofErr w:type="spellStart"/>
-      <w:r>
-        <w:rPr>
-          <w:lang w:val="es-ES"/>
-        </w:rPr>
-        <w:t>resultats</w:t>
-      </w:r>
-      <w:proofErr w:type="spellEnd"/>
-      <w:r>
-        <w:rPr>
-          <w:lang w:val="es-ES"/>
-        </w:rPr>
-        <w:t xml:space="preserve"> </w:t>
-      </w:r>
-      <w:proofErr w:type="spellStart"/>
-      <w:r>
-        <w:rPr>
-          <w:lang w:val="es-ES"/>
-        </w:rPr>
-        <w:t>esperats</w:t>
-      </w:r>
-      <w:proofErr w:type="spellEnd"/>
-      <w:r>
-        <w:rPr>
-          <w:lang w:val="es-ES"/>
-        </w:rPr>
-        <w:t xml:space="preserve"> en </w:t>
-      </w:r>
-      <w:proofErr w:type="spellStart"/>
-      <w:r>
-        <w:rPr>
-          <w:lang w:val="es-ES"/>
-        </w:rPr>
-        <w:t>l’entorn</w:t>
-      </w:r>
-      <w:proofErr w:type="spellEnd"/>
-      <w:r>
-        <w:rPr>
-          <w:lang w:val="es-ES"/>
-        </w:rPr>
-        <w:t xml:space="preserve"> local, </w:t>
-      </w:r>
-      <w:proofErr w:type="spellStart"/>
-      <w:r>
-        <w:rPr>
-          <w:lang w:val="es-ES"/>
-        </w:rPr>
-        <w:t>mentre</w:t>
-      </w:r>
-      <w:proofErr w:type="spellEnd"/>
-      <w:r>
-        <w:rPr>
-          <w:lang w:val="es-ES"/>
-        </w:rPr>
-        <w:t xml:space="preserve"> que </w:t>
-      </w:r>
-      <w:proofErr w:type="spellStart"/>
-      <w:r>
-        <w:rPr>
-          <w:lang w:val="es-ES"/>
-        </w:rPr>
-        <w:t>l’anàlisi</w:t>
+        <w:t>l'hora</w:t>
       </w:r>
       <w:proofErr w:type="spellEnd"/>
       <w:r>
@@ -21828,161 +23448,7 @@
         <w:rPr>
           <w:lang w:val="es-ES"/>
         </w:rPr>
-        <w:t>missatges</w:t>
-      </w:r>
-      <w:proofErr w:type="spellEnd"/>
-      <w:r>
-        <w:rPr>
-          <w:lang w:val="es-ES"/>
-        </w:rPr>
-        <w:t xml:space="preserve"> evidencia el </w:t>
-      </w:r>
-      <w:proofErr w:type="spellStart"/>
-      <w:r>
-        <w:rPr>
-          <w:lang w:val="es-ES"/>
-        </w:rPr>
-        <w:t>cost</w:t>
-      </w:r>
-      <w:proofErr w:type="spellEnd"/>
-      <w:r>
-        <w:rPr>
-          <w:lang w:val="es-ES"/>
-        </w:rPr>
-        <w:t xml:space="preserve"> </w:t>
-      </w:r>
-      <w:proofErr w:type="spellStart"/>
-      <w:r>
-        <w:rPr>
-          <w:lang w:val="es-ES"/>
-        </w:rPr>
-        <w:t>creixent</w:t>
-      </w:r>
-      <w:proofErr w:type="spellEnd"/>
-      <w:r>
-        <w:rPr>
-          <w:lang w:val="es-ES"/>
-        </w:rPr>
-        <w:t xml:space="preserve"> del coordinador. Les </w:t>
-      </w:r>
-      <w:proofErr w:type="spellStart"/>
-      <w:r>
-        <w:rPr>
-          <w:lang w:val="es-ES"/>
-        </w:rPr>
-        <w:t>millores</w:t>
-      </w:r>
-      <w:proofErr w:type="spellEnd"/>
-      <w:r>
-        <w:rPr>
-          <w:lang w:val="es-ES"/>
-        </w:rPr>
-        <w:t xml:space="preserve"> </w:t>
-      </w:r>
-      <w:proofErr w:type="spellStart"/>
-      <w:r>
-        <w:rPr>
-          <w:lang w:val="es-ES"/>
-        </w:rPr>
-        <w:t>següents</w:t>
-      </w:r>
-      <w:proofErr w:type="spellEnd"/>
-      <w:r>
-        <w:rPr>
-          <w:lang w:val="es-ES"/>
-        </w:rPr>
-        <w:t xml:space="preserve"> serien validar </w:t>
-      </w:r>
-      <w:proofErr w:type="spellStart"/>
-      <w:r>
-        <w:rPr>
-          <w:lang w:val="es-ES"/>
-        </w:rPr>
-        <w:t>l’execució</w:t>
-      </w:r>
-      <w:proofErr w:type="spellEnd"/>
-      <w:r>
-        <w:rPr>
-          <w:lang w:val="es-ES"/>
-        </w:rPr>
-        <w:t xml:space="preserve"> entre </w:t>
-      </w:r>
-      <w:proofErr w:type="spellStart"/>
-      <w:r>
-        <w:rPr>
-          <w:lang w:val="es-ES"/>
-        </w:rPr>
-        <w:t>màquines</w:t>
-      </w:r>
-      <w:proofErr w:type="spellEnd"/>
-      <w:r>
-        <w:rPr>
-          <w:lang w:val="es-ES"/>
-        </w:rPr>
-        <w:t xml:space="preserve"> i definir una política de </w:t>
-      </w:r>
-      <w:proofErr w:type="spellStart"/>
-      <w:r>
-        <w:rPr>
-          <w:lang w:val="es-ES"/>
-        </w:rPr>
-        <w:t>timeouts</w:t>
-      </w:r>
-      <w:proofErr w:type="spellEnd"/>
-      <w:r>
-        <w:rPr>
-          <w:lang w:val="es-ES"/>
-        </w:rPr>
-        <w:t xml:space="preserve"> i </w:t>
-      </w:r>
-      <w:proofErr w:type="spellStart"/>
-      <w:r>
-        <w:rPr>
-          <w:lang w:val="es-ES"/>
-        </w:rPr>
-        <w:t>recuperació</w:t>
-      </w:r>
-      <w:proofErr w:type="spellEnd"/>
-      <w:r>
-        <w:rPr>
-          <w:lang w:val="es-ES"/>
-        </w:rPr>
-        <w:t xml:space="preserve">, </w:t>
-      </w:r>
-      <w:proofErr w:type="spellStart"/>
-      <w:r>
-        <w:rPr>
-          <w:lang w:val="es-ES"/>
-        </w:rPr>
-        <w:t>mantenint</w:t>
-      </w:r>
-      <w:proofErr w:type="spellEnd"/>
-      <w:r>
-        <w:rPr>
-          <w:lang w:val="es-ES"/>
-        </w:rPr>
-        <w:t xml:space="preserve"> explícites les </w:t>
-      </w:r>
-      <w:proofErr w:type="spellStart"/>
-      <w:r>
-        <w:rPr>
-          <w:lang w:val="es-ES"/>
-        </w:rPr>
-        <w:t>garanties</w:t>
-      </w:r>
-      <w:proofErr w:type="spellEnd"/>
-      <w:r>
-        <w:rPr>
-          <w:lang w:val="es-ES"/>
-        </w:rPr>
-        <w:t xml:space="preserve"> que es poden </w:t>
-      </w:r>
-      <w:proofErr w:type="spellStart"/>
-      <w:r>
-        <w:rPr>
-          <w:lang w:val="es-ES"/>
-        </w:rPr>
-        <w:t>oferir</w:t>
+        <w:t>l'ordinador</w:t>
       </w:r>
       <w:proofErr w:type="spellEnd"/>
       <w:r>
@@ -21994,136 +23460,185 @@
     </w:p>
     <w:p>
       <w:pPr>
-        <w:pStyle w:val="Ttulo2"/>
+        <w:jc w:val="both"/>
+        <w:rPr>
+          <w:lang w:val="es-ES"/>
+        </w:rPr>
       </w:pPr>
-      <w:bookmarkStart w:id="14" w:name="_Toc241651830"/>
-      <w:proofErr w:type="spellStart"/>
-      <w:r>
-        <w:t>Referències</w:t>
-      </w:r>
-      <w:bookmarkEnd w:id="14"/>
-      <w:proofErr w:type="spellEnd"/>
-    </w:p>
-    <w:p>
-      <w:proofErr w:type="spellStart"/>
-      <w:r>
-        <w:t>Enunciat</w:t>
-      </w:r>
-      <w:proofErr w:type="spellEnd"/>
-      <w:r>
-        <w:t xml:space="preserve"> de la </w:t>
-      </w:r>
-      <w:proofErr w:type="spellStart"/>
-      <w:r>
-        <w:t>pràctica</w:t>
-      </w:r>
-      <w:proofErr w:type="spellEnd"/>
-      <w:r>
-        <w:t xml:space="preserve">: Exercise 1 Distributed Systems A Naïve View. La Salle, curs 2026–2027, </w:t>
-      </w:r>
-      <w:proofErr w:type="spellStart"/>
-      <w:r>
-        <w:t>pàgines</w:t>
-      </w:r>
-      <w:proofErr w:type="spellEnd"/>
-      <w:r>
-        <w:t xml:space="preserve"> 1–3. </w:t>
-      </w:r>
-      <w:proofErr w:type="spellStart"/>
-      <w:r>
-        <w:t>Lliurament</w:t>
-      </w:r>
-      <w:proofErr w:type="spellEnd"/>
-      <w:r>
-        <w:t xml:space="preserve"> </w:t>
-      </w:r>
-      <w:proofErr w:type="spellStart"/>
-      <w:r>
-        <w:t>indicat</w:t>
-      </w:r>
-      <w:proofErr w:type="spellEnd"/>
-      <w:r>
-        <w:t xml:space="preserve">: 2 </w:t>
-      </w:r>
-      <w:proofErr w:type="spellStart"/>
-      <w:r>
-        <w:t>d’octubre</w:t>
-      </w:r>
-      <w:proofErr w:type="spellEnd"/>
-      <w:r>
-        <w:t xml:space="preserve"> de 2026.</w:t>
-      </w:r>
-    </w:p>
-    <w:p>
-      <w:pPr>
-        <w:rPr>
-          <w:lang w:val="es-ES"/>
-        </w:rPr>
-      </w:pPr>
-      <w:proofErr w:type="spellStart"/>
-      <w:r>
-        <w:t>Apunts</w:t>
-      </w:r>
-      <w:proofErr w:type="spellEnd"/>
-      <w:r>
+      <w:proofErr w:type="spellStart"/>
+      <w:r>
+        <w:rPr>
+          <w:lang w:val="es-ES"/>
+        </w:rPr>
+        <w:t>Finalment</w:t>
+      </w:r>
+      <w:proofErr w:type="spellEnd"/>
+      <w:r>
+        <w:rPr>
+          <w:lang w:val="es-ES"/>
+        </w:rPr>
+        <w:t xml:space="preserve">, </w:t>
+      </w:r>
+      <w:proofErr w:type="spellStart"/>
+      <w:r>
+        <w:rPr>
+          <w:lang w:val="es-ES"/>
+        </w:rPr>
+        <w:t>fer</w:t>
+      </w:r>
+      <w:proofErr w:type="spellEnd"/>
+      <w:r>
+        <w:rPr>
+          <w:lang w:val="es-ES"/>
+        </w:rPr>
+        <w:t xml:space="preserve"> </w:t>
+      </w:r>
+      <w:proofErr w:type="spellStart"/>
+      <w:r>
+        <w:rPr>
+          <w:lang w:val="es-ES"/>
+        </w:rPr>
+        <w:t>aquest</w:t>
+      </w:r>
+      <w:proofErr w:type="spellEnd"/>
+      <w:r>
+        <w:rPr>
+          <w:lang w:val="es-ES"/>
+        </w:rPr>
+        <w:t xml:space="preserve"> </w:t>
+      </w:r>
+      <w:proofErr w:type="spellStart"/>
+      <w:r>
+        <w:rPr>
+          <w:lang w:val="es-ES"/>
+        </w:rPr>
+        <w:t>exercici</w:t>
+      </w:r>
+      <w:proofErr w:type="spellEnd"/>
+      <w:r>
+        <w:rPr>
+          <w:lang w:val="es-ES"/>
+        </w:rPr>
+        <w:t xml:space="preserve"> </w:t>
+      </w:r>
+      <w:proofErr w:type="spellStart"/>
+      <w:r>
+        <w:rPr>
+          <w:lang w:val="es-ES"/>
+        </w:rPr>
+        <w:t>ens</w:t>
+      </w:r>
+      <w:proofErr w:type="spellEnd"/>
+      <w:r>
+        <w:rPr>
+          <w:lang w:val="es-ES"/>
+        </w:rPr>
+        <w:t xml:space="preserve"> ha </w:t>
+      </w:r>
+      <w:proofErr w:type="spellStart"/>
+      <w:r>
+        <w:rPr>
+          <w:lang w:val="es-ES"/>
+        </w:rPr>
+        <w:t>fet</w:t>
+      </w:r>
+      <w:proofErr w:type="spellEnd"/>
+      <w:r>
+        <w:rPr>
+          <w:lang w:val="es-ES"/>
+        </w:rPr>
+        <w:t xml:space="preserve"> </w:t>
+      </w:r>
+      <w:proofErr w:type="spellStart"/>
+      <w:r>
+        <w:rPr>
+          <w:lang w:val="es-ES"/>
+        </w:rPr>
+        <w:t>veure</w:t>
+      </w:r>
+      <w:proofErr w:type="spellEnd"/>
+      <w:r>
+        <w:rPr>
+          <w:lang w:val="es-ES"/>
+        </w:rPr>
+        <w:t xml:space="preserve"> que </w:t>
+      </w:r>
+      <w:proofErr w:type="spellStart"/>
+      <w:r>
+        <w:rPr>
+          <w:lang w:val="es-ES"/>
+        </w:rPr>
+        <w:t>dissenyar</w:t>
+      </w:r>
+      <w:proofErr w:type="spellEnd"/>
+      <w:r>
+        <w:rPr>
+          <w:lang w:val="es-ES"/>
+        </w:rPr>
+        <w:t xml:space="preserve"> un sistema </w:t>
+      </w:r>
+      <w:proofErr w:type="spellStart"/>
+      <w:r>
+        <w:rPr>
+          <w:lang w:val="es-ES"/>
+        </w:rPr>
+        <w:t>distribuït</w:t>
+      </w:r>
+      <w:proofErr w:type="spellEnd"/>
+      <w:r>
+        <w:rPr>
+          <w:lang w:val="es-ES"/>
+        </w:rPr>
         <w:t xml:space="preserve"> de </w:t>
       </w:r>
       <w:proofErr w:type="spellStart"/>
       <w:r>
-        <w:t>classe</w:t>
-      </w:r>
-      <w:proofErr w:type="spellEnd"/>
-      <w:r>
-        <w:t xml:space="preserve">: Lecture 1, Distributed systems fundamentals; Lecture 2 part 1, Models and clocks 1; Lecture 2 part 2, Models and clocks 2. </w:t>
-      </w:r>
-      <w:proofErr w:type="spellStart"/>
-      <w:r>
-        <w:rPr>
-          <w:lang w:val="es-ES"/>
-        </w:rPr>
-        <w:t>Conceptes</w:t>
-      </w:r>
-      <w:proofErr w:type="spellEnd"/>
-      <w:r>
-        <w:rPr>
-          <w:lang w:val="es-ES"/>
-        </w:rPr>
-        <w:t xml:space="preserve"> </w:t>
-      </w:r>
-      <w:proofErr w:type="spellStart"/>
-      <w:r>
-        <w:rPr>
-          <w:lang w:val="es-ES"/>
-        </w:rPr>
-        <w:t>utilitzats</w:t>
-      </w:r>
-      <w:proofErr w:type="spellEnd"/>
-      <w:r>
-        <w:rPr>
-          <w:lang w:val="es-ES"/>
-        </w:rPr>
-        <w:t xml:space="preserve">: </w:t>
-      </w:r>
-      <w:proofErr w:type="spellStart"/>
-      <w:r>
-        <w:rPr>
-          <w:lang w:val="es-ES"/>
-        </w:rPr>
-        <w:t>concurrència</w:t>
-      </w:r>
-      <w:proofErr w:type="spellEnd"/>
-      <w:r>
-        <w:rPr>
-          <w:lang w:val="es-ES"/>
-        </w:rPr>
-        <w:t xml:space="preserve">, </w:t>
-      </w:r>
-      <w:proofErr w:type="spellStart"/>
-      <w:r>
-        <w:rPr>
-          <w:lang w:val="es-ES"/>
-        </w:rPr>
-        <w:t>fal·làcies</w:t>
+        <w:rPr>
+          <w:lang w:val="es-ES"/>
+        </w:rPr>
+        <w:t>veritat</w:t>
+      </w:r>
+      <w:proofErr w:type="spellEnd"/>
+      <w:r>
+        <w:rPr>
+          <w:lang w:val="es-ES"/>
+        </w:rPr>
+        <w:t xml:space="preserve"> va </w:t>
+      </w:r>
+      <w:proofErr w:type="spellStart"/>
+      <w:r>
+        <w:rPr>
+          <w:lang w:val="es-ES"/>
+        </w:rPr>
+        <w:t>molt</w:t>
+      </w:r>
+      <w:proofErr w:type="spellEnd"/>
+      <w:r>
+        <w:rPr>
+          <w:lang w:val="es-ES"/>
+        </w:rPr>
+        <w:t xml:space="preserve"> </w:t>
+      </w:r>
+      <w:proofErr w:type="spellStart"/>
+      <w:r>
+        <w:rPr>
+          <w:lang w:val="es-ES"/>
+        </w:rPr>
+        <w:t>més</w:t>
+      </w:r>
+      <w:proofErr w:type="spellEnd"/>
+      <w:r>
+        <w:rPr>
+          <w:lang w:val="es-ES"/>
+        </w:rPr>
+        <w:t xml:space="preserve"> </w:t>
+      </w:r>
+      <w:proofErr w:type="spellStart"/>
+      <w:r>
+        <w:rPr>
+          <w:lang w:val="es-ES"/>
+        </w:rPr>
+        <w:t>enllà</w:t>
       </w:r>
       <w:proofErr w:type="spellEnd"/>
       <w:r>
@@ -22137,21 +23652,371 @@
         <w:rPr>
           <w:lang w:val="es-ES"/>
         </w:rPr>
-        <w:t>xarxa</w:t>
-      </w:r>
-      <w:proofErr w:type="spellEnd"/>
-      <w:r>
-        <w:rPr>
-          <w:lang w:val="es-ES"/>
-        </w:rPr>
-        <w:t xml:space="preserve">, </w:t>
-      </w:r>
-      <w:proofErr w:type="spellStart"/>
-      <w:r>
-        <w:rPr>
-          <w:lang w:val="es-ES"/>
-        </w:rPr>
-        <w:t>causalitat</w:t>
+        <w:t>quan</w:t>
+      </w:r>
+      <w:proofErr w:type="spellEnd"/>
+      <w:r>
+        <w:rPr>
+          <w:lang w:val="es-ES"/>
+        </w:rPr>
+        <w:t xml:space="preserve"> </w:t>
+      </w:r>
+      <w:proofErr w:type="spellStart"/>
+      <w:r>
+        <w:rPr>
+          <w:lang w:val="es-ES"/>
+        </w:rPr>
+        <w:t>tot</w:t>
+      </w:r>
+      <w:proofErr w:type="spellEnd"/>
+      <w:r>
+        <w:rPr>
+          <w:lang w:val="es-ES"/>
+        </w:rPr>
+        <w:t xml:space="preserve"> va </w:t>
+      </w:r>
+      <w:proofErr w:type="spellStart"/>
+      <w:r>
+        <w:rPr>
+          <w:lang w:val="es-ES"/>
+        </w:rPr>
+        <w:t>bé</w:t>
+      </w:r>
+      <w:proofErr w:type="spellEnd"/>
+      <w:r>
+        <w:rPr>
+          <w:lang w:val="es-ES"/>
+        </w:rPr>
+        <w:t xml:space="preserve">. El </w:t>
+      </w:r>
+      <w:proofErr w:type="spellStart"/>
+      <w:r>
+        <w:rPr>
+          <w:lang w:val="es-ES"/>
+        </w:rPr>
+        <w:t>nostre</w:t>
+      </w:r>
+      <w:proofErr w:type="spellEnd"/>
+      <w:r>
+        <w:rPr>
+          <w:lang w:val="es-ES"/>
+        </w:rPr>
+        <w:t xml:space="preserve"> </w:t>
+      </w:r>
+      <w:proofErr w:type="spellStart"/>
+      <w:r>
+        <w:rPr>
+          <w:lang w:val="es-ES"/>
+        </w:rPr>
+        <w:t>codi</w:t>
+      </w:r>
+      <w:proofErr w:type="spellEnd"/>
+      <w:r>
+        <w:rPr>
+          <w:lang w:val="es-ES"/>
+        </w:rPr>
+        <w:t xml:space="preserve"> funciona </w:t>
+      </w:r>
+      <w:proofErr w:type="spellStart"/>
+      <w:r>
+        <w:rPr>
+          <w:lang w:val="es-ES"/>
+        </w:rPr>
+        <w:t>amb</w:t>
+      </w:r>
+      <w:proofErr w:type="spellEnd"/>
+      <w:r>
+        <w:rPr>
+          <w:lang w:val="es-ES"/>
+        </w:rPr>
+        <w:t xml:space="preserve"> la </w:t>
+      </w:r>
+      <w:proofErr w:type="spellStart"/>
+      <w:r>
+        <w:rPr>
+          <w:lang w:val="es-ES"/>
+        </w:rPr>
+        <w:t>configuració</w:t>
+      </w:r>
+      <w:proofErr w:type="spellEnd"/>
+      <w:r>
+        <w:rPr>
+          <w:lang w:val="es-ES"/>
+        </w:rPr>
+        <w:t xml:space="preserve"> prevista, </w:t>
+      </w:r>
+      <w:proofErr w:type="spellStart"/>
+      <w:r>
+        <w:rPr>
+          <w:lang w:val="es-ES"/>
+        </w:rPr>
+        <w:t>però</w:t>
+      </w:r>
+      <w:proofErr w:type="spellEnd"/>
+      <w:r>
+        <w:rPr>
+          <w:lang w:val="es-ES"/>
+        </w:rPr>
+        <w:t xml:space="preserve"> si un </w:t>
+      </w:r>
+      <w:proofErr w:type="spellStart"/>
+      <w:r>
+        <w:rPr>
+          <w:lang w:val="es-ES"/>
+        </w:rPr>
+        <w:t>ordinador</w:t>
+      </w:r>
+      <w:proofErr w:type="spellEnd"/>
+      <w:r>
+        <w:rPr>
+          <w:lang w:val="es-ES"/>
+        </w:rPr>
+        <w:t xml:space="preserve"> es </w:t>
+      </w:r>
+      <w:proofErr w:type="spellStart"/>
+      <w:r>
+        <w:rPr>
+          <w:lang w:val="es-ES"/>
+        </w:rPr>
+        <w:t>desconnecta</w:t>
+      </w:r>
+      <w:proofErr w:type="spellEnd"/>
+      <w:r>
+        <w:rPr>
+          <w:lang w:val="es-ES"/>
+        </w:rPr>
+        <w:t xml:space="preserve"> </w:t>
+      </w:r>
+      <w:proofErr w:type="gramStart"/>
+      <w:r>
+        <w:rPr>
+          <w:lang w:val="es-ES"/>
+        </w:rPr>
+        <w:t>per sorpresa</w:t>
+      </w:r>
+      <w:proofErr w:type="gramEnd"/>
+      <w:r>
+        <w:rPr>
+          <w:lang w:val="es-ES"/>
+        </w:rPr>
+        <w:t xml:space="preserve"> o si </w:t>
+      </w:r>
+      <w:proofErr w:type="spellStart"/>
+      <w:r>
+        <w:rPr>
+          <w:lang w:val="es-ES"/>
+        </w:rPr>
+        <w:t>volguéssim</w:t>
+      </w:r>
+      <w:proofErr w:type="spellEnd"/>
+      <w:r>
+        <w:rPr>
+          <w:lang w:val="es-ES"/>
+        </w:rPr>
+        <w:t xml:space="preserve"> </w:t>
+      </w:r>
+      <w:proofErr w:type="spellStart"/>
+      <w:r>
+        <w:rPr>
+          <w:lang w:val="es-ES"/>
+        </w:rPr>
+        <w:t>afegir-ne</w:t>
+      </w:r>
+      <w:proofErr w:type="spellEnd"/>
+      <w:r>
+        <w:rPr>
+          <w:lang w:val="es-ES"/>
+        </w:rPr>
+        <w:t xml:space="preserve"> un de </w:t>
+      </w:r>
+      <w:proofErr w:type="spellStart"/>
+      <w:r>
+        <w:rPr>
+          <w:lang w:val="es-ES"/>
+        </w:rPr>
+        <w:t>nou</w:t>
+      </w:r>
+      <w:proofErr w:type="spellEnd"/>
+      <w:r>
+        <w:rPr>
+          <w:lang w:val="es-ES"/>
+        </w:rPr>
+        <w:t xml:space="preserve"> </w:t>
+      </w:r>
+      <w:proofErr w:type="spellStart"/>
+      <w:r>
+        <w:rPr>
+          <w:lang w:val="es-ES"/>
+        </w:rPr>
+        <w:t>mentre</w:t>
+      </w:r>
+      <w:proofErr w:type="spellEnd"/>
+      <w:r>
+        <w:rPr>
+          <w:lang w:val="es-ES"/>
+        </w:rPr>
+        <w:t xml:space="preserve"> el programa ja </w:t>
+      </w:r>
+      <w:proofErr w:type="spellStart"/>
+      <w:r>
+        <w:rPr>
+          <w:lang w:val="es-ES"/>
+        </w:rPr>
+        <w:t>està</w:t>
+      </w:r>
+      <w:proofErr w:type="spellEnd"/>
+      <w:r>
+        <w:rPr>
+          <w:lang w:val="es-ES"/>
+        </w:rPr>
+        <w:t xml:space="preserve"> en </w:t>
+      </w:r>
+      <w:proofErr w:type="spellStart"/>
+      <w:r>
+        <w:rPr>
+          <w:lang w:val="es-ES"/>
+        </w:rPr>
+        <w:t>marxa</w:t>
+      </w:r>
+      <w:proofErr w:type="spellEnd"/>
+      <w:r>
+        <w:rPr>
+          <w:lang w:val="es-ES"/>
+        </w:rPr>
+        <w:t xml:space="preserve">, el sistema no </w:t>
+      </w:r>
+      <w:proofErr w:type="spellStart"/>
+      <w:r>
+        <w:rPr>
+          <w:lang w:val="es-ES"/>
+        </w:rPr>
+        <w:t>ho</w:t>
+      </w:r>
+      <w:proofErr w:type="spellEnd"/>
+      <w:r>
+        <w:rPr>
+          <w:lang w:val="es-ES"/>
+        </w:rPr>
+        <w:t xml:space="preserve"> </w:t>
+      </w:r>
+      <w:proofErr w:type="spellStart"/>
+      <w:r>
+        <w:rPr>
+          <w:lang w:val="es-ES"/>
+        </w:rPr>
+        <w:t>sabria</w:t>
+      </w:r>
+      <w:proofErr w:type="spellEnd"/>
+      <w:r>
+        <w:rPr>
+          <w:lang w:val="es-ES"/>
+        </w:rPr>
+        <w:t xml:space="preserve"> gestionar i es </w:t>
+      </w:r>
+      <w:proofErr w:type="spellStart"/>
+      <w:r>
+        <w:rPr>
+          <w:lang w:val="es-ES"/>
+        </w:rPr>
+        <w:t>quedaria</w:t>
+      </w:r>
+      <w:proofErr w:type="spellEnd"/>
+      <w:r>
+        <w:rPr>
+          <w:lang w:val="es-ES"/>
+        </w:rPr>
+        <w:t xml:space="preserve"> </w:t>
+      </w:r>
+      <w:proofErr w:type="spellStart"/>
+      <w:r>
+        <w:rPr>
+          <w:lang w:val="es-ES"/>
+        </w:rPr>
+        <w:t>penjat</w:t>
+      </w:r>
+      <w:proofErr w:type="spellEnd"/>
+      <w:r>
+        <w:rPr>
+          <w:lang w:val="es-ES"/>
+        </w:rPr>
+        <w:t xml:space="preserve">, cosa que </w:t>
+      </w:r>
+      <w:proofErr w:type="spellStart"/>
+      <w:r>
+        <w:rPr>
+          <w:lang w:val="es-ES"/>
+        </w:rPr>
+        <w:t>demostra</w:t>
+      </w:r>
+      <w:proofErr w:type="spellEnd"/>
+      <w:r>
+        <w:rPr>
+          <w:lang w:val="es-ES"/>
+        </w:rPr>
+        <w:t xml:space="preserve"> la </w:t>
+      </w:r>
+      <w:proofErr w:type="spellStart"/>
+      <w:r>
+        <w:rPr>
+          <w:lang w:val="es-ES"/>
+        </w:rPr>
+        <w:t>importància</w:t>
+      </w:r>
+      <w:proofErr w:type="spellEnd"/>
+      <w:r>
+        <w:rPr>
+          <w:lang w:val="es-ES"/>
+        </w:rPr>
+        <w:t xml:space="preserve"> que </w:t>
+      </w:r>
+      <w:proofErr w:type="spellStart"/>
+      <w:r>
+        <w:rPr>
+          <w:lang w:val="es-ES"/>
+        </w:rPr>
+        <w:t>tenen</w:t>
+      </w:r>
+      <w:proofErr w:type="spellEnd"/>
+      <w:r>
+        <w:rPr>
+          <w:lang w:val="es-ES"/>
+        </w:rPr>
+        <w:t xml:space="preserve"> </w:t>
+      </w:r>
+      <w:proofErr w:type="spellStart"/>
+      <w:r>
+        <w:rPr>
+          <w:lang w:val="es-ES"/>
+        </w:rPr>
+        <w:t>els</w:t>
+      </w:r>
+      <w:proofErr w:type="spellEnd"/>
+      <w:r>
+        <w:rPr>
+          <w:lang w:val="es-ES"/>
+        </w:rPr>
+        <w:t xml:space="preserve"> </w:t>
+      </w:r>
+      <w:proofErr w:type="spellStart"/>
+      <w:r>
+        <w:rPr>
+          <w:lang w:val="es-ES"/>
+        </w:rPr>
+        <w:t>mecanismes</w:t>
+      </w:r>
+      <w:proofErr w:type="spellEnd"/>
+      <w:r>
+        <w:rPr>
+          <w:lang w:val="es-ES"/>
+        </w:rPr>
+        <w:t xml:space="preserve"> de </w:t>
+      </w:r>
+      <w:proofErr w:type="spellStart"/>
+      <w:r>
+        <w:rPr>
+          <w:lang w:val="es-ES"/>
+        </w:rPr>
+        <w:t>recuperació</w:t>
       </w:r>
       <w:proofErr w:type="spellEnd"/>
       <w:r>
@@ -22165,175 +24030,20 @@
         <w:rPr>
           <w:lang w:val="es-ES"/>
         </w:rPr>
-        <w:t>rellotges</w:t>
-      </w:r>
-      <w:proofErr w:type="spellEnd"/>
-      <w:r>
-        <w:rPr>
-          <w:lang w:val="es-ES"/>
-        </w:rPr>
-        <w:t xml:space="preserve"> de Lamport.</w:t>
-      </w:r>
-    </w:p>
-    <w:p>
-      <w:pPr>
-        <w:rPr>
-          <w:lang w:val="es-ES"/>
-        </w:rPr>
-      </w:pPr>
-      <w:proofErr w:type="spellStart"/>
-      <w:r>
-        <w:rPr>
-          <w:lang w:val="es-ES"/>
-        </w:rPr>
-        <w:t>Evidència</w:t>
-      </w:r>
-      <w:proofErr w:type="spellEnd"/>
-      <w:r>
-        <w:rPr>
-          <w:lang w:val="es-ES"/>
-        </w:rPr>
-        <w:t xml:space="preserve"> </w:t>
-      </w:r>
-      <w:proofErr w:type="spellStart"/>
-      <w:r>
-        <w:rPr>
-          <w:lang w:val="es-ES"/>
-        </w:rPr>
-        <w:t>reproduïble</w:t>
-      </w:r>
-      <w:proofErr w:type="spellEnd"/>
-      <w:r>
-        <w:rPr>
-          <w:lang w:val="es-ES"/>
-        </w:rPr>
-        <w:t xml:space="preserve">: </w:t>
-      </w:r>
-      <w:proofErr w:type="spellStart"/>
-      <w:r>
-        <w:rPr>
-          <w:lang w:val="es-ES"/>
-        </w:rPr>
-        <w:t>main.c</w:t>
-      </w:r>
-      <w:proofErr w:type="spellEnd"/>
-      <w:r>
-        <w:rPr>
-          <w:lang w:val="es-ES"/>
-        </w:rPr>
-        <w:t xml:space="preserve">, </w:t>
-      </w:r>
-      <w:proofErr w:type="spellStart"/>
-      <w:r>
-        <w:rPr>
-          <w:lang w:val="es-ES"/>
-        </w:rPr>
-        <w:t>config.c</w:t>
-      </w:r>
-      <w:proofErr w:type="spellEnd"/>
-      <w:r>
-        <w:rPr>
-          <w:lang w:val="es-ES"/>
-        </w:rPr>
-        <w:t xml:space="preserve">, </w:t>
-      </w:r>
-      <w:proofErr w:type="spellStart"/>
-      <w:r>
-        <w:rPr>
-          <w:lang w:val="es-ES"/>
-        </w:rPr>
-        <w:t>xarxa.c</w:t>
-      </w:r>
-      <w:proofErr w:type="spellEnd"/>
-      <w:r>
-        <w:rPr>
-          <w:lang w:val="es-ES"/>
-        </w:rPr>
-        <w:t xml:space="preserve">, tests/integracio.py i </w:t>
-      </w:r>
-      <w:proofErr w:type="spellStart"/>
-      <w:r>
-        <w:rPr>
-          <w:lang w:val="es-ES"/>
-        </w:rPr>
-        <w:t>tests</w:t>
-      </w:r>
-      <w:proofErr w:type="spellEnd"/>
-      <w:r>
-        <w:rPr>
-          <w:lang w:val="es-ES"/>
-        </w:rPr>
-        <w:t xml:space="preserve">/peticions.py; traces de les </w:t>
-      </w:r>
-      <w:proofErr w:type="spellStart"/>
-      <w:r>
-        <w:rPr>
-          <w:lang w:val="es-ES"/>
-        </w:rPr>
-        <w:t>execucions</w:t>
-      </w:r>
-      <w:proofErr w:type="spellEnd"/>
-      <w:r>
-        <w:rPr>
-          <w:lang w:val="es-ES"/>
-        </w:rPr>
-        <w:t xml:space="preserve"> </w:t>
-      </w:r>
-      <w:proofErr w:type="spellStart"/>
-      <w:r>
-        <w:rPr>
-          <w:lang w:val="es-ES"/>
-        </w:rPr>
-        <w:t>solitari</w:t>
-      </w:r>
-      <w:proofErr w:type="spellEnd"/>
-      <w:r>
-        <w:rPr>
-          <w:lang w:val="es-ES"/>
-        </w:rPr>
-        <w:t xml:space="preserve">, </w:t>
-      </w:r>
-      <w:proofErr w:type="spellStart"/>
-      <w:r>
-        <w:rPr>
-          <w:lang w:val="es-ES"/>
-        </w:rPr>
-        <w:t>tres_escriptors</w:t>
-      </w:r>
-      <w:proofErr w:type="spellEnd"/>
-      <w:r>
-        <w:rPr>
-          <w:lang w:val="es-ES"/>
-        </w:rPr>
-        <w:t xml:space="preserve"> i </w:t>
-      </w:r>
-      <w:proofErr w:type="spellStart"/>
-      <w:r>
-        <w:rPr>
-          <w:lang w:val="es-ES"/>
-        </w:rPr>
-        <w:t>escriptors</w:t>
-      </w:r>
-      <w:proofErr w:type="spellEnd"/>
-      <w:r>
-        <w:rPr>
-          <w:lang w:val="es-ES"/>
-        </w:rPr>
-        <w:t xml:space="preserve"> del 28 de </w:t>
-      </w:r>
-      <w:proofErr w:type="spellStart"/>
-      <w:r>
-        <w:rPr>
-          <w:lang w:val="es-ES"/>
-        </w:rPr>
-        <w:t>setembre</w:t>
-      </w:r>
-      <w:proofErr w:type="spellEnd"/>
-      <w:r>
-        <w:rPr>
-          <w:lang w:val="es-ES"/>
-        </w:rPr>
-        <w:t xml:space="preserve"> de 2026.</w:t>
+        <w:t>tolerància</w:t>
+      </w:r>
+      <w:proofErr w:type="spellEnd"/>
+      <w:r>
+        <w:rPr>
+          <w:lang w:val="es-ES"/>
+        </w:rPr>
+        <w:t xml:space="preserve"> a fallades</w:t>
+      </w:r>
+      <w:r>
+        <w:rPr>
+          <w:lang w:val="es-ES"/>
+        </w:rPr>
+        <w:t>.</w:t>
       </w:r>
     </w:p>
     <w:sectPr>
@@ -22715,7 +24425,7 @@
   <w:abstractNum w:abstractNumId="10" w15:restartNumberingAfterBreak="0">
     <w:nsid w:val="376C79E5"/>
     <w:multiLevelType w:val="hybridMultilevel"/>
-    <w:tmpl w:val="B39CF1A0"/>
+    <w:tmpl w:val="6368E6AA"/>
     <w:lvl w:ilvl="0" w:tplc="0C0A0001">
       <w:start w:val="1"/>
       <w:numFmt w:val="bullet"/>
@@ -24156,7 +25866,6 @@
     <w:basedOn w:val="Normal"/>
     <w:next w:val="Normal"/>
     <w:uiPriority w:val="35"/>
-    <w:semiHidden/>
     <w:unhideWhenUsed/>
     <w:qFormat/>
     <w:rsid w:val="00FC693F"/>
